--- a/mapping/impix/s1/S1_시나리오정의서_IMPIX.docx
+++ b/mapping/impix/s1/S1_시나리오정의서_IMPIX.docx
@@ -559,11 +559,12 @@
       </w:tblPr>
       <w:tblGrid>
         <w:gridCol w:w="737"/>
-        <w:gridCol w:w="1587"/>
-        <w:gridCol w:w="4819"/>
+        <w:gridCol w:w="1474"/>
+        <w:gridCol w:w="4365"/>
         <w:gridCol w:w="850"/>
         <w:gridCol w:w="907"/>
-        <w:gridCol w:w="737"/>
+        <w:gridCol w:w="623"/>
+        <w:gridCol w:w="680"/>
       </w:tblGrid>
       <w:tr>
         <w:trPr>
@@ -588,7 +589,7 @@
         </w:tc>
         <w:tc>
           <w:tcPr>
-            <w:tcW w:type="dxa" w:w="1587"/>
+            <w:tcW w:type="dxa" w:w="1474"/>
             <w:shd w:val="clear" w:color="auto" w:fill="DCE6F2"/>
           </w:tcPr>
           <w:p>
@@ -605,7 +606,7 @@
         </w:tc>
         <w:tc>
           <w:tcPr>
-            <w:tcW w:type="dxa" w:w="4819"/>
+            <w:tcW w:type="dxa" w:w="4365"/>
             <w:shd w:val="clear" w:color="auto" w:fill="DCE6F2"/>
           </w:tcPr>
           <w:p>
@@ -656,7 +657,24 @@
         </w:tc>
         <w:tc>
           <w:tcPr>
-            <w:tcW w:type="dxa" w:w="737"/>
+            <w:tcW w:type="dxa" w:w="624"/>
+            <w:shd w:val="clear" w:color="auto" w:fill="DCE6F2"/>
+          </w:tcPr>
+          <w:p>
+            <w:r/>
+            <w:r>
+              <w:rPr>
+                <w:rFonts w:ascii="맑은 고딕" w:hAnsi="맑은 고딕" w:eastAsia="맑은 고딕" w:cs="맑은 고딕"/>
+                <w:b/>
+                <w:sz w:val="18"/>
+              </w:rPr>
+              <w:t>KPI</w:t>
+            </w:r>
+          </w:p>
+        </w:tc>
+        <w:tc>
+          <w:tcPr>
+            <w:tcW w:type="dxa" w:w="680"/>
             <w:shd w:val="clear" w:color="auto" w:fill="DCE6F2"/>
           </w:tcPr>
           <w:p>
@@ -690,7 +708,7 @@
         </w:tc>
         <w:tc>
           <w:tcPr>
-            <w:tcW w:type="dxa" w:w="1587"/>
+            <w:tcW w:type="dxa" w:w="1474"/>
           </w:tcPr>
           <w:p>
             <w:r/>
@@ -705,7 +723,7 @@
         </w:tc>
         <w:tc>
           <w:tcPr>
-            <w:tcW w:type="dxa" w:w="4819"/>
+            <w:tcW w:type="dxa" w:w="4365"/>
           </w:tcPr>
           <w:p>
             <w:r/>
@@ -750,7 +768,22 @@
         </w:tc>
         <w:tc>
           <w:tcPr>
-            <w:tcW w:type="dxa" w:w="737"/>
+            <w:tcW w:type="dxa" w:w="624"/>
+          </w:tcPr>
+          <w:p>
+            <w:r/>
+            <w:r>
+              <w:rPr>
+                <w:rFonts w:ascii="맑은 고딕" w:hAnsi="맑은 고딕" w:eastAsia="맑은 고딕" w:cs="맑은 고딕"/>
+                <w:sz w:val="18"/>
+              </w:rPr>
+              <w:t>0</w:t>
+            </w:r>
+          </w:p>
+        </w:tc>
+        <w:tc>
+          <w:tcPr>
+            <w:tcW w:type="dxa" w:w="680"/>
           </w:tcPr>
           <w:p>
             <w:r/>
@@ -782,7 +815,7 @@
         </w:tc>
         <w:tc>
           <w:tcPr>
-            <w:tcW w:type="dxa" w:w="1587"/>
+            <w:tcW w:type="dxa" w:w="1474"/>
           </w:tcPr>
           <w:p>
             <w:r/>
@@ -797,7 +830,7 @@
         </w:tc>
         <w:tc>
           <w:tcPr>
-            <w:tcW w:type="dxa" w:w="4819"/>
+            <w:tcW w:type="dxa" w:w="4365"/>
           </w:tcPr>
           <w:p>
             <w:r/>
@@ -842,7 +875,22 @@
         </w:tc>
         <w:tc>
           <w:tcPr>
-            <w:tcW w:type="dxa" w:w="737"/>
+            <w:tcW w:type="dxa" w:w="624"/>
+          </w:tcPr>
+          <w:p>
+            <w:r/>
+            <w:r>
+              <w:rPr>
+                <w:rFonts w:ascii="맑은 고딕" w:hAnsi="맑은 고딕" w:eastAsia="맑은 고딕" w:cs="맑은 고딕"/>
+                <w:sz w:val="18"/>
+              </w:rPr>
+              <w:t>5</w:t>
+            </w:r>
+          </w:p>
+        </w:tc>
+        <w:tc>
+          <w:tcPr>
+            <w:tcW w:type="dxa" w:w="680"/>
           </w:tcPr>
           <w:p>
             <w:r/>
@@ -874,7 +922,7 @@
         </w:tc>
         <w:tc>
           <w:tcPr>
-            <w:tcW w:type="dxa" w:w="1587"/>
+            <w:tcW w:type="dxa" w:w="1474"/>
           </w:tcPr>
           <w:p>
             <w:r/>
@@ -889,7 +937,7 @@
         </w:tc>
         <w:tc>
           <w:tcPr>
-            <w:tcW w:type="dxa" w:w="4819"/>
+            <w:tcW w:type="dxa" w:w="4365"/>
           </w:tcPr>
           <w:p>
             <w:r/>
@@ -934,7 +982,22 @@
         </w:tc>
         <w:tc>
           <w:tcPr>
-            <w:tcW w:type="dxa" w:w="737"/>
+            <w:tcW w:type="dxa" w:w="624"/>
+          </w:tcPr>
+          <w:p>
+            <w:r/>
+            <w:r>
+              <w:rPr>
+                <w:rFonts w:ascii="맑은 고딕" w:hAnsi="맑은 고딕" w:eastAsia="맑은 고딕" w:cs="맑은 고딕"/>
+                <w:sz w:val="18"/>
+              </w:rPr>
+              <w:t>0</w:t>
+            </w:r>
+          </w:p>
+        </w:tc>
+        <w:tc>
+          <w:tcPr>
+            <w:tcW w:type="dxa" w:w="680"/>
           </w:tcPr>
           <w:p>
             <w:r/>
@@ -966,7 +1029,7 @@
         </w:tc>
         <w:tc>
           <w:tcPr>
-            <w:tcW w:type="dxa" w:w="1587"/>
+            <w:tcW w:type="dxa" w:w="1474"/>
           </w:tcPr>
           <w:p>
             <w:r/>
@@ -981,7 +1044,7 @@
         </w:tc>
         <w:tc>
           <w:tcPr>
-            <w:tcW w:type="dxa" w:w="4819"/>
+            <w:tcW w:type="dxa" w:w="4365"/>
           </w:tcPr>
           <w:p>
             <w:r/>
@@ -1020,13 +1083,28 @@
                 <w:rFonts w:ascii="맑은 고딕" w:hAnsi="맑은 고딕" w:eastAsia="맑은 고딕" w:cs="맑은 고딕"/>
                 <w:sz w:val="18"/>
               </w:rPr>
-              <w:t>4</w:t>
-            </w:r>
-          </w:p>
-        </w:tc>
-        <w:tc>
-          <w:tcPr>
-            <w:tcW w:type="dxa" w:w="737"/>
+              <w:t>5</w:t>
+            </w:r>
+          </w:p>
+        </w:tc>
+        <w:tc>
+          <w:tcPr>
+            <w:tcW w:type="dxa" w:w="624"/>
+          </w:tcPr>
+          <w:p>
+            <w:r/>
+            <w:r>
+              <w:rPr>
+                <w:rFonts w:ascii="맑은 고딕" w:hAnsi="맑은 고딕" w:eastAsia="맑은 고딕" w:cs="맑은 고딕"/>
+                <w:sz w:val="18"/>
+              </w:rPr>
+              <w:t>8</w:t>
+            </w:r>
+          </w:p>
+        </w:tc>
+        <w:tc>
+          <w:tcPr>
+            <w:tcW w:type="dxa" w:w="680"/>
           </w:tcPr>
           <w:p>
             <w:r/>
@@ -1058,7 +1136,7 @@
         </w:tc>
         <w:tc>
           <w:tcPr>
-            <w:tcW w:type="dxa" w:w="1587"/>
+            <w:tcW w:type="dxa" w:w="1474"/>
           </w:tcPr>
           <w:p>
             <w:r/>
@@ -1073,7 +1151,7 @@
         </w:tc>
         <w:tc>
           <w:tcPr>
-            <w:tcW w:type="dxa" w:w="4819"/>
+            <w:tcW w:type="dxa" w:w="4365"/>
           </w:tcPr>
           <w:p>
             <w:r/>
@@ -1118,7 +1196,22 @@
         </w:tc>
         <w:tc>
           <w:tcPr>
-            <w:tcW w:type="dxa" w:w="737"/>
+            <w:tcW w:type="dxa" w:w="624"/>
+          </w:tcPr>
+          <w:p>
+            <w:r/>
+            <w:r>
+              <w:rPr>
+                <w:rFonts w:ascii="맑은 고딕" w:hAnsi="맑은 고딕" w:eastAsia="맑은 고딕" w:cs="맑은 고딕"/>
+                <w:sz w:val="18"/>
+              </w:rPr>
+              <w:t>4</w:t>
+            </w:r>
+          </w:p>
+        </w:tc>
+        <w:tc>
+          <w:tcPr>
+            <w:tcW w:type="dxa" w:w="680"/>
           </w:tcPr>
           <w:p>
             <w:r/>
@@ -1150,7 +1243,7 @@
         </w:tc>
         <w:tc>
           <w:tcPr>
-            <w:tcW w:type="dxa" w:w="1587"/>
+            <w:tcW w:type="dxa" w:w="1474"/>
           </w:tcPr>
           <w:p>
             <w:r/>
@@ -1165,7 +1258,7 @@
         </w:tc>
         <w:tc>
           <w:tcPr>
-            <w:tcW w:type="dxa" w:w="4819"/>
+            <w:tcW w:type="dxa" w:w="4365"/>
           </w:tcPr>
           <w:p>
             <w:r/>
@@ -1210,7 +1303,22 @@
         </w:tc>
         <w:tc>
           <w:tcPr>
-            <w:tcW w:type="dxa" w:w="737"/>
+            <w:tcW w:type="dxa" w:w="624"/>
+          </w:tcPr>
+          <w:p>
+            <w:r/>
+            <w:r>
+              <w:rPr>
+                <w:rFonts w:ascii="맑은 고딕" w:hAnsi="맑은 고딕" w:eastAsia="맑은 고딕" w:cs="맑은 고딕"/>
+                <w:sz w:val="18"/>
+              </w:rPr>
+              <w:t>8</w:t>
+            </w:r>
+          </w:p>
+        </w:tc>
+        <w:tc>
+          <w:tcPr>
+            <w:tcW w:type="dxa" w:w="680"/>
           </w:tcPr>
           <w:p>
             <w:r/>
@@ -1242,7 +1350,7 @@
         </w:tc>
         <w:tc>
           <w:tcPr>
-            <w:tcW w:type="dxa" w:w="1587"/>
+            <w:tcW w:type="dxa" w:w="1474"/>
           </w:tcPr>
           <w:p>
             <w:r/>
@@ -1257,7 +1365,7 @@
         </w:tc>
         <w:tc>
           <w:tcPr>
-            <w:tcW w:type="dxa" w:w="4819"/>
+            <w:tcW w:type="dxa" w:w="4365"/>
           </w:tcPr>
           <w:p>
             <w:r/>
@@ -1302,7 +1410,22 @@
         </w:tc>
         <w:tc>
           <w:tcPr>
-            <w:tcW w:type="dxa" w:w="737"/>
+            <w:tcW w:type="dxa" w:w="624"/>
+          </w:tcPr>
+          <w:p>
+            <w:r/>
+            <w:r>
+              <w:rPr>
+                <w:rFonts w:ascii="맑은 고딕" w:hAnsi="맑은 고딕" w:eastAsia="맑은 고딕" w:cs="맑은 고딕"/>
+                <w:sz w:val="18"/>
+              </w:rPr>
+              <w:t>12</w:t>
+            </w:r>
+          </w:p>
+        </w:tc>
+        <w:tc>
+          <w:tcPr>
+            <w:tcW w:type="dxa" w:w="680"/>
           </w:tcPr>
           <w:p>
             <w:r/>
@@ -1318,6 +1441,16 @@
       </w:tr>
     </w:tbl>
     <w:p/>
+    <w:p>
+      <w:r>
+        <w:rPr>
+          <w:rFonts w:ascii="맑은 고딕" w:hAnsi="맑은 고딕" w:eastAsia="맑은 고딕" w:cs="맑은 고딕"/>
+          <w:b w:val="0"/>
+          <w:sz w:val="20"/>
+        </w:rPr>
+        <w:t>KPI는 KPI 정의서(S1_KPI정의서_IMPIX.xlsx, 34종)의 시나리오 연결을 따른다. 한 KPI가 두 시나리오에 걸칠 수 있다(예: 생산계획준수율은 SC02·SC07). 수치 기준 일시 2026-10-20 17:00.</w:t>
+      </w:r>
+    </w:p>
     <w:p>
       <w:pPr>
         <w:pStyle w:val="Heading1"/>
@@ -1407,7 +1540,7 @@
           <w:color w:val="1F3A5F"/>
           <w:sz w:val="24"/>
         </w:rPr>
-        <w:t>범위와 KPI</w:t>
+        <w:t>범위와 관리지표</w:t>
       </w:r>
     </w:p>
     <w:tbl>
@@ -1506,7 +1639,39 @@
                 <w:rFonts w:ascii="맑은 고딕" w:hAnsi="맑은 고딕" w:eastAsia="맑은 고딕" w:cs="맑은 고딕"/>
                 <w:sz w:val="18"/>
               </w:rPr>
-              <w:t>KPI</w:t>
+              <w:t>KPI(정의서)</w:t>
+            </w:r>
+          </w:p>
+        </w:tc>
+        <w:tc>
+          <w:tcPr>
+            <w:tcW w:type="dxa" w:w="7937"/>
+          </w:tcPr>
+          <w:p>
+            <w:r/>
+            <w:r>
+              <w:rPr>
+                <w:rFonts w:ascii="맑은 고딕" w:hAnsi="맑은 고딕" w:eastAsia="맑은 고딕" w:cs="맑은 고딕"/>
+                <w:sz w:val="18"/>
+              </w:rPr>
+              <w:t>없음(기준정보·데이터 품질 시나리오)</w:t>
+            </w:r>
+          </w:p>
+        </w:tc>
+      </w:tr>
+      <w:tr>
+        <w:tc>
+          <w:tcPr>
+            <w:tcW w:type="dxa" w:w="1701"/>
+          </w:tcPr>
+          <w:p>
+            <w:r/>
+            <w:r>
+              <w:rPr>
+                <w:rFonts w:ascii="맑은 고딕" w:hAnsi="맑은 고딕" w:eastAsia="맑은 고딕" w:cs="맑은 고딕"/>
+                <w:sz w:val="18"/>
+              </w:rPr>
+              <w:t>보조 관리지표</w:t>
             </w:r>
           </w:p>
         </w:tc>
@@ -5202,7 +5367,7 @@
           <w:color w:val="1F3A5F"/>
           <w:sz w:val="24"/>
         </w:rPr>
-        <w:t>범위와 KPI</w:t>
+        <w:t>범위와 관리지표</w:t>
       </w:r>
     </w:p>
     <w:tbl>
@@ -5301,7 +5466,7 @@
                 <w:rFonts w:ascii="맑은 고딕" w:hAnsi="맑은 고딕" w:eastAsia="맑은 고딕" w:cs="맑은 고딕"/>
                 <w:sz w:val="18"/>
               </w:rPr>
-              <w:t>KPI</w:t>
+              <w:t>KPI(정의서)</w:t>
             </w:r>
           </w:p>
         </w:tc>
@@ -5316,13 +5481,654 @@
                 <w:rFonts w:ascii="맑은 고딕" w:hAnsi="맑은 고딕" w:eastAsia="맑은 고딕" w:cs="맑은 고딕"/>
                 <w:sz w:val="18"/>
               </w:rPr>
-              <w:t>오더 달성률, 공정 리드타임, 납기 준수율, 공정 대기시간</w:t>
+              <w:t>PR01 공정별 일/월 생산실적, PR02 재공재고(WIP), PR03 양품율(공정·직행률), SC03 생산계획준수율, SC05 제조 리드타임</w:t>
+            </w:r>
+          </w:p>
+        </w:tc>
+      </w:tr>
+      <w:tr>
+        <w:tc>
+          <w:tcPr>
+            <w:tcW w:type="dxa" w:w="1701"/>
+          </w:tcPr>
+          <w:p>
+            <w:r/>
+            <w:r>
+              <w:rPr>
+                <w:rFonts w:ascii="맑은 고딕" w:hAnsi="맑은 고딕" w:eastAsia="맑은 고딕" w:cs="맑은 고딕"/>
+                <w:sz w:val="18"/>
+              </w:rPr>
+              <w:t>보조 관리지표</w:t>
+            </w:r>
+          </w:p>
+        </w:tc>
+        <w:tc>
+          <w:tcPr>
+            <w:tcW w:type="dxa" w:w="7937"/>
+          </w:tcPr>
+          <w:p>
+            <w:r/>
+            <w:r>
+              <w:rPr>
+                <w:rFonts w:ascii="맑은 고딕" w:hAnsi="맑은 고딕" w:eastAsia="맑은 고딕" w:cs="맑은 고딕"/>
+                <w:sz w:val="18"/>
+              </w:rPr>
+              <w:t>오더 달성률, 공정 대기시간</w:t>
             </w:r>
           </w:p>
         </w:tc>
       </w:tr>
     </w:tbl>
     <w:p/>
+    <w:p>
+      <w:pPr>
+        <w:pStyle w:val="Heading2"/>
+      </w:pPr>
+      <w:r>
+        <w:rPr>
+          <w:rFonts w:ascii="맑은 고딕" w:hAnsi="맑은 고딕" w:eastAsia="맑은 고딕" w:cs="맑은 고딕"/>
+          <w:b/>
+          <w:color w:val="1F3A5F"/>
+          <w:sz w:val="24"/>
+        </w:rPr>
+        <w:t>관련 KPI(5종)</w:t>
+      </w:r>
+    </w:p>
+    <w:tbl>
+      <w:tblPr>
+        <w:tblStyle w:val="TableGrid"/>
+        <w:tblW w:type="auto" w:w="0"/>
+        <w:jc w:val="center"/>
+        <w:tblLayout w:type="fixed"/>
+        <w:tblLook w:firstColumn="1" w:firstRow="1" w:lastColumn="0" w:lastRow="0" w:noHBand="0" w:noVBand="1" w:val="04A0"/>
+        <w:tblLayout w:type="fixed"/>
+      </w:tblPr>
+      <w:tblGrid>
+        <w:gridCol w:w="907"/>
+        <w:gridCol w:w="1927"/>
+        <w:gridCol w:w="3685"/>
+        <w:gridCol w:w="737"/>
+        <w:gridCol w:w="1162"/>
+        <w:gridCol w:w="1162"/>
+      </w:tblGrid>
+      <w:tr>
+        <w:trPr>
+          <w:tblHeader w:val="true"/>
+        </w:trPr>
+        <w:tc>
+          <w:tcPr>
+            <w:tcW w:type="dxa" w:w="907"/>
+            <w:shd w:val="clear" w:color="auto" w:fill="DCE6F2"/>
+          </w:tcPr>
+          <w:p>
+            <w:r/>
+            <w:r>
+              <w:rPr>
+                <w:rFonts w:ascii="맑은 고딕" w:hAnsi="맑은 고딕" w:eastAsia="맑은 고딕" w:cs="맑은 고딕"/>
+                <w:b/>
+                <w:sz w:val="18"/>
+              </w:rPr>
+              <w:t>ID</w:t>
+            </w:r>
+          </w:p>
+        </w:tc>
+        <w:tc>
+          <w:tcPr>
+            <w:tcW w:type="dxa" w:w="1928"/>
+            <w:shd w:val="clear" w:color="auto" w:fill="DCE6F2"/>
+          </w:tcPr>
+          <w:p>
+            <w:r/>
+            <w:r>
+              <w:rPr>
+                <w:rFonts w:ascii="맑은 고딕" w:hAnsi="맑은 고딕" w:eastAsia="맑은 고딕" w:cs="맑은 고딕"/>
+                <w:b/>
+                <w:sz w:val="18"/>
+              </w:rPr>
+              <w:t>KPI</w:t>
+            </w:r>
+          </w:p>
+        </w:tc>
+        <w:tc>
+          <w:tcPr>
+            <w:tcW w:type="dxa" w:w="3685"/>
+            <w:shd w:val="clear" w:color="auto" w:fill="DCE6F2"/>
+          </w:tcPr>
+          <w:p>
+            <w:r/>
+            <w:r>
+              <w:rPr>
+                <w:rFonts w:ascii="맑은 고딕" w:hAnsi="맑은 고딕" w:eastAsia="맑은 고딕" w:cs="맑은 고딕"/>
+                <w:b/>
+                <w:sz w:val="18"/>
+              </w:rPr>
+              <w:t>산식</w:t>
+            </w:r>
+          </w:p>
+        </w:tc>
+        <w:tc>
+          <w:tcPr>
+            <w:tcW w:type="dxa" w:w="737"/>
+            <w:shd w:val="clear" w:color="auto" w:fill="DCE6F2"/>
+          </w:tcPr>
+          <w:p>
+            <w:r/>
+            <w:r>
+              <w:rPr>
+                <w:rFonts w:ascii="맑은 고딕" w:hAnsi="맑은 고딕" w:eastAsia="맑은 고딕" w:cs="맑은 고딕"/>
+                <w:b/>
+                <w:sz w:val="18"/>
+              </w:rPr>
+              <w:t>단위</w:t>
+            </w:r>
+          </w:p>
+        </w:tc>
+        <w:tc>
+          <w:tcPr>
+            <w:tcW w:type="dxa" w:w="1162"/>
+            <w:shd w:val="clear" w:color="auto" w:fill="DCE6F2"/>
+          </w:tcPr>
+          <w:p>
+            <w:r/>
+            <w:r>
+              <w:rPr>
+                <w:rFonts w:ascii="맑은 고딕" w:hAnsi="맑은 고딕" w:eastAsia="맑은 고딕" w:cs="맑은 고딕"/>
+                <w:b/>
+                <w:sz w:val="18"/>
+              </w:rPr>
+              <w:t>2026-09</w:t>
+            </w:r>
+          </w:p>
+        </w:tc>
+        <w:tc>
+          <w:tcPr>
+            <w:tcW w:type="dxa" w:w="1162"/>
+            <w:shd w:val="clear" w:color="auto" w:fill="DCE6F2"/>
+          </w:tcPr>
+          <w:p>
+            <w:r/>
+            <w:r>
+              <w:rPr>
+                <w:rFonts w:ascii="맑은 고딕" w:hAnsi="맑은 고딕" w:eastAsia="맑은 고딕" w:cs="맑은 고딕"/>
+                <w:b/>
+                <w:sz w:val="18"/>
+              </w:rPr>
+              <w:t>2026-10</w:t>
+            </w:r>
+          </w:p>
+        </w:tc>
+      </w:tr>
+      <w:tr>
+        <w:tc>
+          <w:tcPr>
+            <w:tcW w:type="dxa" w:w="907"/>
+          </w:tcPr>
+          <w:p>
+            <w:r/>
+            <w:r>
+              <w:rPr>
+                <w:rFonts w:ascii="맑은 고딕" w:hAnsi="맑은 고딕" w:eastAsia="맑은 고딕" w:cs="맑은 고딕"/>
+                <w:sz w:val="18"/>
+              </w:rPr>
+              <w:t>PR01</w:t>
+            </w:r>
+          </w:p>
+        </w:tc>
+        <w:tc>
+          <w:tcPr>
+            <w:tcW w:type="dxa" w:w="1928"/>
+          </w:tcPr>
+          <w:p>
+            <w:r/>
+            <w:r>
+              <w:rPr>
+                <w:rFonts w:ascii="맑은 고딕" w:hAnsi="맑은 고딕" w:eastAsia="맑은 고딕" w:cs="맑은 고딕"/>
+                <w:sz w:val="18"/>
+              </w:rPr>
+              <w:t>공정별 일/월 생산실적</w:t>
+            </w:r>
+          </w:p>
+        </w:tc>
+        <w:tc>
+          <w:tcPr>
+            <w:tcW w:type="dxa" w:w="3685"/>
+          </w:tcPr>
+          <w:p>
+            <w:r/>
+            <w:r>
+              <w:rPr>
+                <w:rFonts w:ascii="맑은 고딕" w:hAnsi="맑은 고딕" w:eastAsia="맑은 고딕" w:cs="맑은 고딕"/>
+                <w:sz w:val="18"/>
+              </w:rPr>
+              <w:t>Σ 완공 양품수량(공정, 기간)</w:t>
+            </w:r>
+          </w:p>
+        </w:tc>
+        <w:tc>
+          <w:tcPr>
+            <w:tcW w:type="dxa" w:w="737"/>
+          </w:tcPr>
+          <w:p>
+            <w:r/>
+            <w:r>
+              <w:rPr>
+                <w:rFonts w:ascii="맑은 고딕" w:hAnsi="맑은 고딕" w:eastAsia="맑은 고딕" w:cs="맑은 고딕"/>
+                <w:sz w:val="18"/>
+              </w:rPr>
+              <w:t>EA</w:t>
+            </w:r>
+          </w:p>
+        </w:tc>
+        <w:tc>
+          <w:tcPr>
+            <w:tcW w:type="dxa" w:w="1162"/>
+          </w:tcPr>
+          <w:p>
+            <w:r/>
+            <w:r>
+              <w:rPr>
+                <w:rFonts w:ascii="맑은 고딕" w:hAnsi="맑은 고딕" w:eastAsia="맑은 고딕" w:cs="맑은 고딕"/>
+                <w:sz w:val="18"/>
+              </w:rPr>
+              <w:t>5,046</w:t>
+            </w:r>
+          </w:p>
+        </w:tc>
+        <w:tc>
+          <w:tcPr>
+            <w:tcW w:type="dxa" w:w="1162"/>
+          </w:tcPr>
+          <w:p>
+            <w:r/>
+            <w:r>
+              <w:rPr>
+                <w:rFonts w:ascii="맑은 고딕" w:hAnsi="맑은 고딕" w:eastAsia="맑은 고딕" w:cs="맑은 고딕"/>
+                <w:sz w:val="18"/>
+              </w:rPr>
+              <w:t>8,740</w:t>
+            </w:r>
+          </w:p>
+        </w:tc>
+      </w:tr>
+      <w:tr>
+        <w:tc>
+          <w:tcPr>
+            <w:tcW w:type="dxa" w:w="907"/>
+          </w:tcPr>
+          <w:p>
+            <w:r/>
+            <w:r>
+              <w:rPr>
+                <w:rFonts w:ascii="맑은 고딕" w:hAnsi="맑은 고딕" w:eastAsia="맑은 고딕" w:cs="맑은 고딕"/>
+                <w:sz w:val="18"/>
+              </w:rPr>
+              <w:t>PR02</w:t>
+            </w:r>
+          </w:p>
+        </w:tc>
+        <w:tc>
+          <w:tcPr>
+            <w:tcW w:type="dxa" w:w="1928"/>
+          </w:tcPr>
+          <w:p>
+            <w:r/>
+            <w:r>
+              <w:rPr>
+                <w:rFonts w:ascii="맑은 고딕" w:hAnsi="맑은 고딕" w:eastAsia="맑은 고딕" w:cs="맑은 고딕"/>
+                <w:sz w:val="18"/>
+              </w:rPr>
+              <w:t>재공재고(WIP)</w:t>
+            </w:r>
+          </w:p>
+        </w:tc>
+        <w:tc>
+          <w:tcPr>
+            <w:tcW w:type="dxa" w:w="3685"/>
+          </w:tcPr>
+          <w:p>
+            <w:r/>
+            <w:r>
+              <w:rPr>
+                <w:rFonts w:ascii="맑은 고딕" w:hAnsi="맑은 고딕" w:eastAsia="맑은 고딕" w:cs="맑은 고딕"/>
+                <w:sz w:val="18"/>
+              </w:rPr>
+              <w:t>Σ LOT 현재수량(상태 W·R·H) · 금액 = 수량 × 품목 표준원가</w:t>
+            </w:r>
+          </w:p>
+        </w:tc>
+        <w:tc>
+          <w:tcPr>
+            <w:tcW w:type="dxa" w:w="737"/>
+          </w:tcPr>
+          <w:p>
+            <w:r/>
+            <w:r>
+              <w:rPr>
+                <w:rFonts w:ascii="맑은 고딕" w:hAnsi="맑은 고딕" w:eastAsia="맑은 고딕" w:cs="맑은 고딕"/>
+                <w:sz w:val="18"/>
+              </w:rPr>
+              <w:t>EA</w:t>
+            </w:r>
+          </w:p>
+        </w:tc>
+        <w:tc>
+          <w:tcPr>
+            <w:tcW w:type="dxa" w:w="1162"/>
+          </w:tcPr>
+          <w:p>
+            <w:r/>
+            <w:r>
+              <w:rPr>
+                <w:rFonts w:ascii="맑은 고딕" w:hAnsi="맑은 고딕" w:eastAsia="맑은 고딕" w:cs="맑은 고딕"/>
+                <w:sz w:val="18"/>
+              </w:rPr>
+            </w:r>
+          </w:p>
+        </w:tc>
+        <w:tc>
+          <w:tcPr>
+            <w:tcW w:type="dxa" w:w="1162"/>
+          </w:tcPr>
+          <w:p>
+            <w:r/>
+            <w:r>
+              <w:rPr>
+                <w:rFonts w:ascii="맑은 고딕" w:hAnsi="맑은 고딕" w:eastAsia="맑은 고딕" w:cs="맑은 고딕"/>
+                <w:sz w:val="18"/>
+              </w:rPr>
+              <w:t>1,086</w:t>
+            </w:r>
+          </w:p>
+        </w:tc>
+      </w:tr>
+      <w:tr>
+        <w:tc>
+          <w:tcPr>
+            <w:tcW w:type="dxa" w:w="907"/>
+          </w:tcPr>
+          <w:p>
+            <w:r/>
+            <w:r>
+              <w:rPr>
+                <w:rFonts w:ascii="맑은 고딕" w:hAnsi="맑은 고딕" w:eastAsia="맑은 고딕" w:cs="맑은 고딕"/>
+                <w:sz w:val="18"/>
+              </w:rPr>
+              <w:t>PR03</w:t>
+            </w:r>
+          </w:p>
+        </w:tc>
+        <w:tc>
+          <w:tcPr>
+            <w:tcW w:type="dxa" w:w="1928"/>
+          </w:tcPr>
+          <w:p>
+            <w:r/>
+            <w:r>
+              <w:rPr>
+                <w:rFonts w:ascii="맑은 고딕" w:hAnsi="맑은 고딕" w:eastAsia="맑은 고딕" w:cs="맑은 고딕"/>
+                <w:sz w:val="18"/>
+              </w:rPr>
+              <w:t>양품율(공정·직행률)</w:t>
+            </w:r>
+          </w:p>
+        </w:tc>
+        <w:tc>
+          <w:tcPr>
+            <w:tcW w:type="dxa" w:w="3685"/>
+          </w:tcPr>
+          <w:p>
+            <w:r/>
+            <w:r>
+              <w:rPr>
+                <w:rFonts w:ascii="맑은 고딕" w:hAnsi="맑은 고딕" w:eastAsia="맑은 고딕" w:cs="맑은 고딕"/>
+                <w:sz w:val="18"/>
+              </w:rPr>
+              <w:t>Σ 양품 / Σ(양품+불량) × 100, FPY = Π 공정 양품율</w:t>
+            </w:r>
+          </w:p>
+        </w:tc>
+        <w:tc>
+          <w:tcPr>
+            <w:tcW w:type="dxa" w:w="737"/>
+          </w:tcPr>
+          <w:p>
+            <w:r/>
+            <w:r>
+              <w:rPr>
+                <w:rFonts w:ascii="맑은 고딕" w:hAnsi="맑은 고딕" w:eastAsia="맑은 고딕" w:cs="맑은 고딕"/>
+                <w:sz w:val="18"/>
+              </w:rPr>
+              <w:t>%</w:t>
+            </w:r>
+          </w:p>
+        </w:tc>
+        <w:tc>
+          <w:tcPr>
+            <w:tcW w:type="dxa" w:w="1162"/>
+          </w:tcPr>
+          <w:p>
+            <w:r/>
+            <w:r>
+              <w:rPr>
+                <w:rFonts w:ascii="맑은 고딕" w:hAnsi="맑은 고딕" w:eastAsia="맑은 고딕" w:cs="맑은 고딕"/>
+                <w:sz w:val="18"/>
+              </w:rPr>
+              <w:t>96.96</w:t>
+            </w:r>
+          </w:p>
+        </w:tc>
+        <w:tc>
+          <w:tcPr>
+            <w:tcW w:type="dxa" w:w="1162"/>
+          </w:tcPr>
+          <w:p>
+            <w:r/>
+            <w:r>
+              <w:rPr>
+                <w:rFonts w:ascii="맑은 고딕" w:hAnsi="맑은 고딕" w:eastAsia="맑은 고딕" w:cs="맑은 고딕"/>
+                <w:sz w:val="18"/>
+              </w:rPr>
+              <w:t>96.32</w:t>
+            </w:r>
+          </w:p>
+        </w:tc>
+      </w:tr>
+      <w:tr>
+        <w:tc>
+          <w:tcPr>
+            <w:tcW w:type="dxa" w:w="907"/>
+          </w:tcPr>
+          <w:p>
+            <w:r/>
+            <w:r>
+              <w:rPr>
+                <w:rFonts w:ascii="맑은 고딕" w:hAnsi="맑은 고딕" w:eastAsia="맑은 고딕" w:cs="맑은 고딕"/>
+                <w:sz w:val="18"/>
+              </w:rPr>
+              <w:t>SC03</w:t>
+            </w:r>
+          </w:p>
+        </w:tc>
+        <w:tc>
+          <w:tcPr>
+            <w:tcW w:type="dxa" w:w="1928"/>
+          </w:tcPr>
+          <w:p>
+            <w:r/>
+            <w:r>
+              <w:rPr>
+                <w:rFonts w:ascii="맑은 고딕" w:hAnsi="맑은 고딕" w:eastAsia="맑은 고딕" w:cs="맑은 고딕"/>
+                <w:sz w:val="18"/>
+              </w:rPr>
+              <w:t>생산계획준수율</w:t>
+            </w:r>
+          </w:p>
+        </w:tc>
+        <w:tc>
+          <w:tcPr>
+            <w:tcW w:type="dxa" w:w="3685"/>
+          </w:tcPr>
+          <w:p>
+            <w:r/>
+            <w:r>
+              <w:rPr>
+                <w:rFonts w:ascii="맑은 고딕" w:hAnsi="맑은 고딕" w:eastAsia="맑은 고딕" w:cs="맑은 고딕"/>
+                <w:sz w:val="18"/>
+              </w:rPr>
+              <w:t>Σ min(일 생산입고, 일 계획) / Σ 일 계획 × 100</w:t>
+            </w:r>
+          </w:p>
+        </w:tc>
+        <w:tc>
+          <w:tcPr>
+            <w:tcW w:type="dxa" w:w="737"/>
+          </w:tcPr>
+          <w:p>
+            <w:r/>
+            <w:r>
+              <w:rPr>
+                <w:rFonts w:ascii="맑은 고딕" w:hAnsi="맑은 고딕" w:eastAsia="맑은 고딕" w:cs="맑은 고딕"/>
+                <w:sz w:val="18"/>
+              </w:rPr>
+              <w:t>%</w:t>
+            </w:r>
+          </w:p>
+        </w:tc>
+        <w:tc>
+          <w:tcPr>
+            <w:tcW w:type="dxa" w:w="1162"/>
+          </w:tcPr>
+          <w:p>
+            <w:r/>
+            <w:r>
+              <w:rPr>
+                <w:rFonts w:ascii="맑은 고딕" w:hAnsi="맑은 고딕" w:eastAsia="맑은 고딕" w:cs="맑은 고딕"/>
+                <w:sz w:val="18"/>
+              </w:rPr>
+              <w:t>94.51</w:t>
+            </w:r>
+          </w:p>
+        </w:tc>
+        <w:tc>
+          <w:tcPr>
+            <w:tcW w:type="dxa" w:w="1162"/>
+          </w:tcPr>
+          <w:p>
+            <w:r/>
+            <w:r>
+              <w:rPr>
+                <w:rFonts w:ascii="맑은 고딕" w:hAnsi="맑은 고딕" w:eastAsia="맑은 고딕" w:cs="맑은 고딕"/>
+                <w:sz w:val="18"/>
+              </w:rPr>
+              <w:t>89.11</w:t>
+            </w:r>
+          </w:p>
+        </w:tc>
+      </w:tr>
+      <w:tr>
+        <w:tc>
+          <w:tcPr>
+            <w:tcW w:type="dxa" w:w="907"/>
+          </w:tcPr>
+          <w:p>
+            <w:r/>
+            <w:r>
+              <w:rPr>
+                <w:rFonts w:ascii="맑은 고딕" w:hAnsi="맑은 고딕" w:eastAsia="맑은 고딕" w:cs="맑은 고딕"/>
+                <w:sz w:val="18"/>
+              </w:rPr>
+              <w:t>SC05</w:t>
+            </w:r>
+          </w:p>
+        </w:tc>
+        <w:tc>
+          <w:tcPr>
+            <w:tcW w:type="dxa" w:w="1928"/>
+          </w:tcPr>
+          <w:p>
+            <w:r/>
+            <w:r>
+              <w:rPr>
+                <w:rFonts w:ascii="맑은 고딕" w:hAnsi="맑은 고딕" w:eastAsia="맑은 고딕" w:cs="맑은 고딕"/>
+                <w:sz w:val="18"/>
+              </w:rPr>
+              <w:t>제조 리드타임</w:t>
+            </w:r>
+          </w:p>
+        </w:tc>
+        <w:tc>
+          <w:tcPr>
+            <w:tcW w:type="dxa" w:w="3685"/>
+          </w:tcPr>
+          <w:p>
+            <w:r/>
+            <w:r>
+              <w:rPr>
+                <w:rFonts w:ascii="맑은 고딕" w:hAnsi="맑은 고딕" w:eastAsia="맑은 고딕" w:cs="맑은 고딕"/>
+                <w:sz w:val="18"/>
+              </w:rPr>
+              <w:t>AVG(포장 완공 일시 − 조립 착공 일시), AVG(포장 완공 − 연결 하우징 주조 착공)</w:t>
+            </w:r>
+          </w:p>
+        </w:tc>
+        <w:tc>
+          <w:tcPr>
+            <w:tcW w:type="dxa" w:w="737"/>
+          </w:tcPr>
+          <w:p>
+            <w:r/>
+            <w:r>
+              <w:rPr>
+                <w:rFonts w:ascii="맑은 고딕" w:hAnsi="맑은 고딕" w:eastAsia="맑은 고딕" w:cs="맑은 고딕"/>
+                <w:sz w:val="18"/>
+              </w:rPr>
+              <w:t>시간</w:t>
+            </w:r>
+          </w:p>
+        </w:tc>
+        <w:tc>
+          <w:tcPr>
+            <w:tcW w:type="dxa" w:w="1162"/>
+          </w:tcPr>
+          <w:p>
+            <w:r/>
+            <w:r>
+              <w:rPr>
+                <w:rFonts w:ascii="맑은 고딕" w:hAnsi="맑은 고딕" w:eastAsia="맑은 고딕" w:cs="맑은 고딕"/>
+                <w:sz w:val="18"/>
+              </w:rPr>
+              <w:t>38.83</w:t>
+            </w:r>
+          </w:p>
+        </w:tc>
+        <w:tc>
+          <w:tcPr>
+            <w:tcW w:type="dxa" w:w="1162"/>
+          </w:tcPr>
+          <w:p>
+            <w:r/>
+            <w:r>
+              <w:rPr>
+                <w:rFonts w:ascii="맑은 고딕" w:hAnsi="맑은 고딕" w:eastAsia="맑은 고딕" w:cs="맑은 고딕"/>
+                <w:sz w:val="18"/>
+              </w:rPr>
+              <w:t>37.8</w:t>
+            </w:r>
+          </w:p>
+        </w:tc>
+      </w:tr>
+    </w:tbl>
+    <w:p/>
+    <w:p>
+      <w:r>
+        <w:rPr>
+          <w:rFonts w:ascii="맑은 고딕" w:hAnsi="맑은 고딕" w:eastAsia="맑은 고딕" w:cs="맑은 고딕"/>
+          <w:b w:val="0"/>
+          <w:sz w:val="18"/>
+        </w:rPr>
+        <w:t>값은 대표 차원(전체·합계 등) 기준이며 차원별 값은 KPI 정의서 'KPI산출값' 시트에 있다. 빈칸은 원천 기간 밖이거나 해당 없음.</w:t>
+      </w:r>
+    </w:p>
     <w:p>
       <w:pPr>
         <w:pStyle w:val="Heading2"/>
@@ -6050,6 +6856,194 @@
                 <w:sz w:val="18"/>
               </w:rPr>
               <w:t>erp.tb_pp_bom_h (5행)</w:t>
+            </w:r>
+          </w:p>
+        </w:tc>
+      </w:tr>
+      <w:tr>
+        <w:tc>
+          <w:tcPr>
+            <w:tcW w:type="dxa" w:w="2835"/>
+          </w:tcPr>
+          <w:p>
+            <w:r/>
+            <w:r>
+              <w:rPr>
+                <w:rFonts w:ascii="맑은 고딕" w:hAnsi="맑은 고딕" w:eastAsia="맑은 고딕" w:cs="맑은 고딕"/>
+                <w:sz w:val="18"/>
+              </w:rPr>
+              <w:t>ProductIncoming</w:t>
+            </w:r>
+          </w:p>
+        </w:tc>
+        <w:tc>
+          <w:tcPr>
+            <w:tcW w:type="dxa" w:w="1020"/>
+          </w:tcPr>
+          <w:p>
+            <w:r/>
+            <w:r>
+              <w:rPr>
+                <w:rFonts w:ascii="맑은 고딕" w:hAnsi="맑은 고딕" w:eastAsia="맑은 고딕" w:cs="맑은 고딕"/>
+                <w:sz w:val="18"/>
+              </w:rPr>
+              <w:t>참조</w:t>
+            </w:r>
+          </w:p>
+        </w:tc>
+        <w:tc>
+          <w:tcPr>
+            <w:tcW w:type="dxa" w:w="5783"/>
+          </w:tcPr>
+          <w:p>
+            <w:r/>
+            <w:r>
+              <w:rPr>
+                <w:rFonts w:ascii="맑은 고딕" w:hAnsi="맑은 고딕" w:eastAsia="맑은 고딕" w:cs="맑은 고딕"/>
+                <w:sz w:val="18"/>
+              </w:rPr>
+              <w:t>erp.tb_pp_rcpt (158행)</w:t>
+            </w:r>
+          </w:p>
+        </w:tc>
+      </w:tr>
+      <w:tr>
+        <w:tc>
+          <w:tcPr>
+            <w:tcW w:type="dxa" w:w="2835"/>
+          </w:tcPr>
+          <w:p>
+            <w:r/>
+            <w:r>
+              <w:rPr>
+                <w:rFonts w:ascii="맑은 고딕" w:hAnsi="맑은 고딕" w:eastAsia="맑은 고딕" w:cs="맑은 고딕"/>
+                <w:sz w:val="18"/>
+              </w:rPr>
+              <w:t>ProductionPlanning</w:t>
+            </w:r>
+          </w:p>
+        </w:tc>
+        <w:tc>
+          <w:tcPr>
+            <w:tcW w:type="dxa" w:w="1020"/>
+          </w:tcPr>
+          <w:p>
+            <w:r/>
+            <w:r>
+              <w:rPr>
+                <w:rFonts w:ascii="맑은 고딕" w:hAnsi="맑은 고딕" w:eastAsia="맑은 고딕" w:cs="맑은 고딕"/>
+                <w:sz w:val="18"/>
+              </w:rPr>
+              <w:t>참조</w:t>
+            </w:r>
+          </w:p>
+        </w:tc>
+        <w:tc>
+          <w:tcPr>
+            <w:tcW w:type="dxa" w:w="5783"/>
+          </w:tcPr>
+          <w:p>
+            <w:r/>
+            <w:r>
+              <w:rPr>
+                <w:rFonts w:ascii="맑은 고딕" w:hAnsi="맑은 고딕" w:eastAsia="맑은 고딕" w:cs="맑은 고딕"/>
+                <w:sz w:val="18"/>
+              </w:rPr>
+              <w:t>erp.tb_pp_plan (289행)</w:t>
+            </w:r>
+          </w:p>
+        </w:tc>
+      </w:tr>
+      <w:tr>
+        <w:tc>
+          <w:tcPr>
+            <w:tcW w:type="dxa" w:w="2835"/>
+          </w:tcPr>
+          <w:p>
+            <w:r/>
+            <w:r>
+              <w:rPr>
+                <w:rFonts w:ascii="맑은 고딕" w:hAnsi="맑은 고딕" w:eastAsia="맑은 고딕" w:cs="맑은 고딕"/>
+                <w:sz w:val="18"/>
+              </w:rPr>
+              <w:t>StockerInventory</w:t>
+            </w:r>
+          </w:p>
+        </w:tc>
+        <w:tc>
+          <w:tcPr>
+            <w:tcW w:type="dxa" w:w="1020"/>
+          </w:tcPr>
+          <w:p>
+            <w:r/>
+            <w:r>
+              <w:rPr>
+                <w:rFonts w:ascii="맑은 고딕" w:hAnsi="맑은 고딕" w:eastAsia="맑은 고딕" w:cs="맑은 고딕"/>
+                <w:sz w:val="18"/>
+              </w:rPr>
+              <w:t>참조</w:t>
+            </w:r>
+          </w:p>
+        </w:tc>
+        <w:tc>
+          <w:tcPr>
+            <w:tcW w:type="dxa" w:w="5783"/>
+          </w:tcPr>
+          <w:p>
+            <w:r/>
+            <w:r>
+              <w:rPr>
+                <w:rFonts w:ascii="맑은 고딕" w:hAnsi="맑은 고딕" w:eastAsia="맑은 고딕" w:cs="맑은 고딕"/>
+                <w:sz w:val="18"/>
+              </w:rPr>
+              <w:t>원천 없음</w:t>
+            </w:r>
+          </w:p>
+        </w:tc>
+      </w:tr>
+      <w:tr>
+        <w:tc>
+          <w:tcPr>
+            <w:tcW w:type="dxa" w:w="2835"/>
+          </w:tcPr>
+          <w:p>
+            <w:r/>
+            <w:r>
+              <w:rPr>
+                <w:rFonts w:ascii="맑은 고딕" w:hAnsi="맑은 고딕" w:eastAsia="맑은 고딕" w:cs="맑은 고딕"/>
+                <w:sz w:val="18"/>
+              </w:rPr>
+              <w:t>StandardCost*</w:t>
+            </w:r>
+          </w:p>
+        </w:tc>
+        <w:tc>
+          <w:tcPr>
+            <w:tcW w:type="dxa" w:w="1020"/>
+          </w:tcPr>
+          <w:p>
+            <w:r/>
+            <w:r>
+              <w:rPr>
+                <w:rFonts w:ascii="맑은 고딕" w:hAnsi="맑은 고딕" w:eastAsia="맑은 고딕" w:cs="맑은 고딕"/>
+                <w:sz w:val="18"/>
+              </w:rPr>
+              <w:t>참조</w:t>
+            </w:r>
+          </w:p>
+        </w:tc>
+        <w:tc>
+          <w:tcPr>
+            <w:tcW w:type="dxa" w:w="5783"/>
+          </w:tcPr>
+          <w:p>
+            <w:r/>
+            <w:r>
+              <w:rPr>
+                <w:rFonts w:ascii="맑은 고딕" w:hAnsi="맑은 고딕" w:eastAsia="맑은 고딕" w:cs="맑은 고딕"/>
+                <w:sz w:val="18"/>
+              </w:rPr>
+              <w:t>erp.tb_co_std_cost (63행)</w:t>
             </w:r>
           </w:p>
         </w:tc>
@@ -6098,6 +7092,16 @@
           <w:sz w:val="20"/>
         </w:rPr>
         <w:t>• 생산실적 단위(일 집계 vs 건) 결정 필요</w:t>
+      </w:r>
+    </w:p>
+    <w:p>
+      <w:r>
+        <w:rPr>
+          <w:rFonts w:ascii="맑은 고딕" w:hAnsi="맑은 고딕" w:eastAsia="맑은 고딕" w:cs="맑은 고딕"/>
+          <w:b w:val="0"/>
+          <w:sz w:val="20"/>
+        </w:rPr>
+        <w:t>• KPI(PR01·PR02·SC03): ERP 생산입고와 MES 완공 대사 필요, 재공(WIP)은 현재 상태만 있어 일별 스냅샷 적재 필요, 재공 금액에 표준원가 Extension 필요</w:t>
       </w:r>
     </w:p>
     <w:p>
@@ -9888,7 +10892,7 @@
           <w:color w:val="1F3A5F"/>
           <w:sz w:val="24"/>
         </w:rPr>
-        <w:t>범위와 KPI</w:t>
+        <w:t>범위와 관리지표</w:t>
       </w:r>
     </w:p>
     <w:tbl>
@@ -9987,7 +10991,39 @@
                 <w:rFonts w:ascii="맑은 고딕" w:hAnsi="맑은 고딕" w:eastAsia="맑은 고딕" w:cs="맑은 고딕"/>
                 <w:sz w:val="18"/>
               </w:rPr>
-              <w:t>KPI</w:t>
+              <w:t>KPI(정의서)</w:t>
+            </w:r>
+          </w:p>
+        </w:tc>
+        <w:tc>
+          <w:tcPr>
+            <w:tcW w:type="dxa" w:w="7937"/>
+          </w:tcPr>
+          <w:p>
+            <w:r/>
+            <w:r>
+              <w:rPr>
+                <w:rFonts w:ascii="맑은 고딕" w:hAnsi="맑은 고딕" w:eastAsia="맑은 고딕" w:cs="맑은 고딕"/>
+                <w:sz w:val="18"/>
+              </w:rPr>
+              <w:t>없음(기준정보·데이터 품질 시나리오)</w:t>
+            </w:r>
+          </w:p>
+        </w:tc>
+      </w:tr>
+      <w:tr>
+        <w:tc>
+          <w:tcPr>
+            <w:tcW w:type="dxa" w:w="1701"/>
+          </w:tcPr>
+          <w:p>
+            <w:r/>
+            <w:r>
+              <w:rPr>
+                <w:rFonts w:ascii="맑은 고딕" w:hAnsi="맑은 고딕" w:eastAsia="맑은 고딕" w:cs="맑은 고딕"/>
+                <w:sz w:val="18"/>
+              </w:rPr>
+              <w:t>보조 관리지표</w:t>
             </w:r>
           </w:p>
         </w:tc>
@@ -12804,7 +13840,7 @@
           <w:color w:val="1F3A5F"/>
           <w:sz w:val="24"/>
         </w:rPr>
-        <w:t>범위와 KPI</w:t>
+        <w:t>범위와 관리지표</w:t>
       </w:r>
     </w:p>
     <w:tbl>
@@ -12903,7 +13939,7 @@
                 <w:rFonts w:ascii="맑은 고딕" w:hAnsi="맑은 고딕" w:eastAsia="맑은 고딕" w:cs="맑은 고딕"/>
                 <w:sz w:val="18"/>
               </w:rPr>
-              <w:t>KPI</w:t>
+              <w:t>KPI(정의서)</w:t>
             </w:r>
           </w:p>
         </w:tc>
@@ -12918,13 +13954,931 @@
                 <w:rFonts w:ascii="맑은 고딕" w:hAnsi="맑은 고딕" w:eastAsia="맑은 고딕" w:cs="맑은 고딕"/>
                 <w:sz w:val="18"/>
               </w:rPr>
-              <w:t>설비 가동률, MTBF, MTTR, 미해제 알람 수</w:t>
+              <w:t>EQ01 표준 UPM 대비 분당 생산성, EQ02 양품율(설비), EQ03 작업시간, EQ04 비가동 — MTBF(평균 고장 간격), EQ05 비가동 — MTTR(평균 수리 시간), EQ06 시간가동율, EQ07 성능가동율, EQ08 설비 종합효율(OEE)</w:t>
+            </w:r>
+          </w:p>
+        </w:tc>
+      </w:tr>
+      <w:tr>
+        <w:tc>
+          <w:tcPr>
+            <w:tcW w:type="dxa" w:w="1701"/>
+          </w:tcPr>
+          <w:p>
+            <w:r/>
+            <w:r>
+              <w:rPr>
+                <w:rFonts w:ascii="맑은 고딕" w:hAnsi="맑은 고딕" w:eastAsia="맑은 고딕" w:cs="맑은 고딕"/>
+                <w:sz w:val="18"/>
+              </w:rPr>
+              <w:t>보조 관리지표</w:t>
+            </w:r>
+          </w:p>
+        </w:tc>
+        <w:tc>
+          <w:tcPr>
+            <w:tcW w:type="dxa" w:w="7937"/>
+          </w:tcPr>
+          <w:p>
+            <w:r/>
+            <w:r>
+              <w:rPr>
+                <w:rFonts w:ascii="맑은 고딕" w:hAnsi="맑은 고딕" w:eastAsia="맑은 고딕" w:cs="맑은 고딕"/>
+                <w:sz w:val="18"/>
+              </w:rPr>
+              <w:t>미해제 알람 수, 고장 징후 선행 탐지 시간</w:t>
             </w:r>
           </w:p>
         </w:tc>
       </w:tr>
     </w:tbl>
     <w:p/>
+    <w:p>
+      <w:pPr>
+        <w:pStyle w:val="Heading2"/>
+      </w:pPr>
+      <w:r>
+        <w:rPr>
+          <w:rFonts w:ascii="맑은 고딕" w:hAnsi="맑은 고딕" w:eastAsia="맑은 고딕" w:cs="맑은 고딕"/>
+          <w:b/>
+          <w:color w:val="1F3A5F"/>
+          <w:sz w:val="24"/>
+        </w:rPr>
+        <w:t>관련 KPI(8종)</w:t>
+      </w:r>
+    </w:p>
+    <w:tbl>
+      <w:tblPr>
+        <w:tblStyle w:val="TableGrid"/>
+        <w:tblW w:type="auto" w:w="0"/>
+        <w:jc w:val="center"/>
+        <w:tblLayout w:type="fixed"/>
+        <w:tblLook w:firstColumn="1" w:firstRow="1" w:lastColumn="0" w:lastRow="0" w:noHBand="0" w:noVBand="1" w:val="04A0"/>
+        <w:tblLayout w:type="fixed"/>
+      </w:tblPr>
+      <w:tblGrid>
+        <w:gridCol w:w="907"/>
+        <w:gridCol w:w="1927"/>
+        <w:gridCol w:w="3685"/>
+        <w:gridCol w:w="737"/>
+        <w:gridCol w:w="1162"/>
+        <w:gridCol w:w="1162"/>
+      </w:tblGrid>
+      <w:tr>
+        <w:trPr>
+          <w:tblHeader w:val="true"/>
+        </w:trPr>
+        <w:tc>
+          <w:tcPr>
+            <w:tcW w:type="dxa" w:w="907"/>
+            <w:shd w:val="clear" w:color="auto" w:fill="DCE6F2"/>
+          </w:tcPr>
+          <w:p>
+            <w:r/>
+            <w:r>
+              <w:rPr>
+                <w:rFonts w:ascii="맑은 고딕" w:hAnsi="맑은 고딕" w:eastAsia="맑은 고딕" w:cs="맑은 고딕"/>
+                <w:b/>
+                <w:sz w:val="18"/>
+              </w:rPr>
+              <w:t>ID</w:t>
+            </w:r>
+          </w:p>
+        </w:tc>
+        <w:tc>
+          <w:tcPr>
+            <w:tcW w:type="dxa" w:w="1928"/>
+            <w:shd w:val="clear" w:color="auto" w:fill="DCE6F2"/>
+          </w:tcPr>
+          <w:p>
+            <w:r/>
+            <w:r>
+              <w:rPr>
+                <w:rFonts w:ascii="맑은 고딕" w:hAnsi="맑은 고딕" w:eastAsia="맑은 고딕" w:cs="맑은 고딕"/>
+                <w:b/>
+                <w:sz w:val="18"/>
+              </w:rPr>
+              <w:t>KPI</w:t>
+            </w:r>
+          </w:p>
+        </w:tc>
+        <w:tc>
+          <w:tcPr>
+            <w:tcW w:type="dxa" w:w="3685"/>
+            <w:shd w:val="clear" w:color="auto" w:fill="DCE6F2"/>
+          </w:tcPr>
+          <w:p>
+            <w:r/>
+            <w:r>
+              <w:rPr>
+                <w:rFonts w:ascii="맑은 고딕" w:hAnsi="맑은 고딕" w:eastAsia="맑은 고딕" w:cs="맑은 고딕"/>
+                <w:b/>
+                <w:sz w:val="18"/>
+              </w:rPr>
+              <w:t>산식</w:t>
+            </w:r>
+          </w:p>
+        </w:tc>
+        <w:tc>
+          <w:tcPr>
+            <w:tcW w:type="dxa" w:w="737"/>
+            <w:shd w:val="clear" w:color="auto" w:fill="DCE6F2"/>
+          </w:tcPr>
+          <w:p>
+            <w:r/>
+            <w:r>
+              <w:rPr>
+                <w:rFonts w:ascii="맑은 고딕" w:hAnsi="맑은 고딕" w:eastAsia="맑은 고딕" w:cs="맑은 고딕"/>
+                <w:b/>
+                <w:sz w:val="18"/>
+              </w:rPr>
+              <w:t>단위</w:t>
+            </w:r>
+          </w:p>
+        </w:tc>
+        <w:tc>
+          <w:tcPr>
+            <w:tcW w:type="dxa" w:w="1162"/>
+            <w:shd w:val="clear" w:color="auto" w:fill="DCE6F2"/>
+          </w:tcPr>
+          <w:p>
+            <w:r/>
+            <w:r>
+              <w:rPr>
+                <w:rFonts w:ascii="맑은 고딕" w:hAnsi="맑은 고딕" w:eastAsia="맑은 고딕" w:cs="맑은 고딕"/>
+                <w:b/>
+                <w:sz w:val="18"/>
+              </w:rPr>
+              <w:t>2026-09</w:t>
+            </w:r>
+          </w:p>
+        </w:tc>
+        <w:tc>
+          <w:tcPr>
+            <w:tcW w:type="dxa" w:w="1162"/>
+            <w:shd w:val="clear" w:color="auto" w:fill="DCE6F2"/>
+          </w:tcPr>
+          <w:p>
+            <w:r/>
+            <w:r>
+              <w:rPr>
+                <w:rFonts w:ascii="맑은 고딕" w:hAnsi="맑은 고딕" w:eastAsia="맑은 고딕" w:cs="맑은 고딕"/>
+                <w:b/>
+                <w:sz w:val="18"/>
+              </w:rPr>
+              <w:t>2026-10</w:t>
+            </w:r>
+          </w:p>
+        </w:tc>
+      </w:tr>
+      <w:tr>
+        <w:tc>
+          <w:tcPr>
+            <w:tcW w:type="dxa" w:w="907"/>
+          </w:tcPr>
+          <w:p>
+            <w:r/>
+            <w:r>
+              <w:rPr>
+                <w:rFonts w:ascii="맑은 고딕" w:hAnsi="맑은 고딕" w:eastAsia="맑은 고딕" w:cs="맑은 고딕"/>
+                <w:sz w:val="18"/>
+              </w:rPr>
+              <w:t>EQ01</w:t>
+            </w:r>
+          </w:p>
+        </w:tc>
+        <w:tc>
+          <w:tcPr>
+            <w:tcW w:type="dxa" w:w="1928"/>
+          </w:tcPr>
+          <w:p>
+            <w:r/>
+            <w:r>
+              <w:rPr>
+                <w:rFonts w:ascii="맑은 고딕" w:hAnsi="맑은 고딕" w:eastAsia="맑은 고딕" w:cs="맑은 고딕"/>
+                <w:sz w:val="18"/>
+              </w:rPr>
+              <w:t>표준 UPM 대비 분당 생산성</w:t>
+            </w:r>
+          </w:p>
+        </w:tc>
+        <w:tc>
+          <w:tcPr>
+            <w:tcW w:type="dxa" w:w="3685"/>
+          </w:tcPr>
+          <w:p>
+            <w:r/>
+            <w:r>
+              <w:rPr>
+                <w:rFonts w:ascii="맑은 고딕" w:hAnsi="맑은 고딕" w:eastAsia="맑은 고딕" w:cs="맑은 고딕"/>
+                <w:sz w:val="18"/>
+              </w:rPr>
+              <w:t>실제 UPM ÷ 표준 UPM × 100 = Σ(처리수량 × 표준초) / 60 ÷ Σ LOT 처리시간(착공~완공)</w:t>
+            </w:r>
+          </w:p>
+        </w:tc>
+        <w:tc>
+          <w:tcPr>
+            <w:tcW w:type="dxa" w:w="737"/>
+          </w:tcPr>
+          <w:p>
+            <w:r/>
+            <w:r>
+              <w:rPr>
+                <w:rFonts w:ascii="맑은 고딕" w:hAnsi="맑은 고딕" w:eastAsia="맑은 고딕" w:cs="맑은 고딕"/>
+                <w:sz w:val="18"/>
+              </w:rPr>
+              <w:t>%</w:t>
+            </w:r>
+          </w:p>
+        </w:tc>
+        <w:tc>
+          <w:tcPr>
+            <w:tcW w:type="dxa" w:w="1162"/>
+          </w:tcPr>
+          <w:p>
+            <w:r/>
+            <w:r>
+              <w:rPr>
+                <w:rFonts w:ascii="맑은 고딕" w:hAnsi="맑은 고딕" w:eastAsia="맑은 고딕" w:cs="맑은 고딕"/>
+                <w:sz w:val="18"/>
+              </w:rPr>
+              <w:t>99.17</w:t>
+            </w:r>
+          </w:p>
+        </w:tc>
+        <w:tc>
+          <w:tcPr>
+            <w:tcW w:type="dxa" w:w="1162"/>
+          </w:tcPr>
+          <w:p>
+            <w:r/>
+            <w:r>
+              <w:rPr>
+                <w:rFonts w:ascii="맑은 고딕" w:hAnsi="맑은 고딕" w:eastAsia="맑은 고딕" w:cs="맑은 고딕"/>
+                <w:sz w:val="18"/>
+              </w:rPr>
+              <w:t>99.31</w:t>
+            </w:r>
+          </w:p>
+        </w:tc>
+      </w:tr>
+      <w:tr>
+        <w:tc>
+          <w:tcPr>
+            <w:tcW w:type="dxa" w:w="907"/>
+          </w:tcPr>
+          <w:p>
+            <w:r/>
+            <w:r>
+              <w:rPr>
+                <w:rFonts w:ascii="맑은 고딕" w:hAnsi="맑은 고딕" w:eastAsia="맑은 고딕" w:cs="맑은 고딕"/>
+                <w:sz w:val="18"/>
+              </w:rPr>
+              <w:t>EQ02</w:t>
+            </w:r>
+          </w:p>
+        </w:tc>
+        <w:tc>
+          <w:tcPr>
+            <w:tcW w:type="dxa" w:w="1928"/>
+          </w:tcPr>
+          <w:p>
+            <w:r/>
+            <w:r>
+              <w:rPr>
+                <w:rFonts w:ascii="맑은 고딕" w:hAnsi="맑은 고딕" w:eastAsia="맑은 고딕" w:cs="맑은 고딕"/>
+                <w:sz w:val="18"/>
+              </w:rPr>
+              <w:t>양품율(설비)</w:t>
+            </w:r>
+          </w:p>
+        </w:tc>
+        <w:tc>
+          <w:tcPr>
+            <w:tcW w:type="dxa" w:w="3685"/>
+          </w:tcPr>
+          <w:p>
+            <w:r/>
+            <w:r>
+              <w:rPr>
+                <w:rFonts w:ascii="맑은 고딕" w:hAnsi="맑은 고딕" w:eastAsia="맑은 고딕" w:cs="맑은 고딕"/>
+                <w:sz w:val="18"/>
+              </w:rPr>
+              <w:t>Σ 양품 / Σ(양품+불량) × 100</w:t>
+            </w:r>
+          </w:p>
+        </w:tc>
+        <w:tc>
+          <w:tcPr>
+            <w:tcW w:type="dxa" w:w="737"/>
+          </w:tcPr>
+          <w:p>
+            <w:r/>
+            <w:r>
+              <w:rPr>
+                <w:rFonts w:ascii="맑은 고딕" w:hAnsi="맑은 고딕" w:eastAsia="맑은 고딕" w:cs="맑은 고딕"/>
+                <w:sz w:val="18"/>
+              </w:rPr>
+              <w:t>%</w:t>
+            </w:r>
+          </w:p>
+        </w:tc>
+        <w:tc>
+          <w:tcPr>
+            <w:tcW w:type="dxa" w:w="1162"/>
+          </w:tcPr>
+          <w:p>
+            <w:r/>
+            <w:r>
+              <w:rPr>
+                <w:rFonts w:ascii="맑은 고딕" w:hAnsi="맑은 고딕" w:eastAsia="맑은 고딕" w:cs="맑은 고딕"/>
+                <w:sz w:val="18"/>
+              </w:rPr>
+              <w:t>99.55</w:t>
+            </w:r>
+          </w:p>
+        </w:tc>
+        <w:tc>
+          <w:tcPr>
+            <w:tcW w:type="dxa" w:w="1162"/>
+          </w:tcPr>
+          <w:p>
+            <w:r/>
+            <w:r>
+              <w:rPr>
+                <w:rFonts w:ascii="맑은 고딕" w:hAnsi="맑은 고딕" w:eastAsia="맑은 고딕" w:cs="맑은 고딕"/>
+                <w:sz w:val="18"/>
+              </w:rPr>
+              <w:t>99.46</w:t>
+            </w:r>
+          </w:p>
+        </w:tc>
+      </w:tr>
+      <w:tr>
+        <w:tc>
+          <w:tcPr>
+            <w:tcW w:type="dxa" w:w="907"/>
+          </w:tcPr>
+          <w:p>
+            <w:r/>
+            <w:r>
+              <w:rPr>
+                <w:rFonts w:ascii="맑은 고딕" w:hAnsi="맑은 고딕" w:eastAsia="맑은 고딕" w:cs="맑은 고딕"/>
+                <w:sz w:val="18"/>
+              </w:rPr>
+              <w:t>EQ03</w:t>
+            </w:r>
+          </w:p>
+        </w:tc>
+        <w:tc>
+          <w:tcPr>
+            <w:tcW w:type="dxa" w:w="1928"/>
+          </w:tcPr>
+          <w:p>
+            <w:r/>
+            <w:r>
+              <w:rPr>
+                <w:rFonts w:ascii="맑은 고딕" w:hAnsi="맑은 고딕" w:eastAsia="맑은 고딕" w:cs="맑은 고딕"/>
+                <w:sz w:val="18"/>
+              </w:rPr>
+              <w:t>작업시간</w:t>
+            </w:r>
+          </w:p>
+        </w:tc>
+        <w:tc>
+          <w:tcPr>
+            <w:tcW w:type="dxa" w:w="3685"/>
+          </w:tcPr>
+          <w:p>
+            <w:r/>
+            <w:r>
+              <w:rPr>
+                <w:rFonts w:ascii="맑은 고딕" w:hAnsi="맑은 고딕" w:eastAsia="맑은 고딕" w:cs="맑은 고딕"/>
+                <w:sz w:val="18"/>
+              </w:rPr>
+              <w:t>Σ 가동 상태 시간(시간)</w:t>
+            </w:r>
+          </w:p>
+        </w:tc>
+        <w:tc>
+          <w:tcPr>
+            <w:tcW w:type="dxa" w:w="737"/>
+          </w:tcPr>
+          <w:p>
+            <w:r/>
+            <w:r>
+              <w:rPr>
+                <w:rFonts w:ascii="맑은 고딕" w:hAnsi="맑은 고딕" w:eastAsia="맑은 고딕" w:cs="맑은 고딕"/>
+                <w:sz w:val="18"/>
+              </w:rPr>
+              <w:t>시간</w:t>
+            </w:r>
+          </w:p>
+        </w:tc>
+        <w:tc>
+          <w:tcPr>
+            <w:tcW w:type="dxa" w:w="1162"/>
+          </w:tcPr>
+          <w:p>
+            <w:r/>
+            <w:r>
+              <w:rPr>
+                <w:rFonts w:ascii="맑은 고딕" w:hAnsi="맑은 고딕" w:eastAsia="맑은 고딕" w:cs="맑은 고딕"/>
+                <w:sz w:val="18"/>
+              </w:rPr>
+              <w:t>459.05</w:t>
+            </w:r>
+          </w:p>
+        </w:tc>
+        <w:tc>
+          <w:tcPr>
+            <w:tcW w:type="dxa" w:w="1162"/>
+          </w:tcPr>
+          <w:p>
+            <w:r/>
+            <w:r>
+              <w:rPr>
+                <w:rFonts w:ascii="맑은 고딕" w:hAnsi="맑은 고딕" w:eastAsia="맑은 고딕" w:cs="맑은 고딕"/>
+                <w:sz w:val="18"/>
+              </w:rPr>
+              <w:t>807.63</w:t>
+            </w:r>
+          </w:p>
+        </w:tc>
+      </w:tr>
+      <w:tr>
+        <w:tc>
+          <w:tcPr>
+            <w:tcW w:type="dxa" w:w="907"/>
+          </w:tcPr>
+          <w:p>
+            <w:r/>
+            <w:r>
+              <w:rPr>
+                <w:rFonts w:ascii="맑은 고딕" w:hAnsi="맑은 고딕" w:eastAsia="맑은 고딕" w:cs="맑은 고딕"/>
+                <w:sz w:val="18"/>
+              </w:rPr>
+              <w:t>EQ04</w:t>
+            </w:r>
+          </w:p>
+        </w:tc>
+        <w:tc>
+          <w:tcPr>
+            <w:tcW w:type="dxa" w:w="1928"/>
+          </w:tcPr>
+          <w:p>
+            <w:r/>
+            <w:r>
+              <w:rPr>
+                <w:rFonts w:ascii="맑은 고딕" w:hAnsi="맑은 고딕" w:eastAsia="맑은 고딕" w:cs="맑은 고딕"/>
+                <w:sz w:val="18"/>
+              </w:rPr>
+              <w:t>비가동 — MTBF(평균 고장 간격)</w:t>
+            </w:r>
+          </w:p>
+        </w:tc>
+        <w:tc>
+          <w:tcPr>
+            <w:tcW w:type="dxa" w:w="3685"/>
+          </w:tcPr>
+          <w:p>
+            <w:r/>
+            <w:r>
+              <w:rPr>
+                <w:rFonts w:ascii="맑은 고딕" w:hAnsi="맑은 고딕" w:eastAsia="맑은 고딕" w:cs="맑은 고딕"/>
+                <w:sz w:val="18"/>
+              </w:rPr>
+              <w:t>Σ 가동시간(시간) / 고장 건수</w:t>
+            </w:r>
+          </w:p>
+        </w:tc>
+        <w:tc>
+          <w:tcPr>
+            <w:tcW w:type="dxa" w:w="737"/>
+          </w:tcPr>
+          <w:p>
+            <w:r/>
+            <w:r>
+              <w:rPr>
+                <w:rFonts w:ascii="맑은 고딕" w:hAnsi="맑은 고딕" w:eastAsia="맑은 고딕" w:cs="맑은 고딕"/>
+                <w:sz w:val="18"/>
+              </w:rPr>
+              <w:t>시간</w:t>
+            </w:r>
+          </w:p>
+        </w:tc>
+        <w:tc>
+          <w:tcPr>
+            <w:tcW w:type="dxa" w:w="1162"/>
+          </w:tcPr>
+          <w:p>
+            <w:r/>
+            <w:r>
+              <w:rPr>
+                <w:rFonts w:ascii="맑은 고딕" w:hAnsi="맑은 고딕" w:eastAsia="맑은 고딕" w:cs="맑은 고딕"/>
+                <w:sz w:val="18"/>
+              </w:rPr>
+              <w:t>45.91</w:t>
+            </w:r>
+          </w:p>
+        </w:tc>
+        <w:tc>
+          <w:tcPr>
+            <w:tcW w:type="dxa" w:w="1162"/>
+          </w:tcPr>
+          <w:p>
+            <w:r/>
+            <w:r>
+              <w:rPr>
+                <w:rFonts w:ascii="맑은 고딕" w:hAnsi="맑은 고딕" w:eastAsia="맑은 고딕" w:cs="맑은 고딕"/>
+                <w:sz w:val="18"/>
+              </w:rPr>
+              <w:t>38.46</w:t>
+            </w:r>
+          </w:p>
+        </w:tc>
+      </w:tr>
+      <w:tr>
+        <w:tc>
+          <w:tcPr>
+            <w:tcW w:type="dxa" w:w="907"/>
+          </w:tcPr>
+          <w:p>
+            <w:r/>
+            <w:r>
+              <w:rPr>
+                <w:rFonts w:ascii="맑은 고딕" w:hAnsi="맑은 고딕" w:eastAsia="맑은 고딕" w:cs="맑은 고딕"/>
+                <w:sz w:val="18"/>
+              </w:rPr>
+              <w:t>EQ05</w:t>
+            </w:r>
+          </w:p>
+        </w:tc>
+        <w:tc>
+          <w:tcPr>
+            <w:tcW w:type="dxa" w:w="1928"/>
+          </w:tcPr>
+          <w:p>
+            <w:r/>
+            <w:r>
+              <w:rPr>
+                <w:rFonts w:ascii="맑은 고딕" w:hAnsi="맑은 고딕" w:eastAsia="맑은 고딕" w:cs="맑은 고딕"/>
+                <w:sz w:val="18"/>
+              </w:rPr>
+              <w:t>비가동 — MTTR(평균 수리 시간)</w:t>
+            </w:r>
+          </w:p>
+        </w:tc>
+        <w:tc>
+          <w:tcPr>
+            <w:tcW w:type="dxa" w:w="3685"/>
+          </w:tcPr>
+          <w:p>
+            <w:r/>
+            <w:r>
+              <w:rPr>
+                <w:rFonts w:ascii="맑은 고딕" w:hAnsi="맑은 고딕" w:eastAsia="맑은 고딕" w:cs="맑은 고딕"/>
+                <w:sz w:val="18"/>
+              </w:rPr>
+              <w:t>Σ 고장시간(분) / 고장 건수</w:t>
+            </w:r>
+          </w:p>
+        </w:tc>
+        <w:tc>
+          <w:tcPr>
+            <w:tcW w:type="dxa" w:w="737"/>
+          </w:tcPr>
+          <w:p>
+            <w:r/>
+            <w:r>
+              <w:rPr>
+                <w:rFonts w:ascii="맑은 고딕" w:hAnsi="맑은 고딕" w:eastAsia="맑은 고딕" w:cs="맑은 고딕"/>
+                <w:sz w:val="18"/>
+              </w:rPr>
+              <w:t>분</w:t>
+            </w:r>
+          </w:p>
+        </w:tc>
+        <w:tc>
+          <w:tcPr>
+            <w:tcW w:type="dxa" w:w="1162"/>
+          </w:tcPr>
+          <w:p>
+            <w:r/>
+            <w:r>
+              <w:rPr>
+                <w:rFonts w:ascii="맑은 고딕" w:hAnsi="맑은 고딕" w:eastAsia="맑은 고딕" w:cs="맑은 고딕"/>
+                <w:sz w:val="18"/>
+              </w:rPr>
+              <w:t>50.5</w:t>
+            </w:r>
+          </w:p>
+        </w:tc>
+        <w:tc>
+          <w:tcPr>
+            <w:tcW w:type="dxa" w:w="1162"/>
+          </w:tcPr>
+          <w:p>
+            <w:r/>
+            <w:r>
+              <w:rPr>
+                <w:rFonts w:ascii="맑은 고딕" w:hAnsi="맑은 고딕" w:eastAsia="맑은 고딕" w:cs="맑은 고딕"/>
+                <w:sz w:val="18"/>
+              </w:rPr>
+              <w:t>61.86</w:t>
+            </w:r>
+          </w:p>
+        </w:tc>
+      </w:tr>
+      <w:tr>
+        <w:tc>
+          <w:tcPr>
+            <w:tcW w:type="dxa" w:w="907"/>
+          </w:tcPr>
+          <w:p>
+            <w:r/>
+            <w:r>
+              <w:rPr>
+                <w:rFonts w:ascii="맑은 고딕" w:hAnsi="맑은 고딕" w:eastAsia="맑은 고딕" w:cs="맑은 고딕"/>
+                <w:sz w:val="18"/>
+              </w:rPr>
+              <w:t>EQ06</w:t>
+            </w:r>
+          </w:p>
+        </w:tc>
+        <w:tc>
+          <w:tcPr>
+            <w:tcW w:type="dxa" w:w="1928"/>
+          </w:tcPr>
+          <w:p>
+            <w:r/>
+            <w:r>
+              <w:rPr>
+                <w:rFonts w:ascii="맑은 고딕" w:hAnsi="맑은 고딕" w:eastAsia="맑은 고딕" w:cs="맑은 고딕"/>
+                <w:sz w:val="18"/>
+              </w:rPr>
+              <w:t>시간가동율</w:t>
+            </w:r>
+          </w:p>
+        </w:tc>
+        <w:tc>
+          <w:tcPr>
+            <w:tcW w:type="dxa" w:w="3685"/>
+          </w:tcPr>
+          <w:p>
+            <w:r/>
+            <w:r>
+              <w:rPr>
+                <w:rFonts w:ascii="맑은 고딕" w:hAnsi="맑은 고딕" w:eastAsia="맑은 고딕" w:cs="맑은 고딕"/>
+                <w:sz w:val="18"/>
+              </w:rPr>
+              <w:t>가동시간 / (가동시간 + 고장시간 + 셋업시간) × 100</w:t>
+            </w:r>
+          </w:p>
+        </w:tc>
+        <w:tc>
+          <w:tcPr>
+            <w:tcW w:type="dxa" w:w="737"/>
+          </w:tcPr>
+          <w:p>
+            <w:r/>
+            <w:r>
+              <w:rPr>
+                <w:rFonts w:ascii="맑은 고딕" w:hAnsi="맑은 고딕" w:eastAsia="맑은 고딕" w:cs="맑은 고딕"/>
+                <w:sz w:val="18"/>
+              </w:rPr>
+              <w:t>%</w:t>
+            </w:r>
+          </w:p>
+        </w:tc>
+        <w:tc>
+          <w:tcPr>
+            <w:tcW w:type="dxa" w:w="1162"/>
+          </w:tcPr>
+          <w:p>
+            <w:r/>
+            <w:r>
+              <w:rPr>
+                <w:rFonts w:ascii="맑은 고딕" w:hAnsi="맑은 고딕" w:eastAsia="맑은 고딕" w:cs="맑은 고딕"/>
+                <w:sz w:val="18"/>
+              </w:rPr>
+              <w:t>98.2</w:t>
+            </w:r>
+          </w:p>
+        </w:tc>
+        <w:tc>
+          <w:tcPr>
+            <w:tcW w:type="dxa" w:w="1162"/>
+          </w:tcPr>
+          <w:p>
+            <w:r/>
+            <w:r>
+              <w:rPr>
+                <w:rFonts w:ascii="맑은 고딕" w:hAnsi="맑은 고딕" w:eastAsia="맑은 고딕" w:cs="맑은 고딕"/>
+                <w:sz w:val="18"/>
+              </w:rPr>
+              <w:t>97.39</w:t>
+            </w:r>
+          </w:p>
+        </w:tc>
+      </w:tr>
+      <w:tr>
+        <w:tc>
+          <w:tcPr>
+            <w:tcW w:type="dxa" w:w="907"/>
+          </w:tcPr>
+          <w:p>
+            <w:r/>
+            <w:r>
+              <w:rPr>
+                <w:rFonts w:ascii="맑은 고딕" w:hAnsi="맑은 고딕" w:eastAsia="맑은 고딕" w:cs="맑은 고딕"/>
+                <w:sz w:val="18"/>
+              </w:rPr>
+              <w:t>EQ07</w:t>
+            </w:r>
+          </w:p>
+        </w:tc>
+        <w:tc>
+          <w:tcPr>
+            <w:tcW w:type="dxa" w:w="1928"/>
+          </w:tcPr>
+          <w:p>
+            <w:r/>
+            <w:r>
+              <w:rPr>
+                <w:rFonts w:ascii="맑은 고딕" w:hAnsi="맑은 고딕" w:eastAsia="맑은 고딕" w:cs="맑은 고딕"/>
+                <w:sz w:val="18"/>
+              </w:rPr>
+              <w:t>성능가동율</w:t>
+            </w:r>
+          </w:p>
+        </w:tc>
+        <w:tc>
+          <w:tcPr>
+            <w:tcW w:type="dxa" w:w="3685"/>
+          </w:tcPr>
+          <w:p>
+            <w:r/>
+            <w:r>
+              <w:rPr>
+                <w:rFonts w:ascii="맑은 고딕" w:hAnsi="맑은 고딕" w:eastAsia="맑은 고딕" w:cs="맑은 고딕"/>
+                <w:sz w:val="18"/>
+              </w:rPr>
+              <w:t>Σ(처리수량 × 표준 작업시간) / 가동시간 × 100</w:t>
+            </w:r>
+          </w:p>
+        </w:tc>
+        <w:tc>
+          <w:tcPr>
+            <w:tcW w:type="dxa" w:w="737"/>
+          </w:tcPr>
+          <w:p>
+            <w:r/>
+            <w:r>
+              <w:rPr>
+                <w:rFonts w:ascii="맑은 고딕" w:hAnsi="맑은 고딕" w:eastAsia="맑은 고딕" w:cs="맑은 고딕"/>
+                <w:sz w:val="18"/>
+              </w:rPr>
+              <w:t>%</w:t>
+            </w:r>
+          </w:p>
+        </w:tc>
+        <w:tc>
+          <w:tcPr>
+            <w:tcW w:type="dxa" w:w="1162"/>
+          </w:tcPr>
+          <w:p>
+            <w:r/>
+            <w:r>
+              <w:rPr>
+                <w:rFonts w:ascii="맑은 고딕" w:hAnsi="맑은 고딕" w:eastAsia="맑은 고딕" w:cs="맑은 고딕"/>
+                <w:sz w:val="18"/>
+              </w:rPr>
+              <w:t>99.17</w:t>
+            </w:r>
+          </w:p>
+        </w:tc>
+        <w:tc>
+          <w:tcPr>
+            <w:tcW w:type="dxa" w:w="1162"/>
+          </w:tcPr>
+          <w:p>
+            <w:r/>
+            <w:r>
+              <w:rPr>
+                <w:rFonts w:ascii="맑은 고딕" w:hAnsi="맑은 고딕" w:eastAsia="맑은 고딕" w:cs="맑은 고딕"/>
+                <w:sz w:val="18"/>
+              </w:rPr>
+              <w:t>99.3</w:t>
+            </w:r>
+          </w:p>
+        </w:tc>
+      </w:tr>
+      <w:tr>
+        <w:tc>
+          <w:tcPr>
+            <w:tcW w:type="dxa" w:w="907"/>
+          </w:tcPr>
+          <w:p>
+            <w:r/>
+            <w:r>
+              <w:rPr>
+                <w:rFonts w:ascii="맑은 고딕" w:hAnsi="맑은 고딕" w:eastAsia="맑은 고딕" w:cs="맑은 고딕"/>
+                <w:sz w:val="18"/>
+              </w:rPr>
+              <w:t>EQ08</w:t>
+            </w:r>
+          </w:p>
+        </w:tc>
+        <w:tc>
+          <w:tcPr>
+            <w:tcW w:type="dxa" w:w="1928"/>
+          </w:tcPr>
+          <w:p>
+            <w:r/>
+            <w:r>
+              <w:rPr>
+                <w:rFonts w:ascii="맑은 고딕" w:hAnsi="맑은 고딕" w:eastAsia="맑은 고딕" w:cs="맑은 고딕"/>
+                <w:sz w:val="18"/>
+              </w:rPr>
+              <w:t>설비 종합효율(OEE)</w:t>
+            </w:r>
+          </w:p>
+        </w:tc>
+        <w:tc>
+          <w:tcPr>
+            <w:tcW w:type="dxa" w:w="3685"/>
+          </w:tcPr>
+          <w:p>
+            <w:r/>
+            <w:r>
+              <w:rPr>
+                <w:rFonts w:ascii="맑은 고딕" w:hAnsi="맑은 고딕" w:eastAsia="맑은 고딕" w:cs="맑은 고딕"/>
+                <w:sz w:val="18"/>
+              </w:rPr>
+              <w:t>EQ06 × EQ07 × EQ02 / 10⁴</w:t>
+            </w:r>
+          </w:p>
+        </w:tc>
+        <w:tc>
+          <w:tcPr>
+            <w:tcW w:type="dxa" w:w="737"/>
+          </w:tcPr>
+          <w:p>
+            <w:r/>
+            <w:r>
+              <w:rPr>
+                <w:rFonts w:ascii="맑은 고딕" w:hAnsi="맑은 고딕" w:eastAsia="맑은 고딕" w:cs="맑은 고딕"/>
+                <w:sz w:val="18"/>
+              </w:rPr>
+              <w:t>%</w:t>
+            </w:r>
+          </w:p>
+        </w:tc>
+        <w:tc>
+          <w:tcPr>
+            <w:tcW w:type="dxa" w:w="1162"/>
+          </w:tcPr>
+          <w:p>
+            <w:r/>
+            <w:r>
+              <w:rPr>
+                <w:rFonts w:ascii="맑은 고딕" w:hAnsi="맑은 고딕" w:eastAsia="맑은 고딕" w:cs="맑은 고딕"/>
+                <w:sz w:val="18"/>
+              </w:rPr>
+              <w:t>96.95</w:t>
+            </w:r>
+          </w:p>
+        </w:tc>
+        <w:tc>
+          <w:tcPr>
+            <w:tcW w:type="dxa" w:w="1162"/>
+          </w:tcPr>
+          <w:p>
+            <w:r/>
+            <w:r>
+              <w:rPr>
+                <w:rFonts w:ascii="맑은 고딕" w:hAnsi="맑은 고딕" w:eastAsia="맑은 고딕" w:cs="맑은 고딕"/>
+                <w:sz w:val="18"/>
+              </w:rPr>
+              <w:t>96.18</w:t>
+            </w:r>
+          </w:p>
+        </w:tc>
+      </w:tr>
+    </w:tbl>
+    <w:p/>
+    <w:p>
+      <w:r>
+        <w:rPr>
+          <w:rFonts w:ascii="맑은 고딕" w:hAnsi="맑은 고딕" w:eastAsia="맑은 고딕" w:cs="맑은 고딕"/>
+          <w:b w:val="0"/>
+          <w:sz w:val="18"/>
+        </w:rPr>
+        <w:t>값은 대표 차원(전체·합계 등) 기준이며 차원별 값은 KPI 정의서 'KPI산출값' 시트에 있다. 빈칸은 원천 기간 밖이거나 해당 없음.</w:t>
+      </w:r>
+    </w:p>
     <w:p>
       <w:pPr>
         <w:pStyle w:val="Heading2"/>
@@ -13267,6 +15221,194 @@
                 <w:sz w:val="18"/>
               </w:rPr>
               <w:t>mes.tm_proc (7행)</w:t>
+            </w:r>
+          </w:p>
+        </w:tc>
+      </w:tr>
+      <w:tr>
+        <w:tc>
+          <w:tcPr>
+            <w:tcW w:type="dxa" w:w="2835"/>
+          </w:tcPr>
+          <w:p>
+            <w:r/>
+            <w:r>
+              <w:rPr>
+                <w:rFonts w:ascii="맑은 고딕" w:hAnsi="맑은 고딕" w:eastAsia="맑은 고딕" w:cs="맑은 고딕"/>
+                <w:sz w:val="18"/>
+              </w:rPr>
+              <w:t>OperationStart</w:t>
+            </w:r>
+          </w:p>
+        </w:tc>
+        <w:tc>
+          <w:tcPr>
+            <w:tcW w:type="dxa" w:w="1020"/>
+          </w:tcPr>
+          <w:p>
+            <w:r/>
+            <w:r>
+              <w:rPr>
+                <w:rFonts w:ascii="맑은 고딕" w:hAnsi="맑은 고딕" w:eastAsia="맑은 고딕" w:cs="맑은 고딕"/>
+                <w:sz w:val="18"/>
+              </w:rPr>
+              <w:t>참조</w:t>
+            </w:r>
+          </w:p>
+        </w:tc>
+        <w:tc>
+          <w:tcPr>
+            <w:tcW w:type="dxa" w:w="5783"/>
+          </w:tcPr>
+          <w:p>
+            <w:r/>
+            <w:r>
+              <w:rPr>
+                <w:rFonts w:ascii="맑은 고딕" w:hAnsi="맑은 고딕" w:eastAsia="맑은 고딕" w:cs="맑은 고딕"/>
+                <w:sz w:val="18"/>
+              </w:rPr>
+              <w:t>mes.tb_trk_in (527행)</w:t>
+            </w:r>
+          </w:p>
+        </w:tc>
+      </w:tr>
+      <w:tr>
+        <w:tc>
+          <w:tcPr>
+            <w:tcW w:type="dxa" w:w="2835"/>
+          </w:tcPr>
+          <w:p>
+            <w:r/>
+            <w:r>
+              <w:rPr>
+                <w:rFonts w:ascii="맑은 고딕" w:hAnsi="맑은 고딕" w:eastAsia="맑은 고딕" w:cs="맑은 고딕"/>
+                <w:sz w:val="18"/>
+              </w:rPr>
+              <w:t>OperationEnd</w:t>
+            </w:r>
+          </w:p>
+        </w:tc>
+        <w:tc>
+          <w:tcPr>
+            <w:tcW w:type="dxa" w:w="1020"/>
+          </w:tcPr>
+          <w:p>
+            <w:r/>
+            <w:r>
+              <w:rPr>
+                <w:rFonts w:ascii="맑은 고딕" w:hAnsi="맑은 고딕" w:eastAsia="맑은 고딕" w:cs="맑은 고딕"/>
+                <w:sz w:val="18"/>
+              </w:rPr>
+              <w:t>참조</w:t>
+            </w:r>
+          </w:p>
+        </w:tc>
+        <w:tc>
+          <w:tcPr>
+            <w:tcW w:type="dxa" w:w="5783"/>
+          </w:tcPr>
+          <w:p>
+            <w:r/>
+            <w:r>
+              <w:rPr>
+                <w:rFonts w:ascii="맑은 고딕" w:hAnsi="맑은 고딕" w:eastAsia="맑은 고딕" w:cs="맑은 고딕"/>
+                <w:sz w:val="18"/>
+              </w:rPr>
+              <w:t>mes.tb_trk_out (527행)</w:t>
+            </w:r>
+          </w:p>
+        </w:tc>
+      </w:tr>
+      <w:tr>
+        <w:tc>
+          <w:tcPr>
+            <w:tcW w:type="dxa" w:w="2835"/>
+          </w:tcPr>
+          <w:p>
+            <w:r/>
+            <w:r>
+              <w:rPr>
+                <w:rFonts w:ascii="맑은 고딕" w:hAnsi="맑은 고딕" w:eastAsia="맑은 고딕" w:cs="맑은 고딕"/>
+                <w:sz w:val="18"/>
+              </w:rPr>
+              <w:t>RoutingLine</w:t>
+            </w:r>
+          </w:p>
+        </w:tc>
+        <w:tc>
+          <w:tcPr>
+            <w:tcW w:type="dxa" w:w="1020"/>
+          </w:tcPr>
+          <w:p>
+            <w:r/>
+            <w:r>
+              <w:rPr>
+                <w:rFonts w:ascii="맑은 고딕" w:hAnsi="맑은 고딕" w:eastAsia="맑은 고딕" w:cs="맑은 고딕"/>
+                <w:sz w:val="18"/>
+              </w:rPr>
+              <w:t>참조</w:t>
+            </w:r>
+          </w:p>
+        </w:tc>
+        <w:tc>
+          <w:tcPr>
+            <w:tcW w:type="dxa" w:w="5783"/>
+          </w:tcPr>
+          <w:p>
+            <w:r/>
+            <w:r>
+              <w:rPr>
+                <w:rFonts w:ascii="맑은 고딕" w:hAnsi="맑은 고딕" w:eastAsia="맑은 고딕" w:cs="맑은 고딕"/>
+                <w:sz w:val="18"/>
+              </w:rPr>
+              <w:t>erp.tb_pp_rout_d (14행)</w:t>
+            </w:r>
+          </w:p>
+        </w:tc>
+      </w:tr>
+      <w:tr>
+        <w:tc>
+          <w:tcPr>
+            <w:tcW w:type="dxa" w:w="2835"/>
+          </w:tcPr>
+          <w:p>
+            <w:r/>
+            <w:r>
+              <w:rPr>
+                <w:rFonts w:ascii="맑은 고딕" w:hAnsi="맑은 고딕" w:eastAsia="맑은 고딕" w:cs="맑은 고딕"/>
+                <w:sz w:val="18"/>
+              </w:rPr>
+              <w:t>ProductionPerformanceEquipment</w:t>
+            </w:r>
+          </w:p>
+        </w:tc>
+        <w:tc>
+          <w:tcPr>
+            <w:tcW w:type="dxa" w:w="1020"/>
+          </w:tcPr>
+          <w:p>
+            <w:r/>
+            <w:r>
+              <w:rPr>
+                <w:rFonts w:ascii="맑은 고딕" w:hAnsi="맑은 고딕" w:eastAsia="맑은 고딕" w:cs="맑은 고딕"/>
+                <w:sz w:val="18"/>
+              </w:rPr>
+              <w:t>참조</w:t>
+            </w:r>
+          </w:p>
+        </w:tc>
+        <w:tc>
+          <w:tcPr>
+            <w:tcW w:type="dxa" w:w="5783"/>
+          </w:tcPr>
+          <w:p>
+            <w:r/>
+            <w:r>
+              <w:rPr>
+                <w:rFonts w:ascii="맑은 고딕" w:hAnsi="맑은 고딕" w:eastAsia="맑은 고딕" w:cs="맑은 고딕"/>
+                <w:sz w:val="18"/>
+              </w:rPr>
+              <w:t>mes.tb_trk_out (527행)</w:t>
             </w:r>
           </w:p>
         </w:tc>
@@ -13308,6 +15450,36 @@
       </w:r>
     </w:p>
     <w:p>
+      <w:r>
+        <w:rPr>
+          <w:rFonts w:ascii="맑은 고딕" w:hAnsi="맑은 고딕" w:eastAsia="맑은 고딕" w:cs="맑은 고딕"/>
+          <w:b w:val="0"/>
+          <w:sz w:val="20"/>
+        </w:rPr>
+        <w:t>• KPI(EQ01~EQ08): 시간가동율·MTBF·MTTR은 상태 구간을 재구성해 산출, 성능가동율·UPM은 라우팅 표준시간(RoutingLine.RunTime)과 완공 수량으로 산출</w:t>
+      </w:r>
+    </w:p>
+    <w:p>
+      <w:r>
+        <w:rPr>
+          <w:rFonts w:ascii="맑은 고딕" w:hAnsi="맑은 고딕" w:eastAsia="맑은 고딕" w:cs="맑은 고딕"/>
+          <w:b w:val="0"/>
+          <w:sz w:val="20"/>
+        </w:rPr>
+        <w:t>• 설비별 표준 UPM 없음(공정 표준 사용), 셋업(5) 기록 없음, 대기 사유 없음 → Extension 후보</w:t>
+      </w:r>
+    </w:p>
+    <w:p>
+      <w:r>
+        <w:rPr>
+          <w:rFonts w:ascii="맑은 고딕" w:hAnsi="맑은 고딕" w:eastAsia="맑은 고딕" w:cs="맑은 고딕"/>
+          <w:b w:val="0"/>
+          <w:sz w:val="20"/>
+        </w:rPr>
+        <w:t>• ProductionPerformanceEquipment는 완공·상태 이력에서 파생</w:t>
+      </w:r>
+    </w:p>
+    <w:p>
       <w:pPr>
         <w:pStyle w:val="Heading2"/>
       </w:pPr>
@@ -13423,6 +15595,160 @@
                 <w:sz w:val="18"/>
               </w:rPr>
               <w:t>건수</w:t>
+            </w:r>
+          </w:p>
+        </w:tc>
+      </w:tr>
+      <w:tr>
+        <w:tc>
+          <w:tcPr>
+            <w:tcW w:type="dxa" w:w="794"/>
+          </w:tcPr>
+          <w:p>
+            <w:r/>
+            <w:r>
+              <w:rPr>
+                <w:rFonts w:ascii="맑은 고딕" w:hAnsi="맑은 고딕" w:eastAsia="맑은 고딕" w:cs="맑은 고딕"/>
+                <w:sz w:val="18"/>
+              </w:rPr>
+              <w:t>Q009</w:t>
+            </w:r>
+          </w:p>
+        </w:tc>
+        <w:tc>
+          <w:tcPr>
+            <w:tcW w:type="dxa" w:w="737"/>
+          </w:tcPr>
+          <w:p>
+            <w:r/>
+            <w:r>
+              <w:rPr>
+                <w:rFonts w:ascii="맑은 고딕" w:hAnsi="맑은 고딕" w:eastAsia="맑은 고딕" w:cs="맑은 고딕"/>
+                <w:sz w:val="18"/>
+              </w:rPr>
+              <w:t>상</w:t>
+            </w:r>
+          </w:p>
+        </w:tc>
+        <w:tc>
+          <w:tcPr>
+            <w:tcW w:type="dxa" w:w="3005"/>
+          </w:tcPr>
+          <w:p>
+            <w:r/>
+            <w:r>
+              <w:rPr>
+                <w:rFonts w:ascii="맑은 고딕" w:hAnsi="맑은 고딕" w:eastAsia="맑은 고딕" w:cs="맑은 고딕"/>
+                <w:sz w:val="18"/>
+              </w:rPr>
+              <w:t>mes.tb_trk_out.good_qty</w:t>
+            </w:r>
+          </w:p>
+        </w:tc>
+        <w:tc>
+          <w:tcPr>
+            <w:tcW w:type="dxa" w:w="4309"/>
+          </w:tcPr>
+          <w:p>
+            <w:r/>
+            <w:r>
+              <w:rPr>
+                <w:rFonts w:ascii="맑은 고딕" w:hAnsi="맑은 고딕" w:eastAsia="맑은 고딕" w:cs="맑은 고딕"/>
+                <w:sz w:val="18"/>
+              </w:rPr>
+              <w:t>완공 수량 불일치(양품+불량 ≠ 착공 투입)</w:t>
+            </w:r>
+          </w:p>
+        </w:tc>
+        <w:tc>
+          <w:tcPr>
+            <w:tcW w:type="dxa" w:w="794"/>
+          </w:tcPr>
+          <w:p>
+            <w:r/>
+            <w:r>
+              <w:rPr>
+                <w:rFonts w:ascii="맑은 고딕" w:hAnsi="맑은 고딕" w:eastAsia="맑은 고딕" w:cs="맑은 고딕"/>
+                <w:sz w:val="18"/>
+              </w:rPr>
+              <w:t>2</w:t>
+            </w:r>
+          </w:p>
+        </w:tc>
+      </w:tr>
+      <w:tr>
+        <w:tc>
+          <w:tcPr>
+            <w:tcW w:type="dxa" w:w="794"/>
+          </w:tcPr>
+          <w:p>
+            <w:r/>
+            <w:r>
+              <w:rPr>
+                <w:rFonts w:ascii="맑은 고딕" w:hAnsi="맑은 고딕" w:eastAsia="맑은 고딕" w:cs="맑은 고딕"/>
+                <w:sz w:val="18"/>
+              </w:rPr>
+              <w:t>Q010</w:t>
+            </w:r>
+          </w:p>
+        </w:tc>
+        <w:tc>
+          <w:tcPr>
+            <w:tcW w:type="dxa" w:w="737"/>
+          </w:tcPr>
+          <w:p>
+            <w:r/>
+            <w:r>
+              <w:rPr>
+                <w:rFonts w:ascii="맑은 고딕" w:hAnsi="맑은 고딕" w:eastAsia="맑은 고딕" w:cs="맑은 고딕"/>
+                <w:sz w:val="18"/>
+              </w:rPr>
+              <w:t>상</w:t>
+            </w:r>
+          </w:p>
+        </w:tc>
+        <w:tc>
+          <w:tcPr>
+            <w:tcW w:type="dxa" w:w="3005"/>
+          </w:tcPr>
+          <w:p>
+            <w:r/>
+            <w:r>
+              <w:rPr>
+                <w:rFonts w:ascii="맑은 고딕" w:hAnsi="맑은 고딕" w:eastAsia="맑은 고딕" w:cs="맑은 고딕"/>
+                <w:sz w:val="18"/>
+              </w:rPr>
+              <w:t>mes.tb_trk_out.trk_out_dtm</w:t>
+            </w:r>
+          </w:p>
+        </w:tc>
+        <w:tc>
+          <w:tcPr>
+            <w:tcW w:type="dxa" w:w="4309"/>
+          </w:tcPr>
+          <w:p>
+            <w:r/>
+            <w:r>
+              <w:rPr>
+                <w:rFonts w:ascii="맑은 고딕" w:hAnsi="맑은 고딕" w:eastAsia="맑은 고딕" w:cs="맑은 고딕"/>
+                <w:sz w:val="18"/>
+              </w:rPr>
+              <w:t>완공 일시가 착공 일시보다 빠름</w:t>
+            </w:r>
+          </w:p>
+        </w:tc>
+        <w:tc>
+          <w:tcPr>
+            <w:tcW w:type="dxa" w:w="794"/>
+          </w:tcPr>
+          <w:p>
+            <w:r/>
+            <w:r>
+              <w:rPr>
+                <w:rFonts w:ascii="맑은 고딕" w:hAnsi="맑은 고딕" w:eastAsia="맑은 고딕" w:cs="맑은 고딕"/>
+                <w:sz w:val="18"/>
+              </w:rPr>
+              <w:t>1</w:t>
             </w:r>
           </w:p>
         </w:tc>
@@ -16017,7 +18343,7 @@
           <w:color w:val="1F3A5F"/>
           <w:sz w:val="24"/>
         </w:rPr>
-        <w:t>범위와 KPI</w:t>
+        <w:t>범위와 관리지표</w:t>
       </w:r>
     </w:p>
     <w:tbl>
@@ -16116,7 +18442,7 @@
                 <w:rFonts w:ascii="맑은 고딕" w:hAnsi="맑은 고딕" w:eastAsia="맑은 고딕" w:cs="맑은 고딕"/>
                 <w:sz w:val="18"/>
               </w:rPr>
-              <w:t>KPI</w:t>
+              <w:t>KPI(정의서)</w:t>
             </w:r>
           </w:p>
         </w:tc>
@@ -16131,13 +18457,563 @@
                 <w:rFonts w:ascii="맑은 고딕" w:hAnsi="맑은 고딕" w:eastAsia="맑은 고딕" w:cs="맑은 고딕"/>
                 <w:sz w:val="18"/>
               </w:rPr>
-              <w:t>공정별 불량률(PPM), 불량 유형 Top3, 보류 LOT 수, 수율</w:t>
+              <w:t>PR03 양품율(공정·직행률), PR04 공정별 불량금액, QM05 공정 불량률(공정 PPM), QM06 불량 유형별 폐기 현황</w:t>
+            </w:r>
+          </w:p>
+        </w:tc>
+      </w:tr>
+      <w:tr>
+        <w:tc>
+          <w:tcPr>
+            <w:tcW w:type="dxa" w:w="1701"/>
+          </w:tcPr>
+          <w:p>
+            <w:r/>
+            <w:r>
+              <w:rPr>
+                <w:rFonts w:ascii="맑은 고딕" w:hAnsi="맑은 고딕" w:eastAsia="맑은 고딕" w:cs="맑은 고딕"/>
+                <w:sz w:val="18"/>
+              </w:rPr>
+              <w:t>보조 관리지표</w:t>
+            </w:r>
+          </w:p>
+        </w:tc>
+        <w:tc>
+          <w:tcPr>
+            <w:tcW w:type="dxa" w:w="7937"/>
+          </w:tcPr>
+          <w:p>
+            <w:r/>
+            <w:r>
+              <w:rPr>
+                <w:rFonts w:ascii="맑은 고딕" w:hAnsi="맑은 고딕" w:eastAsia="맑은 고딕" w:cs="맑은 고딕"/>
+                <w:sz w:val="18"/>
+              </w:rPr>
+              <w:t>보류 LOT 수</w:t>
             </w:r>
           </w:p>
         </w:tc>
       </w:tr>
     </w:tbl>
     <w:p/>
+    <w:p>
+      <w:pPr>
+        <w:pStyle w:val="Heading2"/>
+      </w:pPr>
+      <w:r>
+        <w:rPr>
+          <w:rFonts w:ascii="맑은 고딕" w:hAnsi="맑은 고딕" w:eastAsia="맑은 고딕" w:cs="맑은 고딕"/>
+          <w:b/>
+          <w:color w:val="1F3A5F"/>
+          <w:sz w:val="24"/>
+        </w:rPr>
+        <w:t>관련 KPI(4종)</w:t>
+      </w:r>
+    </w:p>
+    <w:tbl>
+      <w:tblPr>
+        <w:tblStyle w:val="TableGrid"/>
+        <w:tblW w:type="auto" w:w="0"/>
+        <w:jc w:val="center"/>
+        <w:tblLayout w:type="fixed"/>
+        <w:tblLook w:firstColumn="1" w:firstRow="1" w:lastColumn="0" w:lastRow="0" w:noHBand="0" w:noVBand="1" w:val="04A0"/>
+        <w:tblLayout w:type="fixed"/>
+      </w:tblPr>
+      <w:tblGrid>
+        <w:gridCol w:w="907"/>
+        <w:gridCol w:w="1927"/>
+        <w:gridCol w:w="3685"/>
+        <w:gridCol w:w="737"/>
+        <w:gridCol w:w="1162"/>
+        <w:gridCol w:w="1162"/>
+      </w:tblGrid>
+      <w:tr>
+        <w:trPr>
+          <w:tblHeader w:val="true"/>
+        </w:trPr>
+        <w:tc>
+          <w:tcPr>
+            <w:tcW w:type="dxa" w:w="907"/>
+            <w:shd w:val="clear" w:color="auto" w:fill="DCE6F2"/>
+          </w:tcPr>
+          <w:p>
+            <w:r/>
+            <w:r>
+              <w:rPr>
+                <w:rFonts w:ascii="맑은 고딕" w:hAnsi="맑은 고딕" w:eastAsia="맑은 고딕" w:cs="맑은 고딕"/>
+                <w:b/>
+                <w:sz w:val="18"/>
+              </w:rPr>
+              <w:t>ID</w:t>
+            </w:r>
+          </w:p>
+        </w:tc>
+        <w:tc>
+          <w:tcPr>
+            <w:tcW w:type="dxa" w:w="1928"/>
+            <w:shd w:val="clear" w:color="auto" w:fill="DCE6F2"/>
+          </w:tcPr>
+          <w:p>
+            <w:r/>
+            <w:r>
+              <w:rPr>
+                <w:rFonts w:ascii="맑은 고딕" w:hAnsi="맑은 고딕" w:eastAsia="맑은 고딕" w:cs="맑은 고딕"/>
+                <w:b/>
+                <w:sz w:val="18"/>
+              </w:rPr>
+              <w:t>KPI</w:t>
+            </w:r>
+          </w:p>
+        </w:tc>
+        <w:tc>
+          <w:tcPr>
+            <w:tcW w:type="dxa" w:w="3685"/>
+            <w:shd w:val="clear" w:color="auto" w:fill="DCE6F2"/>
+          </w:tcPr>
+          <w:p>
+            <w:r/>
+            <w:r>
+              <w:rPr>
+                <w:rFonts w:ascii="맑은 고딕" w:hAnsi="맑은 고딕" w:eastAsia="맑은 고딕" w:cs="맑은 고딕"/>
+                <w:b/>
+                <w:sz w:val="18"/>
+              </w:rPr>
+              <w:t>산식</w:t>
+            </w:r>
+          </w:p>
+        </w:tc>
+        <w:tc>
+          <w:tcPr>
+            <w:tcW w:type="dxa" w:w="737"/>
+            <w:shd w:val="clear" w:color="auto" w:fill="DCE6F2"/>
+          </w:tcPr>
+          <w:p>
+            <w:r/>
+            <w:r>
+              <w:rPr>
+                <w:rFonts w:ascii="맑은 고딕" w:hAnsi="맑은 고딕" w:eastAsia="맑은 고딕" w:cs="맑은 고딕"/>
+                <w:b/>
+                <w:sz w:val="18"/>
+              </w:rPr>
+              <w:t>단위</w:t>
+            </w:r>
+          </w:p>
+        </w:tc>
+        <w:tc>
+          <w:tcPr>
+            <w:tcW w:type="dxa" w:w="1162"/>
+            <w:shd w:val="clear" w:color="auto" w:fill="DCE6F2"/>
+          </w:tcPr>
+          <w:p>
+            <w:r/>
+            <w:r>
+              <w:rPr>
+                <w:rFonts w:ascii="맑은 고딕" w:hAnsi="맑은 고딕" w:eastAsia="맑은 고딕" w:cs="맑은 고딕"/>
+                <w:b/>
+                <w:sz w:val="18"/>
+              </w:rPr>
+              <w:t>2026-09</w:t>
+            </w:r>
+          </w:p>
+        </w:tc>
+        <w:tc>
+          <w:tcPr>
+            <w:tcW w:type="dxa" w:w="1162"/>
+            <w:shd w:val="clear" w:color="auto" w:fill="DCE6F2"/>
+          </w:tcPr>
+          <w:p>
+            <w:r/>
+            <w:r>
+              <w:rPr>
+                <w:rFonts w:ascii="맑은 고딕" w:hAnsi="맑은 고딕" w:eastAsia="맑은 고딕" w:cs="맑은 고딕"/>
+                <w:b/>
+                <w:sz w:val="18"/>
+              </w:rPr>
+              <w:t>2026-10</w:t>
+            </w:r>
+          </w:p>
+        </w:tc>
+      </w:tr>
+      <w:tr>
+        <w:tc>
+          <w:tcPr>
+            <w:tcW w:type="dxa" w:w="907"/>
+          </w:tcPr>
+          <w:p>
+            <w:r/>
+            <w:r>
+              <w:rPr>
+                <w:rFonts w:ascii="맑은 고딕" w:hAnsi="맑은 고딕" w:eastAsia="맑은 고딕" w:cs="맑은 고딕"/>
+                <w:sz w:val="18"/>
+              </w:rPr>
+              <w:t>PR03</w:t>
+            </w:r>
+          </w:p>
+        </w:tc>
+        <w:tc>
+          <w:tcPr>
+            <w:tcW w:type="dxa" w:w="1928"/>
+          </w:tcPr>
+          <w:p>
+            <w:r/>
+            <w:r>
+              <w:rPr>
+                <w:rFonts w:ascii="맑은 고딕" w:hAnsi="맑은 고딕" w:eastAsia="맑은 고딕" w:cs="맑은 고딕"/>
+                <w:sz w:val="18"/>
+              </w:rPr>
+              <w:t>양품율(공정·직행률)</w:t>
+            </w:r>
+          </w:p>
+        </w:tc>
+        <w:tc>
+          <w:tcPr>
+            <w:tcW w:type="dxa" w:w="3685"/>
+          </w:tcPr>
+          <w:p>
+            <w:r/>
+            <w:r>
+              <w:rPr>
+                <w:rFonts w:ascii="맑은 고딕" w:hAnsi="맑은 고딕" w:eastAsia="맑은 고딕" w:cs="맑은 고딕"/>
+                <w:sz w:val="18"/>
+              </w:rPr>
+              <w:t>Σ 양품 / Σ(양품+불량) × 100, FPY = Π 공정 양품율</w:t>
+            </w:r>
+          </w:p>
+        </w:tc>
+        <w:tc>
+          <w:tcPr>
+            <w:tcW w:type="dxa" w:w="737"/>
+          </w:tcPr>
+          <w:p>
+            <w:r/>
+            <w:r>
+              <w:rPr>
+                <w:rFonts w:ascii="맑은 고딕" w:hAnsi="맑은 고딕" w:eastAsia="맑은 고딕" w:cs="맑은 고딕"/>
+                <w:sz w:val="18"/>
+              </w:rPr>
+              <w:t>%</w:t>
+            </w:r>
+          </w:p>
+        </w:tc>
+        <w:tc>
+          <w:tcPr>
+            <w:tcW w:type="dxa" w:w="1162"/>
+          </w:tcPr>
+          <w:p>
+            <w:r/>
+            <w:r>
+              <w:rPr>
+                <w:rFonts w:ascii="맑은 고딕" w:hAnsi="맑은 고딕" w:eastAsia="맑은 고딕" w:cs="맑은 고딕"/>
+                <w:sz w:val="18"/>
+              </w:rPr>
+              <w:t>96.96</w:t>
+            </w:r>
+          </w:p>
+        </w:tc>
+        <w:tc>
+          <w:tcPr>
+            <w:tcW w:type="dxa" w:w="1162"/>
+          </w:tcPr>
+          <w:p>
+            <w:r/>
+            <w:r>
+              <w:rPr>
+                <w:rFonts w:ascii="맑은 고딕" w:hAnsi="맑은 고딕" w:eastAsia="맑은 고딕" w:cs="맑은 고딕"/>
+                <w:sz w:val="18"/>
+              </w:rPr>
+              <w:t>96.32</w:t>
+            </w:r>
+          </w:p>
+        </w:tc>
+      </w:tr>
+      <w:tr>
+        <w:tc>
+          <w:tcPr>
+            <w:tcW w:type="dxa" w:w="907"/>
+          </w:tcPr>
+          <w:p>
+            <w:r/>
+            <w:r>
+              <w:rPr>
+                <w:rFonts w:ascii="맑은 고딕" w:hAnsi="맑은 고딕" w:eastAsia="맑은 고딕" w:cs="맑은 고딕"/>
+                <w:sz w:val="18"/>
+              </w:rPr>
+              <w:t>PR04</w:t>
+            </w:r>
+          </w:p>
+        </w:tc>
+        <w:tc>
+          <w:tcPr>
+            <w:tcW w:type="dxa" w:w="1928"/>
+          </w:tcPr>
+          <w:p>
+            <w:r/>
+            <w:r>
+              <w:rPr>
+                <w:rFonts w:ascii="맑은 고딕" w:hAnsi="맑은 고딕" w:eastAsia="맑은 고딕" w:cs="맑은 고딕"/>
+                <w:sz w:val="18"/>
+              </w:rPr>
+              <w:t>공정별 불량금액</w:t>
+            </w:r>
+          </w:p>
+        </w:tc>
+        <w:tc>
+          <w:tcPr>
+            <w:tcW w:type="dxa" w:w="3685"/>
+          </w:tcPr>
+          <w:p>
+            <w:r/>
+            <w:r>
+              <w:rPr>
+                <w:rFonts w:ascii="맑은 고딕" w:hAnsi="맑은 고딕" w:eastAsia="맑은 고딕" w:cs="맑은 고딕"/>
+                <w:sz w:val="18"/>
+              </w:rPr>
+              <w:t>Σ 폐기수량 × 공정 단계 단위원가</w:t>
+            </w:r>
+          </w:p>
+        </w:tc>
+        <w:tc>
+          <w:tcPr>
+            <w:tcW w:type="dxa" w:w="737"/>
+          </w:tcPr>
+          <w:p>
+            <w:r/>
+            <w:r>
+              <w:rPr>
+                <w:rFonts w:ascii="맑은 고딕" w:hAnsi="맑은 고딕" w:eastAsia="맑은 고딕" w:cs="맑은 고딕"/>
+                <w:sz w:val="18"/>
+              </w:rPr>
+              <w:t>원</w:t>
+            </w:r>
+          </w:p>
+        </w:tc>
+        <w:tc>
+          <w:tcPr>
+            <w:tcW w:type="dxa" w:w="1162"/>
+          </w:tcPr>
+          <w:p>
+            <w:r/>
+            <w:r>
+              <w:rPr>
+                <w:rFonts w:ascii="맑은 고딕" w:hAnsi="맑은 고딕" w:eastAsia="맑은 고딕" w:cs="맑은 고딕"/>
+                <w:sz w:val="18"/>
+              </w:rPr>
+              <w:t>4,320,800</w:t>
+            </w:r>
+          </w:p>
+        </w:tc>
+        <w:tc>
+          <w:tcPr>
+            <w:tcW w:type="dxa" w:w="1162"/>
+          </w:tcPr>
+          <w:p>
+            <w:r/>
+            <w:r>
+              <w:rPr>
+                <w:rFonts w:ascii="맑은 고딕" w:hAnsi="맑은 고딕" w:eastAsia="맑은 고딕" w:cs="맑은 고딕"/>
+                <w:sz w:val="18"/>
+              </w:rPr>
+              <w:t>10,350,000</w:t>
+            </w:r>
+          </w:p>
+        </w:tc>
+      </w:tr>
+      <w:tr>
+        <w:tc>
+          <w:tcPr>
+            <w:tcW w:type="dxa" w:w="907"/>
+          </w:tcPr>
+          <w:p>
+            <w:r/>
+            <w:r>
+              <w:rPr>
+                <w:rFonts w:ascii="맑은 고딕" w:hAnsi="맑은 고딕" w:eastAsia="맑은 고딕" w:cs="맑은 고딕"/>
+                <w:sz w:val="18"/>
+              </w:rPr>
+              <w:t>QM05</w:t>
+            </w:r>
+          </w:p>
+        </w:tc>
+        <w:tc>
+          <w:tcPr>
+            <w:tcW w:type="dxa" w:w="1928"/>
+          </w:tcPr>
+          <w:p>
+            <w:r/>
+            <w:r>
+              <w:rPr>
+                <w:rFonts w:ascii="맑은 고딕" w:hAnsi="맑은 고딕" w:eastAsia="맑은 고딕" w:cs="맑은 고딕"/>
+                <w:sz w:val="18"/>
+              </w:rPr>
+              <w:t>공정 불량률(공정 PPM)</w:t>
+            </w:r>
+          </w:p>
+        </w:tc>
+        <w:tc>
+          <w:tcPr>
+            <w:tcW w:type="dxa" w:w="3685"/>
+          </w:tcPr>
+          <w:p>
+            <w:r/>
+            <w:r>
+              <w:rPr>
+                <w:rFonts w:ascii="맑은 고딕" w:hAnsi="맑은 고딕" w:eastAsia="맑은 고딕" w:cs="맑은 고딕"/>
+                <w:sz w:val="18"/>
+              </w:rPr>
+              <w:t>Σ 불량 / Σ(양품+불량) × 10⁶</w:t>
+            </w:r>
+          </w:p>
+        </w:tc>
+        <w:tc>
+          <w:tcPr>
+            <w:tcW w:type="dxa" w:w="737"/>
+          </w:tcPr>
+          <w:p>
+            <w:r/>
+            <w:r>
+              <w:rPr>
+                <w:rFonts w:ascii="맑은 고딕" w:hAnsi="맑은 고딕" w:eastAsia="맑은 고딕" w:cs="맑은 고딕"/>
+                <w:sz w:val="18"/>
+              </w:rPr>
+              <w:t>PPM</w:t>
+            </w:r>
+          </w:p>
+        </w:tc>
+        <w:tc>
+          <w:tcPr>
+            <w:tcW w:type="dxa" w:w="1162"/>
+          </w:tcPr>
+          <w:p>
+            <w:r/>
+            <w:r>
+              <w:rPr>
+                <w:rFonts w:ascii="맑은 고딕" w:hAnsi="맑은 고딕" w:eastAsia="맑은 고딕" w:cs="맑은 고딕"/>
+                <w:sz w:val="18"/>
+              </w:rPr>
+              <w:t>4,484</w:t>
+            </w:r>
+          </w:p>
+        </w:tc>
+        <w:tc>
+          <w:tcPr>
+            <w:tcW w:type="dxa" w:w="1162"/>
+          </w:tcPr>
+          <w:p>
+            <w:r/>
+            <w:r>
+              <w:rPr>
+                <w:rFonts w:ascii="맑은 고딕" w:hAnsi="맑은 고딕" w:eastAsia="맑은 고딕" w:cs="맑은 고딕"/>
+                <w:sz w:val="18"/>
+              </w:rPr>
+              <w:t>5,422</w:t>
+            </w:r>
+          </w:p>
+        </w:tc>
+      </w:tr>
+      <w:tr>
+        <w:tc>
+          <w:tcPr>
+            <w:tcW w:type="dxa" w:w="907"/>
+          </w:tcPr>
+          <w:p>
+            <w:r/>
+            <w:r>
+              <w:rPr>
+                <w:rFonts w:ascii="맑은 고딕" w:hAnsi="맑은 고딕" w:eastAsia="맑은 고딕" w:cs="맑은 고딕"/>
+                <w:sz w:val="18"/>
+              </w:rPr>
+              <w:t>QM06</w:t>
+            </w:r>
+          </w:p>
+        </w:tc>
+        <w:tc>
+          <w:tcPr>
+            <w:tcW w:type="dxa" w:w="1928"/>
+          </w:tcPr>
+          <w:p>
+            <w:r/>
+            <w:r>
+              <w:rPr>
+                <w:rFonts w:ascii="맑은 고딕" w:hAnsi="맑은 고딕" w:eastAsia="맑은 고딕" w:cs="맑은 고딕"/>
+                <w:sz w:val="18"/>
+              </w:rPr>
+              <w:t>불량 유형별 폐기 현황</w:t>
+            </w:r>
+          </w:p>
+        </w:tc>
+        <w:tc>
+          <w:tcPr>
+            <w:tcW w:type="dxa" w:w="3685"/>
+          </w:tcPr>
+          <w:p>
+            <w:r/>
+            <w:r>
+              <w:rPr>
+                <w:rFonts w:ascii="맑은 고딕" w:hAnsi="맑은 고딕" w:eastAsia="맑은 고딕" w:cs="맑은 고딕"/>
+                <w:sz w:val="18"/>
+              </w:rPr>
+              <w:t>Σ 폐기수량, Σ 폐기금액 (불량유형별)</w:t>
+            </w:r>
+          </w:p>
+        </w:tc>
+        <w:tc>
+          <w:tcPr>
+            <w:tcW w:type="dxa" w:w="737"/>
+          </w:tcPr>
+          <w:p>
+            <w:r/>
+            <w:r>
+              <w:rPr>
+                <w:rFonts w:ascii="맑은 고딕" w:hAnsi="맑은 고딕" w:eastAsia="맑은 고딕" w:cs="맑은 고딕"/>
+                <w:sz w:val="18"/>
+              </w:rPr>
+              <w:t>EA</w:t>
+            </w:r>
+          </w:p>
+        </w:tc>
+        <w:tc>
+          <w:tcPr>
+            <w:tcW w:type="dxa" w:w="1162"/>
+          </w:tcPr>
+          <w:p>
+            <w:r/>
+            <w:r>
+              <w:rPr>
+                <w:rFonts w:ascii="맑은 고딕" w:hAnsi="맑은 고딕" w:eastAsia="맑은 고딕" w:cs="맑은 고딕"/>
+                <w:sz w:val="18"/>
+              </w:rPr>
+              <w:t>36</w:t>
+            </w:r>
+          </w:p>
+        </w:tc>
+        <w:tc>
+          <w:tcPr>
+            <w:tcW w:type="dxa" w:w="1162"/>
+          </w:tcPr>
+          <w:p>
+            <w:r/>
+            <w:r>
+              <w:rPr>
+                <w:rFonts w:ascii="맑은 고딕" w:hAnsi="맑은 고딕" w:eastAsia="맑은 고딕" w:cs="맑은 고딕"/>
+                <w:sz w:val="18"/>
+              </w:rPr>
+              <w:t>130</w:t>
+            </w:r>
+          </w:p>
+        </w:tc>
+      </w:tr>
+    </w:tbl>
+    <w:p/>
+    <w:p>
+      <w:r>
+        <w:rPr>
+          <w:rFonts w:ascii="맑은 고딕" w:hAnsi="맑은 고딕" w:eastAsia="맑은 고딕" w:cs="맑은 고딕"/>
+          <w:b w:val="0"/>
+          <w:sz w:val="18"/>
+        </w:rPr>
+        <w:t>값은 대표 차원(전체·합계 등) 기준이며 차원별 값은 KPI 정의서 'KPI산출값' 시트에 있다. 빈칸은 원천 기간 밖이거나 해당 없음.</w:t>
+      </w:r>
+    </w:p>
     <w:p>
       <w:pPr>
         <w:pStyle w:val="Heading2"/>
@@ -16545,6 +19421,109 @@
                 <w:sz w:val="18"/>
               </w:rPr>
               <w:t>mes.tm_proc (7행)</w:t>
+            </w:r>
+          </w:p>
+        </w:tc>
+      </w:tr>
+      <w:tr>
+        <w:tc>
+          <w:tcPr>
+            <w:tcW w:type="dxa" w:w="2835"/>
+          </w:tcPr>
+          <w:p>
+            <w:r/>
+            <w:r>
+              <w:rPr>
+                <w:rFonts w:ascii="맑은 고딕" w:hAnsi="맑은 고딕" w:eastAsia="맑은 고딕" w:cs="맑은 고딕"/>
+                <w:sz w:val="18"/>
+              </w:rPr>
+              <w:t>GoodsIssue</w:t>
+            </w:r>
+          </w:p>
+        </w:tc>
+        <w:tc>
+          <w:tcPr>
+            <w:tcW w:type="dxa" w:w="1020"/>
+          </w:tcPr>
+          <w:p>
+            <w:r/>
+            <w:r>
+              <w:rPr>
+                <w:rFonts w:ascii="맑은 고딕" w:hAnsi="맑은 고딕" w:eastAsia="맑은 고딕" w:cs="맑은 고딕"/>
+                <w:sz w:val="18"/>
+              </w:rPr>
+              <w:t>참조</w:t>
+            </w:r>
+          </w:p>
+        </w:tc>
+        <w:tc>
+          <w:tcPr>
+            <w:tcW w:type="dxa" w:w="5783"/>
+          </w:tcPr>
+          <w:p>
+            <w:r/>
+            <w:r>
+              <w:rPr>
+                <w:rFonts w:ascii="맑은 고딕" w:hAnsi="맑은 고딕" w:eastAsia="맑은 고딕" w:cs="맑은 고딕"/>
+                <w:sz w:val="18"/>
+              </w:rPr>
+              <w:t>erp.tb_mm_gi (1,732행)</w:t>
+            </w:r>
+          </w:p>
+          <w:p>
+            <w:r>
+              <w:rPr>
+                <w:rFonts w:ascii="맑은 고딕" w:hAnsi="맑은 고딕" w:eastAsia="맑은 고딕" w:cs="맑은 고딕"/>
+                <w:sz w:val="18"/>
+              </w:rPr>
+              <w:t>qms.qm_scrap (361행)</w:t>
+            </w:r>
+          </w:p>
+        </w:tc>
+      </w:tr>
+      <w:tr>
+        <w:tc>
+          <w:tcPr>
+            <w:tcW w:type="dxa" w:w="2835"/>
+          </w:tcPr>
+          <w:p>
+            <w:r/>
+            <w:r>
+              <w:rPr>
+                <w:rFonts w:ascii="맑은 고딕" w:hAnsi="맑은 고딕" w:eastAsia="맑은 고딕" w:cs="맑은 고딕"/>
+                <w:sz w:val="18"/>
+              </w:rPr>
+              <w:t>StandardCost*</w:t>
+            </w:r>
+          </w:p>
+        </w:tc>
+        <w:tc>
+          <w:tcPr>
+            <w:tcW w:type="dxa" w:w="1020"/>
+          </w:tcPr>
+          <w:p>
+            <w:r/>
+            <w:r>
+              <w:rPr>
+                <w:rFonts w:ascii="맑은 고딕" w:hAnsi="맑은 고딕" w:eastAsia="맑은 고딕" w:cs="맑은 고딕"/>
+                <w:sz w:val="18"/>
+              </w:rPr>
+              <w:t>참조</w:t>
+            </w:r>
+          </w:p>
+        </w:tc>
+        <w:tc>
+          <w:tcPr>
+            <w:tcW w:type="dxa" w:w="5783"/>
+          </w:tcPr>
+          <w:p>
+            <w:r/>
+            <w:r>
+              <w:rPr>
+                <w:rFonts w:ascii="맑은 고딕" w:hAnsi="맑은 고딕" w:eastAsia="맑은 고딕" w:cs="맑은 고딕"/>
+                <w:sz w:val="18"/>
+              </w:rPr>
+              <w:t>erp.tb_co_std_cost (63행)</w:t>
             </w:r>
           </w:p>
         </w:tc>
@@ -16583,6 +19562,16 @@
           <w:sz w:val="20"/>
         </w:rPr>
         <w:t>• 검사 판정(judge) 표준 속성 없음 → Extension 후보</w:t>
+      </w:r>
+    </w:p>
+    <w:p>
+      <w:r>
+        <w:rPr>
+          <w:rFonts w:ascii="맑은 고딕" w:hAnsi="맑은 고딕" w:eastAsia="맑은 고딕" w:cs="맑은 고딕"/>
+          <w:b w:val="0"/>
+          <w:sz w:val="20"/>
+        </w:rPr>
+        <w:t>• KPI(PR04·QM06): 불량금액은 QMS 폐기 × 공정 단계 원가로 산출 → 공정 단계 원가(StandardCost) Extension 필요</w:t>
       </w:r>
     </w:p>
     <w:p>
@@ -19613,7 +22602,7 @@
           <w:color w:val="1F3A5F"/>
           <w:sz w:val="24"/>
         </w:rPr>
-        <w:t>범위와 KPI</w:t>
+        <w:t>범위와 관리지표</w:t>
       </w:r>
     </w:p>
     <w:tbl>
@@ -19712,7 +22701,7 @@
                 <w:rFonts w:ascii="맑은 고딕" w:hAnsi="맑은 고딕" w:eastAsia="맑은 고딕" w:cs="맑은 고딕"/>
                 <w:sz w:val="18"/>
               </w:rPr>
-              <w:t>KPI</w:t>
+              <w:t>KPI(정의서)</w:t>
             </w:r>
           </w:p>
         </w:tc>
@@ -19727,13 +22716,930 @@
                 <w:rFonts w:ascii="맑은 고딕" w:hAnsi="맑은 고딕" w:eastAsia="맑은 고딕" w:cs="맑은 고딕"/>
                 <w:sz w:val="18"/>
               </w:rPr>
-              <w:t>고객 부적합 건수, 고객 부적합 일정 준수율, Line 중단 Claim·필드 반송 건수, Q-COST, 불량 손실액, 협력업체 불량건수, 수입검사 PPM</w:t>
+              <w:t>PR05 품질 비용(불량 실패비용), QM01 고객 부적합 건수, QM02 고객 부적합 일정 준수율, QM03 고객 Line 중단 Claim 건수 · 필드 반송 건수, QM04 Q-COST(품질비용), QM07 불량 손실액, QM08 협력업체 불량건수, QM09 수입검사 불량률(수입검사 PPM)</w:t>
+            </w:r>
+          </w:p>
+        </w:tc>
+      </w:tr>
+      <w:tr>
+        <w:tc>
+          <w:tcPr>
+            <w:tcW w:type="dxa" w:w="1701"/>
+          </w:tcPr>
+          <w:p>
+            <w:r/>
+            <w:r>
+              <w:rPr>
+                <w:rFonts w:ascii="맑은 고딕" w:hAnsi="맑은 고딕" w:eastAsia="맑은 고딕" w:cs="맑은 고딕"/>
+                <w:sz w:val="18"/>
+              </w:rPr>
+              <w:t>보조 관리지표</w:t>
+            </w:r>
+          </w:p>
+        </w:tc>
+        <w:tc>
+          <w:tcPr>
+            <w:tcW w:type="dxa" w:w="7937"/>
+          </w:tcPr>
+          <w:p>
+            <w:r/>
+            <w:r>
+              <w:rPr>
+                <w:rFonts w:ascii="맑은 고딕" w:hAnsi="맑은 고딕" w:eastAsia="맑은 고딕" w:cs="맑은 고딕"/>
+                <w:sz w:val="18"/>
+              </w:rPr>
+              <w:t>CAR 완료 지연 건수</w:t>
             </w:r>
           </w:p>
         </w:tc>
       </w:tr>
     </w:tbl>
     <w:p/>
+    <w:p>
+      <w:pPr>
+        <w:pStyle w:val="Heading2"/>
+      </w:pPr>
+      <w:r>
+        <w:rPr>
+          <w:rFonts w:ascii="맑은 고딕" w:hAnsi="맑은 고딕" w:eastAsia="맑은 고딕" w:cs="맑은 고딕"/>
+          <w:b/>
+          <w:color w:val="1F3A5F"/>
+          <w:sz w:val="24"/>
+        </w:rPr>
+        <w:t>관련 KPI(8종)</w:t>
+      </w:r>
+    </w:p>
+    <w:tbl>
+      <w:tblPr>
+        <w:tblStyle w:val="TableGrid"/>
+        <w:tblW w:type="auto" w:w="0"/>
+        <w:jc w:val="center"/>
+        <w:tblLayout w:type="fixed"/>
+        <w:tblLook w:firstColumn="1" w:firstRow="1" w:lastColumn="0" w:lastRow="0" w:noHBand="0" w:noVBand="1" w:val="04A0"/>
+        <w:tblLayout w:type="fixed"/>
+      </w:tblPr>
+      <w:tblGrid>
+        <w:gridCol w:w="907"/>
+        <w:gridCol w:w="1927"/>
+        <w:gridCol w:w="3685"/>
+        <w:gridCol w:w="737"/>
+        <w:gridCol w:w="1162"/>
+        <w:gridCol w:w="1162"/>
+      </w:tblGrid>
+      <w:tr>
+        <w:trPr>
+          <w:tblHeader w:val="true"/>
+        </w:trPr>
+        <w:tc>
+          <w:tcPr>
+            <w:tcW w:type="dxa" w:w="907"/>
+            <w:shd w:val="clear" w:color="auto" w:fill="DCE6F2"/>
+          </w:tcPr>
+          <w:p>
+            <w:r/>
+            <w:r>
+              <w:rPr>
+                <w:rFonts w:ascii="맑은 고딕" w:hAnsi="맑은 고딕" w:eastAsia="맑은 고딕" w:cs="맑은 고딕"/>
+                <w:b/>
+                <w:sz w:val="18"/>
+              </w:rPr>
+              <w:t>ID</w:t>
+            </w:r>
+          </w:p>
+        </w:tc>
+        <w:tc>
+          <w:tcPr>
+            <w:tcW w:type="dxa" w:w="1928"/>
+            <w:shd w:val="clear" w:color="auto" w:fill="DCE6F2"/>
+          </w:tcPr>
+          <w:p>
+            <w:r/>
+            <w:r>
+              <w:rPr>
+                <w:rFonts w:ascii="맑은 고딕" w:hAnsi="맑은 고딕" w:eastAsia="맑은 고딕" w:cs="맑은 고딕"/>
+                <w:b/>
+                <w:sz w:val="18"/>
+              </w:rPr>
+              <w:t>KPI</w:t>
+            </w:r>
+          </w:p>
+        </w:tc>
+        <w:tc>
+          <w:tcPr>
+            <w:tcW w:type="dxa" w:w="3685"/>
+            <w:shd w:val="clear" w:color="auto" w:fill="DCE6F2"/>
+          </w:tcPr>
+          <w:p>
+            <w:r/>
+            <w:r>
+              <w:rPr>
+                <w:rFonts w:ascii="맑은 고딕" w:hAnsi="맑은 고딕" w:eastAsia="맑은 고딕" w:cs="맑은 고딕"/>
+                <w:b/>
+                <w:sz w:val="18"/>
+              </w:rPr>
+              <w:t>산식</w:t>
+            </w:r>
+          </w:p>
+        </w:tc>
+        <w:tc>
+          <w:tcPr>
+            <w:tcW w:type="dxa" w:w="737"/>
+            <w:shd w:val="clear" w:color="auto" w:fill="DCE6F2"/>
+          </w:tcPr>
+          <w:p>
+            <w:r/>
+            <w:r>
+              <w:rPr>
+                <w:rFonts w:ascii="맑은 고딕" w:hAnsi="맑은 고딕" w:eastAsia="맑은 고딕" w:cs="맑은 고딕"/>
+                <w:b/>
+                <w:sz w:val="18"/>
+              </w:rPr>
+              <w:t>단위</w:t>
+            </w:r>
+          </w:p>
+        </w:tc>
+        <w:tc>
+          <w:tcPr>
+            <w:tcW w:type="dxa" w:w="1162"/>
+            <w:shd w:val="clear" w:color="auto" w:fill="DCE6F2"/>
+          </w:tcPr>
+          <w:p>
+            <w:r/>
+            <w:r>
+              <w:rPr>
+                <w:rFonts w:ascii="맑은 고딕" w:hAnsi="맑은 고딕" w:eastAsia="맑은 고딕" w:cs="맑은 고딕"/>
+                <w:b/>
+                <w:sz w:val="18"/>
+              </w:rPr>
+              <w:t>2026-09</w:t>
+            </w:r>
+          </w:p>
+        </w:tc>
+        <w:tc>
+          <w:tcPr>
+            <w:tcW w:type="dxa" w:w="1162"/>
+            <w:shd w:val="clear" w:color="auto" w:fill="DCE6F2"/>
+          </w:tcPr>
+          <w:p>
+            <w:r/>
+            <w:r>
+              <w:rPr>
+                <w:rFonts w:ascii="맑은 고딕" w:hAnsi="맑은 고딕" w:eastAsia="맑은 고딕" w:cs="맑은 고딕"/>
+                <w:b/>
+                <w:sz w:val="18"/>
+              </w:rPr>
+              <w:t>2026-10</w:t>
+            </w:r>
+          </w:p>
+        </w:tc>
+      </w:tr>
+      <w:tr>
+        <w:tc>
+          <w:tcPr>
+            <w:tcW w:type="dxa" w:w="907"/>
+          </w:tcPr>
+          <w:p>
+            <w:r/>
+            <w:r>
+              <w:rPr>
+                <w:rFonts w:ascii="맑은 고딕" w:hAnsi="맑은 고딕" w:eastAsia="맑은 고딕" w:cs="맑은 고딕"/>
+                <w:sz w:val="18"/>
+              </w:rPr>
+              <w:t>PR05</w:t>
+            </w:r>
+          </w:p>
+        </w:tc>
+        <w:tc>
+          <w:tcPr>
+            <w:tcW w:type="dxa" w:w="1928"/>
+          </w:tcPr>
+          <w:p>
+            <w:r/>
+            <w:r>
+              <w:rPr>
+                <w:rFonts w:ascii="맑은 고딕" w:hAnsi="맑은 고딕" w:eastAsia="맑은 고딕" w:cs="맑은 고딕"/>
+                <w:sz w:val="18"/>
+              </w:rPr>
+              <w:t>품질 비용(불량 실패비용)</w:t>
+            </w:r>
+          </w:p>
+        </w:tc>
+        <w:tc>
+          <w:tcPr>
+            <w:tcW w:type="dxa" w:w="3685"/>
+          </w:tcPr>
+          <w:p>
+            <w:r/>
+            <w:r>
+              <w:rPr>
+                <w:rFonts w:ascii="맑은 고딕" w:hAnsi="맑은 고딕" w:eastAsia="맑은 고딕" w:cs="맑은 고딕"/>
+                <w:sz w:val="18"/>
+              </w:rPr>
+              <w:t>Σ 내부실패비용 + Σ 외부실패비용</w:t>
+            </w:r>
+          </w:p>
+        </w:tc>
+        <w:tc>
+          <w:tcPr>
+            <w:tcW w:type="dxa" w:w="737"/>
+          </w:tcPr>
+          <w:p>
+            <w:r/>
+            <w:r>
+              <w:rPr>
+                <w:rFonts w:ascii="맑은 고딕" w:hAnsi="맑은 고딕" w:eastAsia="맑은 고딕" w:cs="맑은 고딕"/>
+                <w:sz w:val="18"/>
+              </w:rPr>
+              <w:t>원</w:t>
+            </w:r>
+          </w:p>
+        </w:tc>
+        <w:tc>
+          <w:tcPr>
+            <w:tcW w:type="dxa" w:w="1162"/>
+          </w:tcPr>
+          <w:p>
+            <w:r/>
+            <w:r>
+              <w:rPr>
+                <w:rFonts w:ascii="맑은 고딕" w:hAnsi="맑은 고딕" w:eastAsia="맑은 고딕" w:cs="맑은 고딕"/>
+                <w:sz w:val="18"/>
+              </w:rPr>
+              <w:t>12,740,800</w:t>
+            </w:r>
+          </w:p>
+        </w:tc>
+        <w:tc>
+          <w:tcPr>
+            <w:tcW w:type="dxa" w:w="1162"/>
+          </w:tcPr>
+          <w:p>
+            <w:r/>
+            <w:r>
+              <w:rPr>
+                <w:rFonts w:ascii="맑은 고딕" w:hAnsi="맑은 고딕" w:eastAsia="맑은 고딕" w:cs="맑은 고딕"/>
+                <w:sz w:val="18"/>
+              </w:rPr>
+              <w:t>28,400,000</w:t>
+            </w:r>
+          </w:p>
+        </w:tc>
+      </w:tr>
+      <w:tr>
+        <w:tc>
+          <w:tcPr>
+            <w:tcW w:type="dxa" w:w="907"/>
+          </w:tcPr>
+          <w:p>
+            <w:r/>
+            <w:r>
+              <w:rPr>
+                <w:rFonts w:ascii="맑은 고딕" w:hAnsi="맑은 고딕" w:eastAsia="맑은 고딕" w:cs="맑은 고딕"/>
+                <w:sz w:val="18"/>
+              </w:rPr>
+              <w:t>QM01</w:t>
+            </w:r>
+          </w:p>
+        </w:tc>
+        <w:tc>
+          <w:tcPr>
+            <w:tcW w:type="dxa" w:w="1928"/>
+          </w:tcPr>
+          <w:p>
+            <w:r/>
+            <w:r>
+              <w:rPr>
+                <w:rFonts w:ascii="맑은 고딕" w:hAnsi="맑은 고딕" w:eastAsia="맑은 고딕" w:cs="맑은 고딕"/>
+                <w:sz w:val="18"/>
+              </w:rPr>
+              <w:t>고객 부적합 건수</w:t>
+            </w:r>
+          </w:p>
+        </w:tc>
+        <w:tc>
+          <w:tcPr>
+            <w:tcW w:type="dxa" w:w="3685"/>
+          </w:tcPr>
+          <w:p>
+            <w:r/>
+            <w:r>
+              <w:rPr>
+                <w:rFonts w:ascii="맑은 고딕" w:hAnsi="맑은 고딕" w:eastAsia="맑은 고딕" w:cs="맑은 고딕"/>
+                <w:sz w:val="18"/>
+              </w:rPr>
+              <w:t>COUNT(고객 클레임)</w:t>
+            </w:r>
+          </w:p>
+        </w:tc>
+        <w:tc>
+          <w:tcPr>
+            <w:tcW w:type="dxa" w:w="737"/>
+          </w:tcPr>
+          <w:p>
+            <w:r/>
+            <w:r>
+              <w:rPr>
+                <w:rFonts w:ascii="맑은 고딕" w:hAnsi="맑은 고딕" w:eastAsia="맑은 고딕" w:cs="맑은 고딕"/>
+                <w:sz w:val="18"/>
+              </w:rPr>
+              <w:t>건</w:t>
+            </w:r>
+          </w:p>
+        </w:tc>
+        <w:tc>
+          <w:tcPr>
+            <w:tcW w:type="dxa" w:w="1162"/>
+          </w:tcPr>
+          <w:p>
+            <w:r/>
+            <w:r>
+              <w:rPr>
+                <w:rFonts w:ascii="맑은 고딕" w:hAnsi="맑은 고딕" w:eastAsia="맑은 고딕" w:cs="맑은 고딕"/>
+                <w:sz w:val="18"/>
+              </w:rPr>
+              <w:t>3</w:t>
+            </w:r>
+          </w:p>
+        </w:tc>
+        <w:tc>
+          <w:tcPr>
+            <w:tcW w:type="dxa" w:w="1162"/>
+          </w:tcPr>
+          <w:p>
+            <w:r/>
+            <w:r>
+              <w:rPr>
+                <w:rFonts w:ascii="맑은 고딕" w:hAnsi="맑은 고딕" w:eastAsia="맑은 고딕" w:cs="맑은 고딕"/>
+                <w:sz w:val="18"/>
+              </w:rPr>
+              <w:t>4</w:t>
+            </w:r>
+          </w:p>
+        </w:tc>
+      </w:tr>
+      <w:tr>
+        <w:tc>
+          <w:tcPr>
+            <w:tcW w:type="dxa" w:w="907"/>
+          </w:tcPr>
+          <w:p>
+            <w:r/>
+            <w:r>
+              <w:rPr>
+                <w:rFonts w:ascii="맑은 고딕" w:hAnsi="맑은 고딕" w:eastAsia="맑은 고딕" w:cs="맑은 고딕"/>
+                <w:sz w:val="18"/>
+              </w:rPr>
+              <w:t>QM02</w:t>
+            </w:r>
+          </w:p>
+        </w:tc>
+        <w:tc>
+          <w:tcPr>
+            <w:tcW w:type="dxa" w:w="1928"/>
+          </w:tcPr>
+          <w:p>
+            <w:r/>
+            <w:r>
+              <w:rPr>
+                <w:rFonts w:ascii="맑은 고딕" w:hAnsi="맑은 고딕" w:eastAsia="맑은 고딕" w:cs="맑은 고딕"/>
+                <w:sz w:val="18"/>
+              </w:rPr>
+              <w:t>고객 부적합 일정 준수율</w:t>
+            </w:r>
+          </w:p>
+        </w:tc>
+        <w:tc>
+          <w:tcPr>
+            <w:tcW w:type="dxa" w:w="3685"/>
+          </w:tcPr>
+          <w:p>
+            <w:r/>
+            <w:r>
+              <w:rPr>
+                <w:rFonts w:ascii="맑은 고딕" w:hAnsi="맑은 고딕" w:eastAsia="맑은 고딕" w:cs="맑은 고딕"/>
+                <w:sz w:val="18"/>
+              </w:rPr>
+              <w:t>기한 내 회신 건수 / (기한 도래 건수 + 기한 전 회신 건수) × 100</w:t>
+            </w:r>
+          </w:p>
+        </w:tc>
+        <w:tc>
+          <w:tcPr>
+            <w:tcW w:type="dxa" w:w="737"/>
+          </w:tcPr>
+          <w:p>
+            <w:r/>
+            <w:r>
+              <w:rPr>
+                <w:rFonts w:ascii="맑은 고딕" w:hAnsi="맑은 고딕" w:eastAsia="맑은 고딕" w:cs="맑은 고딕"/>
+                <w:sz w:val="18"/>
+              </w:rPr>
+              <w:t>%</w:t>
+            </w:r>
+          </w:p>
+        </w:tc>
+        <w:tc>
+          <w:tcPr>
+            <w:tcW w:type="dxa" w:w="1162"/>
+          </w:tcPr>
+          <w:p>
+            <w:r/>
+            <w:r>
+              <w:rPr>
+                <w:rFonts w:ascii="맑은 고딕" w:hAnsi="맑은 고딕" w:eastAsia="맑은 고딕" w:cs="맑은 고딕"/>
+                <w:sz w:val="18"/>
+              </w:rPr>
+            </w:r>
+          </w:p>
+        </w:tc>
+        <w:tc>
+          <w:tcPr>
+            <w:tcW w:type="dxa" w:w="1162"/>
+          </w:tcPr>
+          <w:p>
+            <w:r/>
+            <w:r>
+              <w:rPr>
+                <w:rFonts w:ascii="맑은 고딕" w:hAnsi="맑은 고딕" w:eastAsia="맑은 고딕" w:cs="맑은 고딕"/>
+                <w:sz w:val="18"/>
+              </w:rPr>
+              <w:t>66.67</w:t>
+            </w:r>
+          </w:p>
+        </w:tc>
+      </w:tr>
+      <w:tr>
+        <w:tc>
+          <w:tcPr>
+            <w:tcW w:type="dxa" w:w="907"/>
+          </w:tcPr>
+          <w:p>
+            <w:r/>
+            <w:r>
+              <w:rPr>
+                <w:rFonts w:ascii="맑은 고딕" w:hAnsi="맑은 고딕" w:eastAsia="맑은 고딕" w:cs="맑은 고딕"/>
+                <w:sz w:val="18"/>
+              </w:rPr>
+              <w:t>QM03</w:t>
+            </w:r>
+          </w:p>
+        </w:tc>
+        <w:tc>
+          <w:tcPr>
+            <w:tcW w:type="dxa" w:w="1928"/>
+          </w:tcPr>
+          <w:p>
+            <w:r/>
+            <w:r>
+              <w:rPr>
+                <w:rFonts w:ascii="맑은 고딕" w:hAnsi="맑은 고딕" w:eastAsia="맑은 고딕" w:cs="맑은 고딕"/>
+                <w:sz w:val="18"/>
+              </w:rPr>
+              <w:t>고객 Line 중단 Claim 건수 · 필드 반송 건수</w:t>
+            </w:r>
+          </w:p>
+        </w:tc>
+        <w:tc>
+          <w:tcPr>
+            <w:tcW w:type="dxa" w:w="3685"/>
+          </w:tcPr>
+          <w:p>
+            <w:r/>
+            <w:r>
+              <w:rPr>
+                <w:rFonts w:ascii="맑은 고딕" w:hAnsi="맑은 고딕" w:eastAsia="맑은 고딕" w:cs="맑은 고딕"/>
+                <w:sz w:val="18"/>
+              </w:rPr>
+              <w:t>COUNT(클레임 유형 = LS), COUNT(클레임 유형 = FR)</w:t>
+            </w:r>
+          </w:p>
+        </w:tc>
+        <w:tc>
+          <w:tcPr>
+            <w:tcW w:type="dxa" w:w="737"/>
+          </w:tcPr>
+          <w:p>
+            <w:r/>
+            <w:r>
+              <w:rPr>
+                <w:rFonts w:ascii="맑은 고딕" w:hAnsi="맑은 고딕" w:eastAsia="맑은 고딕" w:cs="맑은 고딕"/>
+                <w:sz w:val="18"/>
+              </w:rPr>
+              <w:t>건</w:t>
+            </w:r>
+          </w:p>
+        </w:tc>
+        <w:tc>
+          <w:tcPr>
+            <w:tcW w:type="dxa" w:w="1162"/>
+          </w:tcPr>
+          <w:p>
+            <w:r/>
+            <w:r>
+              <w:rPr>
+                <w:rFonts w:ascii="맑은 고딕" w:hAnsi="맑은 고딕" w:eastAsia="맑은 고딕" w:cs="맑은 고딕"/>
+                <w:sz w:val="18"/>
+              </w:rPr>
+              <w:t>0</w:t>
+            </w:r>
+          </w:p>
+        </w:tc>
+        <w:tc>
+          <w:tcPr>
+            <w:tcW w:type="dxa" w:w="1162"/>
+          </w:tcPr>
+          <w:p>
+            <w:r/>
+            <w:r>
+              <w:rPr>
+                <w:rFonts w:ascii="맑은 고딕" w:hAnsi="맑은 고딕" w:eastAsia="맑은 고딕" w:cs="맑은 고딕"/>
+                <w:sz w:val="18"/>
+              </w:rPr>
+              <w:t>1</w:t>
+            </w:r>
+          </w:p>
+        </w:tc>
+      </w:tr>
+      <w:tr>
+        <w:tc>
+          <w:tcPr>
+            <w:tcW w:type="dxa" w:w="907"/>
+          </w:tcPr>
+          <w:p>
+            <w:r/>
+            <w:r>
+              <w:rPr>
+                <w:rFonts w:ascii="맑은 고딕" w:hAnsi="맑은 고딕" w:eastAsia="맑은 고딕" w:cs="맑은 고딕"/>
+                <w:sz w:val="18"/>
+              </w:rPr>
+              <w:t>QM04</w:t>
+            </w:r>
+          </w:p>
+        </w:tc>
+        <w:tc>
+          <w:tcPr>
+            <w:tcW w:type="dxa" w:w="1928"/>
+          </w:tcPr>
+          <w:p>
+            <w:r/>
+            <w:r>
+              <w:rPr>
+                <w:rFonts w:ascii="맑은 고딕" w:hAnsi="맑은 고딕" w:eastAsia="맑은 고딕" w:cs="맑은 고딕"/>
+                <w:sz w:val="18"/>
+              </w:rPr>
+              <w:t>Q-COST(품질비용)</w:t>
+            </w:r>
+          </w:p>
+        </w:tc>
+        <w:tc>
+          <w:tcPr>
+            <w:tcW w:type="dxa" w:w="3685"/>
+          </w:tcPr>
+          <w:p>
+            <w:r/>
+            <w:r>
+              <w:rPr>
+                <w:rFonts w:ascii="맑은 고딕" w:hAnsi="맑은 고딕" w:eastAsia="맑은 고딕" w:cs="맑은 고딕"/>
+                <w:sz w:val="18"/>
+              </w:rPr>
+              <w:t>Σ P + A + IF + EF, 매출 대비 = Q-COST / 매출액 × 100</w:t>
+            </w:r>
+          </w:p>
+        </w:tc>
+        <w:tc>
+          <w:tcPr>
+            <w:tcW w:type="dxa" w:w="737"/>
+          </w:tcPr>
+          <w:p>
+            <w:r/>
+            <w:r>
+              <w:rPr>
+                <w:rFonts w:ascii="맑은 고딕" w:hAnsi="맑은 고딕" w:eastAsia="맑은 고딕" w:cs="맑은 고딕"/>
+                <w:sz w:val="18"/>
+              </w:rPr>
+              <w:t>원</w:t>
+            </w:r>
+          </w:p>
+        </w:tc>
+        <w:tc>
+          <w:tcPr>
+            <w:tcW w:type="dxa" w:w="1162"/>
+          </w:tcPr>
+          <w:p>
+            <w:r/>
+            <w:r>
+              <w:rPr>
+                <w:rFonts w:ascii="맑은 고딕" w:hAnsi="맑은 고딕" w:eastAsia="맑은 고딕" w:cs="맑은 고딕"/>
+                <w:sz w:val="18"/>
+              </w:rPr>
+              <w:t>28,840,800</w:t>
+            </w:r>
+          </w:p>
+        </w:tc>
+        <w:tc>
+          <w:tcPr>
+            <w:tcW w:type="dxa" w:w="1162"/>
+          </w:tcPr>
+          <w:p>
+            <w:r/>
+            <w:r>
+              <w:rPr>
+                <w:rFonts w:ascii="맑은 고딕" w:hAnsi="맑은 고딕" w:eastAsia="맑은 고딕" w:cs="맑은 고딕"/>
+                <w:sz w:val="18"/>
+              </w:rPr>
+              <w:t>44,500,000</w:t>
+            </w:r>
+          </w:p>
+        </w:tc>
+      </w:tr>
+      <w:tr>
+        <w:tc>
+          <w:tcPr>
+            <w:tcW w:type="dxa" w:w="907"/>
+          </w:tcPr>
+          <w:p>
+            <w:r/>
+            <w:r>
+              <w:rPr>
+                <w:rFonts w:ascii="맑은 고딕" w:hAnsi="맑은 고딕" w:eastAsia="맑은 고딕" w:cs="맑은 고딕"/>
+                <w:sz w:val="18"/>
+              </w:rPr>
+              <w:t>QM07</w:t>
+            </w:r>
+          </w:p>
+        </w:tc>
+        <w:tc>
+          <w:tcPr>
+            <w:tcW w:type="dxa" w:w="1928"/>
+          </w:tcPr>
+          <w:p>
+            <w:r/>
+            <w:r>
+              <w:rPr>
+                <w:rFonts w:ascii="맑은 고딕" w:hAnsi="맑은 고딕" w:eastAsia="맑은 고딕" w:cs="맑은 고딕"/>
+                <w:sz w:val="18"/>
+              </w:rPr>
+              <w:t>불량 손실액</w:t>
+            </w:r>
+          </w:p>
+        </w:tc>
+        <w:tc>
+          <w:tcPr>
+            <w:tcW w:type="dxa" w:w="3685"/>
+          </w:tcPr>
+          <w:p>
+            <w:r/>
+            <w:r>
+              <w:rPr>
+                <w:rFonts w:ascii="맑은 고딕" w:hAnsi="맑은 고딕" w:eastAsia="맑은 고딕" w:cs="맑은 고딕"/>
+                <w:sz w:val="18"/>
+              </w:rPr>
+              <w:t>Σ 폐기금액 + Σ 클레임 금액</w:t>
+            </w:r>
+          </w:p>
+        </w:tc>
+        <w:tc>
+          <w:tcPr>
+            <w:tcW w:type="dxa" w:w="737"/>
+          </w:tcPr>
+          <w:p>
+            <w:r/>
+            <w:r>
+              <w:rPr>
+                <w:rFonts w:ascii="맑은 고딕" w:hAnsi="맑은 고딕" w:eastAsia="맑은 고딕" w:cs="맑은 고딕"/>
+                <w:sz w:val="18"/>
+              </w:rPr>
+              <w:t>원</w:t>
+            </w:r>
+          </w:p>
+        </w:tc>
+        <w:tc>
+          <w:tcPr>
+            <w:tcW w:type="dxa" w:w="1162"/>
+          </w:tcPr>
+          <w:p>
+            <w:r/>
+            <w:r>
+              <w:rPr>
+                <w:rFonts w:ascii="맑은 고딕" w:hAnsi="맑은 고딕" w:eastAsia="맑은 고딕" w:cs="맑은 고딕"/>
+                <w:sz w:val="18"/>
+              </w:rPr>
+              <w:t>5,670,800</w:t>
+            </w:r>
+          </w:p>
+        </w:tc>
+        <w:tc>
+          <w:tcPr>
+            <w:tcW w:type="dxa" w:w="1162"/>
+          </w:tcPr>
+          <w:p>
+            <w:r/>
+            <w:r>
+              <w:rPr>
+                <w:rFonts w:ascii="맑은 고딕" w:hAnsi="맑은 고딕" w:eastAsia="맑은 고딕" w:cs="맑은 고딕"/>
+                <w:sz w:val="18"/>
+              </w:rPr>
+              <w:t>26,740,000</w:t>
+            </w:r>
+          </w:p>
+        </w:tc>
+      </w:tr>
+      <w:tr>
+        <w:tc>
+          <w:tcPr>
+            <w:tcW w:type="dxa" w:w="907"/>
+          </w:tcPr>
+          <w:p>
+            <w:r/>
+            <w:r>
+              <w:rPr>
+                <w:rFonts w:ascii="맑은 고딕" w:hAnsi="맑은 고딕" w:eastAsia="맑은 고딕" w:cs="맑은 고딕"/>
+                <w:sz w:val="18"/>
+              </w:rPr>
+              <w:t>QM08</w:t>
+            </w:r>
+          </w:p>
+        </w:tc>
+        <w:tc>
+          <w:tcPr>
+            <w:tcW w:type="dxa" w:w="1928"/>
+          </w:tcPr>
+          <w:p>
+            <w:r/>
+            <w:r>
+              <w:rPr>
+                <w:rFonts w:ascii="맑은 고딕" w:hAnsi="맑은 고딕" w:eastAsia="맑은 고딕" w:cs="맑은 고딕"/>
+                <w:sz w:val="18"/>
+              </w:rPr>
+              <w:t>협력업체 불량건수</w:t>
+            </w:r>
+          </w:p>
+        </w:tc>
+        <w:tc>
+          <w:tcPr>
+            <w:tcW w:type="dxa" w:w="3685"/>
+          </w:tcPr>
+          <w:p>
+            <w:r/>
+            <w:r>
+              <w:rPr>
+                <w:rFonts w:ascii="맑은 고딕" w:hAnsi="맑은 고딕" w:eastAsia="맑은 고딕" w:cs="맑은 고딕"/>
+                <w:sz w:val="18"/>
+              </w:rPr>
+              <w:t>COUNT(협력업체 부적합 보고)</w:t>
+            </w:r>
+          </w:p>
+        </w:tc>
+        <w:tc>
+          <w:tcPr>
+            <w:tcW w:type="dxa" w:w="737"/>
+          </w:tcPr>
+          <w:p>
+            <w:r/>
+            <w:r>
+              <w:rPr>
+                <w:rFonts w:ascii="맑은 고딕" w:hAnsi="맑은 고딕" w:eastAsia="맑은 고딕" w:cs="맑은 고딕"/>
+                <w:sz w:val="18"/>
+              </w:rPr>
+              <w:t>건</w:t>
+            </w:r>
+          </w:p>
+        </w:tc>
+        <w:tc>
+          <w:tcPr>
+            <w:tcW w:type="dxa" w:w="1162"/>
+          </w:tcPr>
+          <w:p>
+            <w:r/>
+            <w:r>
+              <w:rPr>
+                <w:rFonts w:ascii="맑은 고딕" w:hAnsi="맑은 고딕" w:eastAsia="맑은 고딕" w:cs="맑은 고딕"/>
+                <w:sz w:val="18"/>
+              </w:rPr>
+              <w:t>4</w:t>
+            </w:r>
+          </w:p>
+        </w:tc>
+        <w:tc>
+          <w:tcPr>
+            <w:tcW w:type="dxa" w:w="1162"/>
+          </w:tcPr>
+          <w:p>
+            <w:r/>
+            <w:r>
+              <w:rPr>
+                <w:rFonts w:ascii="맑은 고딕" w:hAnsi="맑은 고딕" w:eastAsia="맑은 고딕" w:cs="맑은 고딕"/>
+                <w:sz w:val="18"/>
+              </w:rPr>
+              <w:t>1</w:t>
+            </w:r>
+          </w:p>
+        </w:tc>
+      </w:tr>
+      <w:tr>
+        <w:tc>
+          <w:tcPr>
+            <w:tcW w:type="dxa" w:w="907"/>
+          </w:tcPr>
+          <w:p>
+            <w:r/>
+            <w:r>
+              <w:rPr>
+                <w:rFonts w:ascii="맑은 고딕" w:hAnsi="맑은 고딕" w:eastAsia="맑은 고딕" w:cs="맑은 고딕"/>
+                <w:sz w:val="18"/>
+              </w:rPr>
+              <w:t>QM09</w:t>
+            </w:r>
+          </w:p>
+        </w:tc>
+        <w:tc>
+          <w:tcPr>
+            <w:tcW w:type="dxa" w:w="1928"/>
+          </w:tcPr>
+          <w:p>
+            <w:r/>
+            <w:r>
+              <w:rPr>
+                <w:rFonts w:ascii="맑은 고딕" w:hAnsi="맑은 고딕" w:eastAsia="맑은 고딕" w:cs="맑은 고딕"/>
+                <w:sz w:val="18"/>
+              </w:rPr>
+              <w:t>수입검사 불량률(수입검사 PPM)</w:t>
+            </w:r>
+          </w:p>
+        </w:tc>
+        <w:tc>
+          <w:tcPr>
+            <w:tcW w:type="dxa" w:w="3685"/>
+          </w:tcPr>
+          <w:p>
+            <w:r/>
+            <w:r>
+              <w:rPr>
+                <w:rFonts w:ascii="맑은 고딕" w:hAnsi="맑은 고딕" w:eastAsia="맑은 고딕" w:cs="맑은 고딕"/>
+                <w:sz w:val="18"/>
+              </w:rPr>
+              <w:t>Σ 시료 불량수 / Σ 시료수 × 10⁶</w:t>
+            </w:r>
+          </w:p>
+        </w:tc>
+        <w:tc>
+          <w:tcPr>
+            <w:tcW w:type="dxa" w:w="737"/>
+          </w:tcPr>
+          <w:p>
+            <w:r/>
+            <w:r>
+              <w:rPr>
+                <w:rFonts w:ascii="맑은 고딕" w:hAnsi="맑은 고딕" w:eastAsia="맑은 고딕" w:cs="맑은 고딕"/>
+                <w:sz w:val="18"/>
+              </w:rPr>
+              <w:t>PPM</w:t>
+            </w:r>
+          </w:p>
+        </w:tc>
+        <w:tc>
+          <w:tcPr>
+            <w:tcW w:type="dxa" w:w="1162"/>
+          </w:tcPr>
+          <w:p>
+            <w:r/>
+            <w:r>
+              <w:rPr>
+                <w:rFonts w:ascii="맑은 고딕" w:hAnsi="맑은 고딕" w:eastAsia="맑은 고딕" w:cs="맑은 고딕"/>
+                <w:sz w:val="18"/>
+              </w:rPr>
+              <w:t>4,061</w:t>
+            </w:r>
+          </w:p>
+        </w:tc>
+        <w:tc>
+          <w:tcPr>
+            <w:tcW w:type="dxa" w:w="1162"/>
+          </w:tcPr>
+          <w:p>
+            <w:r/>
+            <w:r>
+              <w:rPr>
+                <w:rFonts w:ascii="맑은 고딕" w:hAnsi="맑은 고딕" w:eastAsia="맑은 고딕" w:cs="맑은 고딕"/>
+                <w:sz w:val="18"/>
+              </w:rPr>
+              <w:t>3,942</w:t>
+            </w:r>
+          </w:p>
+        </w:tc>
+      </w:tr>
+    </w:tbl>
+    <w:p/>
+    <w:p>
+      <w:r>
+        <w:rPr>
+          <w:rFonts w:ascii="맑은 고딕" w:hAnsi="맑은 고딕" w:eastAsia="맑은 고딕" w:cs="맑은 고딕"/>
+          <w:b w:val="0"/>
+          <w:sz w:val="18"/>
+        </w:rPr>
+        <w:t>값은 대표 차원(전체·합계 등) 기준이며 차원별 값은 KPI 정의서 'KPI산출값' 시트에 있다. 빈칸은 원천 기간 밖이거나 해당 없음.</w:t>
+      </w:r>
+    </w:p>
     <w:p>
       <w:pPr>
         <w:pStyle w:val="Heading2"/>
@@ -23520,7 +27426,7 @@
           <w:color w:val="1F3A5F"/>
           <w:sz w:val="24"/>
         </w:rPr>
-        <w:t>범위와 KPI</w:t>
+        <w:t>범위와 관리지표</w:t>
       </w:r>
     </w:p>
     <w:tbl>
@@ -23619,7 +27525,7 @@
                 <w:rFonts w:ascii="맑은 고딕" w:hAnsi="맑은 고딕" w:eastAsia="맑은 고딕" w:cs="맑은 고딕"/>
                 <w:sz w:val="18"/>
               </w:rPr>
-              <w:t>KPI</w:t>
+              <w:t>KPI(정의서)</w:t>
             </w:r>
           </w:p>
         </w:tc>
@@ -23634,13 +27540,1296 @@
                 <w:rFonts w:ascii="맑은 고딕" w:hAnsi="맑은 고딕" w:eastAsia="맑은 고딕" w:cs="맑은 고딕"/>
                 <w:sz w:val="18"/>
               </w:rPr>
-              <w:t>수요예측 정확도, 판매계획준수율, 생산계획준수율, 자재충족율, 제조 리드타임, 재고 보유일수, 재고회전율, 재고정확도, 장기 체화 재고 비율, 납기이행율, 품절율, 결품율</w:t>
+              <w:t>SC01 수요예측 정확도, SC02 판매계획준수율, SC03 생산계획준수율, SC04 자재충족율, SC05 제조 리드타임, SC06 재고 보유일수, SC07 재고회전율, SC08 재고정확도, SC09 장기 체화 재고 비율, CS01 납기이행율, CS02 품절율, CS03 결품율</w:t>
+            </w:r>
+          </w:p>
+        </w:tc>
+      </w:tr>
+      <w:tr>
+        <w:tc>
+          <w:tcPr>
+            <w:tcW w:type="dxa" w:w="1701"/>
+          </w:tcPr>
+          <w:p>
+            <w:r/>
+            <w:r>
+              <w:rPr>
+                <w:rFonts w:ascii="맑은 고딕" w:hAnsi="맑은 고딕" w:eastAsia="맑은 고딕" w:cs="맑은 고딕"/>
+                <w:sz w:val="18"/>
+              </w:rPr>
+              <w:t>보조 관리지표</w:t>
+            </w:r>
+          </w:p>
+        </w:tc>
+        <w:tc>
+          <w:tcPr>
+            <w:tcW w:type="dxa" w:w="7937"/>
+          </w:tcPr>
+          <w:p>
+            <w:r/>
+            <w:r>
+              <w:rPr>
+                <w:rFonts w:ascii="맑은 고딕" w:hAnsi="맑은 고딕" w:eastAsia="맑은 고딕" w:cs="맑은 고딕"/>
+                <w:sz w:val="18"/>
+              </w:rPr>
+              <w:t>납기 지연 일수</w:t>
             </w:r>
           </w:p>
         </w:tc>
       </w:tr>
     </w:tbl>
     <w:p/>
+    <w:p>
+      <w:pPr>
+        <w:pStyle w:val="Heading2"/>
+      </w:pPr>
+      <w:r>
+        <w:rPr>
+          <w:rFonts w:ascii="맑은 고딕" w:hAnsi="맑은 고딕" w:eastAsia="맑은 고딕" w:cs="맑은 고딕"/>
+          <w:b/>
+          <w:color w:val="1F3A5F"/>
+          <w:sz w:val="24"/>
+        </w:rPr>
+        <w:t>관련 KPI(12종)</w:t>
+      </w:r>
+    </w:p>
+    <w:tbl>
+      <w:tblPr>
+        <w:tblStyle w:val="TableGrid"/>
+        <w:tblW w:type="auto" w:w="0"/>
+        <w:jc w:val="center"/>
+        <w:tblLayout w:type="fixed"/>
+        <w:tblLook w:firstColumn="1" w:firstRow="1" w:lastColumn="0" w:lastRow="0" w:noHBand="0" w:noVBand="1" w:val="04A0"/>
+        <w:tblLayout w:type="fixed"/>
+      </w:tblPr>
+      <w:tblGrid>
+        <w:gridCol w:w="907"/>
+        <w:gridCol w:w="1927"/>
+        <w:gridCol w:w="3685"/>
+        <w:gridCol w:w="737"/>
+        <w:gridCol w:w="1162"/>
+        <w:gridCol w:w="1162"/>
+      </w:tblGrid>
+      <w:tr>
+        <w:trPr>
+          <w:tblHeader w:val="true"/>
+        </w:trPr>
+        <w:tc>
+          <w:tcPr>
+            <w:tcW w:type="dxa" w:w="907"/>
+            <w:shd w:val="clear" w:color="auto" w:fill="DCE6F2"/>
+          </w:tcPr>
+          <w:p>
+            <w:r/>
+            <w:r>
+              <w:rPr>
+                <w:rFonts w:ascii="맑은 고딕" w:hAnsi="맑은 고딕" w:eastAsia="맑은 고딕" w:cs="맑은 고딕"/>
+                <w:b/>
+                <w:sz w:val="18"/>
+              </w:rPr>
+              <w:t>ID</w:t>
+            </w:r>
+          </w:p>
+        </w:tc>
+        <w:tc>
+          <w:tcPr>
+            <w:tcW w:type="dxa" w:w="1928"/>
+            <w:shd w:val="clear" w:color="auto" w:fill="DCE6F2"/>
+          </w:tcPr>
+          <w:p>
+            <w:r/>
+            <w:r>
+              <w:rPr>
+                <w:rFonts w:ascii="맑은 고딕" w:hAnsi="맑은 고딕" w:eastAsia="맑은 고딕" w:cs="맑은 고딕"/>
+                <w:b/>
+                <w:sz w:val="18"/>
+              </w:rPr>
+              <w:t>KPI</w:t>
+            </w:r>
+          </w:p>
+        </w:tc>
+        <w:tc>
+          <w:tcPr>
+            <w:tcW w:type="dxa" w:w="3685"/>
+            <w:shd w:val="clear" w:color="auto" w:fill="DCE6F2"/>
+          </w:tcPr>
+          <w:p>
+            <w:r/>
+            <w:r>
+              <w:rPr>
+                <w:rFonts w:ascii="맑은 고딕" w:hAnsi="맑은 고딕" w:eastAsia="맑은 고딕" w:cs="맑은 고딕"/>
+                <w:b/>
+                <w:sz w:val="18"/>
+              </w:rPr>
+              <w:t>산식</w:t>
+            </w:r>
+          </w:p>
+        </w:tc>
+        <w:tc>
+          <w:tcPr>
+            <w:tcW w:type="dxa" w:w="737"/>
+            <w:shd w:val="clear" w:color="auto" w:fill="DCE6F2"/>
+          </w:tcPr>
+          <w:p>
+            <w:r/>
+            <w:r>
+              <w:rPr>
+                <w:rFonts w:ascii="맑은 고딕" w:hAnsi="맑은 고딕" w:eastAsia="맑은 고딕" w:cs="맑은 고딕"/>
+                <w:b/>
+                <w:sz w:val="18"/>
+              </w:rPr>
+              <w:t>단위</w:t>
+            </w:r>
+          </w:p>
+        </w:tc>
+        <w:tc>
+          <w:tcPr>
+            <w:tcW w:type="dxa" w:w="1162"/>
+            <w:shd w:val="clear" w:color="auto" w:fill="DCE6F2"/>
+          </w:tcPr>
+          <w:p>
+            <w:r/>
+            <w:r>
+              <w:rPr>
+                <w:rFonts w:ascii="맑은 고딕" w:hAnsi="맑은 고딕" w:eastAsia="맑은 고딕" w:cs="맑은 고딕"/>
+                <w:b/>
+                <w:sz w:val="18"/>
+              </w:rPr>
+              <w:t>2026-09</w:t>
+            </w:r>
+          </w:p>
+        </w:tc>
+        <w:tc>
+          <w:tcPr>
+            <w:tcW w:type="dxa" w:w="1162"/>
+            <w:shd w:val="clear" w:color="auto" w:fill="DCE6F2"/>
+          </w:tcPr>
+          <w:p>
+            <w:r/>
+            <w:r>
+              <w:rPr>
+                <w:rFonts w:ascii="맑은 고딕" w:hAnsi="맑은 고딕" w:eastAsia="맑은 고딕" w:cs="맑은 고딕"/>
+                <w:b/>
+                <w:sz w:val="18"/>
+              </w:rPr>
+              <w:t>2026-10</w:t>
+            </w:r>
+          </w:p>
+        </w:tc>
+      </w:tr>
+      <w:tr>
+        <w:tc>
+          <w:tcPr>
+            <w:tcW w:type="dxa" w:w="907"/>
+          </w:tcPr>
+          <w:p>
+            <w:r/>
+            <w:r>
+              <w:rPr>
+                <w:rFonts w:ascii="맑은 고딕" w:hAnsi="맑은 고딕" w:eastAsia="맑은 고딕" w:cs="맑은 고딕"/>
+                <w:sz w:val="18"/>
+              </w:rPr>
+              <w:t>SC01</w:t>
+            </w:r>
+          </w:p>
+        </w:tc>
+        <w:tc>
+          <w:tcPr>
+            <w:tcW w:type="dxa" w:w="1928"/>
+          </w:tcPr>
+          <w:p>
+            <w:r/>
+            <w:r>
+              <w:rPr>
+                <w:rFonts w:ascii="맑은 고딕" w:hAnsi="맑은 고딕" w:eastAsia="맑은 고딕" w:cs="맑은 고딕"/>
+                <w:sz w:val="18"/>
+              </w:rPr>
+              <w:t>수요예측 정확도</w:t>
+            </w:r>
+          </w:p>
+        </w:tc>
+        <w:tc>
+          <w:tcPr>
+            <w:tcW w:type="dxa" w:w="3685"/>
+          </w:tcPr>
+          <w:p>
+            <w:r/>
+            <w:r>
+              <w:rPr>
+                <w:rFonts w:ascii="맑은 고딕" w:hAnsi="맑은 고딕" w:eastAsia="맑은 고딕" w:cs="맑은 고딕"/>
+                <w:sz w:val="18"/>
+              </w:rPr>
+              <w:t>(1 − Σ|실수주 − 예측| / Σ 실수주) × 100</w:t>
+            </w:r>
+          </w:p>
+        </w:tc>
+        <w:tc>
+          <w:tcPr>
+            <w:tcW w:type="dxa" w:w="737"/>
+          </w:tcPr>
+          <w:p>
+            <w:r/>
+            <w:r>
+              <w:rPr>
+                <w:rFonts w:ascii="맑은 고딕" w:hAnsi="맑은 고딕" w:eastAsia="맑은 고딕" w:cs="맑은 고딕"/>
+                <w:sz w:val="18"/>
+              </w:rPr>
+              <w:t>%</w:t>
+            </w:r>
+          </w:p>
+        </w:tc>
+        <w:tc>
+          <w:tcPr>
+            <w:tcW w:type="dxa" w:w="1162"/>
+          </w:tcPr>
+          <w:p>
+            <w:r/>
+            <w:r>
+              <w:rPr>
+                <w:rFonts w:ascii="맑은 고딕" w:hAnsi="맑은 고딕" w:eastAsia="맑은 고딕" w:cs="맑은 고딕"/>
+                <w:sz w:val="18"/>
+              </w:rPr>
+              <w:t>94.51</w:t>
+            </w:r>
+          </w:p>
+        </w:tc>
+        <w:tc>
+          <w:tcPr>
+            <w:tcW w:type="dxa" w:w="1162"/>
+          </w:tcPr>
+          <w:p>
+            <w:r/>
+            <w:r>
+              <w:rPr>
+                <w:rFonts w:ascii="맑은 고딕" w:hAnsi="맑은 고딕" w:eastAsia="맑은 고딕" w:cs="맑은 고딕"/>
+                <w:sz w:val="18"/>
+              </w:rPr>
+            </w:r>
+          </w:p>
+        </w:tc>
+      </w:tr>
+      <w:tr>
+        <w:tc>
+          <w:tcPr>
+            <w:tcW w:type="dxa" w:w="907"/>
+          </w:tcPr>
+          <w:p>
+            <w:r/>
+            <w:r>
+              <w:rPr>
+                <w:rFonts w:ascii="맑은 고딕" w:hAnsi="맑은 고딕" w:eastAsia="맑은 고딕" w:cs="맑은 고딕"/>
+                <w:sz w:val="18"/>
+              </w:rPr>
+              <w:t>SC02</w:t>
+            </w:r>
+          </w:p>
+        </w:tc>
+        <w:tc>
+          <w:tcPr>
+            <w:tcW w:type="dxa" w:w="1928"/>
+          </w:tcPr>
+          <w:p>
+            <w:r/>
+            <w:r>
+              <w:rPr>
+                <w:rFonts w:ascii="맑은 고딕" w:hAnsi="맑은 고딕" w:eastAsia="맑은 고딕" w:cs="맑은 고딕"/>
+                <w:sz w:val="18"/>
+              </w:rPr>
+              <w:t>판매계획준수율</w:t>
+            </w:r>
+          </w:p>
+        </w:tc>
+        <w:tc>
+          <w:tcPr>
+            <w:tcW w:type="dxa" w:w="3685"/>
+          </w:tcPr>
+          <w:p>
+            <w:r/>
+            <w:r>
+              <w:rPr>
+                <w:rFonts w:ascii="맑은 고딕" w:hAnsi="맑은 고딕" w:eastAsia="맑은 고딕" w:cs="맑은 고딕"/>
+                <w:sz w:val="18"/>
+              </w:rPr>
+              <w:t>Σ 출하수량 / (판매계획 × 경과 영업일 / 월 영업일) × 100</w:t>
+            </w:r>
+          </w:p>
+        </w:tc>
+        <w:tc>
+          <w:tcPr>
+            <w:tcW w:type="dxa" w:w="737"/>
+          </w:tcPr>
+          <w:p>
+            <w:r/>
+            <w:r>
+              <w:rPr>
+                <w:rFonts w:ascii="맑은 고딕" w:hAnsi="맑은 고딕" w:eastAsia="맑은 고딕" w:cs="맑은 고딕"/>
+                <w:sz w:val="18"/>
+              </w:rPr>
+              <w:t>%</w:t>
+            </w:r>
+          </w:p>
+        </w:tc>
+        <w:tc>
+          <w:tcPr>
+            <w:tcW w:type="dxa" w:w="1162"/>
+          </w:tcPr>
+          <w:p>
+            <w:r/>
+            <w:r>
+              <w:rPr>
+                <w:rFonts w:ascii="맑은 고딕" w:hAnsi="맑은 고딕" w:eastAsia="맑은 고딕" w:cs="맑은 고딕"/>
+                <w:sz w:val="18"/>
+              </w:rPr>
+              <w:t>99.04</w:t>
+            </w:r>
+          </w:p>
+        </w:tc>
+        <w:tc>
+          <w:tcPr>
+            <w:tcW w:type="dxa" w:w="1162"/>
+          </w:tcPr>
+          <w:p>
+            <w:r/>
+            <w:r>
+              <w:rPr>
+                <w:rFonts w:ascii="맑은 고딕" w:hAnsi="맑은 고딕" w:eastAsia="맑은 고딕" w:cs="맑은 고딕"/>
+                <w:sz w:val="18"/>
+              </w:rPr>
+              <w:t>94.05</w:t>
+            </w:r>
+          </w:p>
+        </w:tc>
+      </w:tr>
+      <w:tr>
+        <w:tc>
+          <w:tcPr>
+            <w:tcW w:type="dxa" w:w="907"/>
+          </w:tcPr>
+          <w:p>
+            <w:r/>
+            <w:r>
+              <w:rPr>
+                <w:rFonts w:ascii="맑은 고딕" w:hAnsi="맑은 고딕" w:eastAsia="맑은 고딕" w:cs="맑은 고딕"/>
+                <w:sz w:val="18"/>
+              </w:rPr>
+              <w:t>SC03</w:t>
+            </w:r>
+          </w:p>
+        </w:tc>
+        <w:tc>
+          <w:tcPr>
+            <w:tcW w:type="dxa" w:w="1928"/>
+          </w:tcPr>
+          <w:p>
+            <w:r/>
+            <w:r>
+              <w:rPr>
+                <w:rFonts w:ascii="맑은 고딕" w:hAnsi="맑은 고딕" w:eastAsia="맑은 고딕" w:cs="맑은 고딕"/>
+                <w:sz w:val="18"/>
+              </w:rPr>
+              <w:t>생산계획준수율</w:t>
+            </w:r>
+          </w:p>
+        </w:tc>
+        <w:tc>
+          <w:tcPr>
+            <w:tcW w:type="dxa" w:w="3685"/>
+          </w:tcPr>
+          <w:p>
+            <w:r/>
+            <w:r>
+              <w:rPr>
+                <w:rFonts w:ascii="맑은 고딕" w:hAnsi="맑은 고딕" w:eastAsia="맑은 고딕" w:cs="맑은 고딕"/>
+                <w:sz w:val="18"/>
+              </w:rPr>
+              <w:t>Σ min(일 생산입고, 일 계획) / Σ 일 계획 × 100</w:t>
+            </w:r>
+          </w:p>
+        </w:tc>
+        <w:tc>
+          <w:tcPr>
+            <w:tcW w:type="dxa" w:w="737"/>
+          </w:tcPr>
+          <w:p>
+            <w:r/>
+            <w:r>
+              <w:rPr>
+                <w:rFonts w:ascii="맑은 고딕" w:hAnsi="맑은 고딕" w:eastAsia="맑은 고딕" w:cs="맑은 고딕"/>
+                <w:sz w:val="18"/>
+              </w:rPr>
+              <w:t>%</w:t>
+            </w:r>
+          </w:p>
+        </w:tc>
+        <w:tc>
+          <w:tcPr>
+            <w:tcW w:type="dxa" w:w="1162"/>
+          </w:tcPr>
+          <w:p>
+            <w:r/>
+            <w:r>
+              <w:rPr>
+                <w:rFonts w:ascii="맑은 고딕" w:hAnsi="맑은 고딕" w:eastAsia="맑은 고딕" w:cs="맑은 고딕"/>
+                <w:sz w:val="18"/>
+              </w:rPr>
+              <w:t>94.51</w:t>
+            </w:r>
+          </w:p>
+        </w:tc>
+        <w:tc>
+          <w:tcPr>
+            <w:tcW w:type="dxa" w:w="1162"/>
+          </w:tcPr>
+          <w:p>
+            <w:r/>
+            <w:r>
+              <w:rPr>
+                <w:rFonts w:ascii="맑은 고딕" w:hAnsi="맑은 고딕" w:eastAsia="맑은 고딕" w:cs="맑은 고딕"/>
+                <w:sz w:val="18"/>
+              </w:rPr>
+              <w:t>89.11</w:t>
+            </w:r>
+          </w:p>
+        </w:tc>
+      </w:tr>
+      <w:tr>
+        <w:tc>
+          <w:tcPr>
+            <w:tcW w:type="dxa" w:w="907"/>
+          </w:tcPr>
+          <w:p>
+            <w:r/>
+            <w:r>
+              <w:rPr>
+                <w:rFonts w:ascii="맑은 고딕" w:hAnsi="맑은 고딕" w:eastAsia="맑은 고딕" w:cs="맑은 고딕"/>
+                <w:sz w:val="18"/>
+              </w:rPr>
+              <w:t>SC04</w:t>
+            </w:r>
+          </w:p>
+        </w:tc>
+        <w:tc>
+          <w:tcPr>
+            <w:tcW w:type="dxa" w:w="1928"/>
+          </w:tcPr>
+          <w:p>
+            <w:r/>
+            <w:r>
+              <w:rPr>
+                <w:rFonts w:ascii="맑은 고딕" w:hAnsi="맑은 고딕" w:eastAsia="맑은 고딕" w:cs="맑은 고딕"/>
+                <w:sz w:val="18"/>
+              </w:rPr>
+              <w:t>자재충족율</w:t>
+            </w:r>
+          </w:p>
+        </w:tc>
+        <w:tc>
+          <w:tcPr>
+            <w:tcW w:type="dxa" w:w="3685"/>
+          </w:tcPr>
+          <w:p>
+            <w:r/>
+            <w:r>
+              <w:rPr>
+                <w:rFonts w:ascii="맑은 고딕" w:hAnsi="맑은 고딕" w:eastAsia="맑은 고딕" w:cs="맑은 고딕"/>
+                <w:sz w:val="18"/>
+              </w:rPr>
+              <w:t>결품 없는 제조오더 수 / 점검 제조오더 수 × 100</w:t>
+            </w:r>
+          </w:p>
+        </w:tc>
+        <w:tc>
+          <w:tcPr>
+            <w:tcW w:type="dxa" w:w="737"/>
+          </w:tcPr>
+          <w:p>
+            <w:r/>
+            <w:r>
+              <w:rPr>
+                <w:rFonts w:ascii="맑은 고딕" w:hAnsi="맑은 고딕" w:eastAsia="맑은 고딕" w:cs="맑은 고딕"/>
+                <w:sz w:val="18"/>
+              </w:rPr>
+              <w:t>%</w:t>
+            </w:r>
+          </w:p>
+        </w:tc>
+        <w:tc>
+          <w:tcPr>
+            <w:tcW w:type="dxa" w:w="1162"/>
+          </w:tcPr>
+          <w:p>
+            <w:r/>
+            <w:r>
+              <w:rPr>
+                <w:rFonts w:ascii="맑은 고딕" w:hAnsi="맑은 고딕" w:eastAsia="맑은 고딕" w:cs="맑은 고딕"/>
+                <w:sz w:val="18"/>
+              </w:rPr>
+              <w:t>100.0</w:t>
+            </w:r>
+          </w:p>
+        </w:tc>
+        <w:tc>
+          <w:tcPr>
+            <w:tcW w:type="dxa" w:w="1162"/>
+          </w:tcPr>
+          <w:p>
+            <w:r/>
+            <w:r>
+              <w:rPr>
+                <w:rFonts w:ascii="맑은 고딕" w:hAnsi="맑은 고딕" w:eastAsia="맑은 고딕" w:cs="맑은 고딕"/>
+                <w:sz w:val="18"/>
+              </w:rPr>
+              <w:t>94.12</w:t>
+            </w:r>
+          </w:p>
+        </w:tc>
+      </w:tr>
+      <w:tr>
+        <w:tc>
+          <w:tcPr>
+            <w:tcW w:type="dxa" w:w="907"/>
+          </w:tcPr>
+          <w:p>
+            <w:r/>
+            <w:r>
+              <w:rPr>
+                <w:rFonts w:ascii="맑은 고딕" w:hAnsi="맑은 고딕" w:eastAsia="맑은 고딕" w:cs="맑은 고딕"/>
+                <w:sz w:val="18"/>
+              </w:rPr>
+              <w:t>SC05</w:t>
+            </w:r>
+          </w:p>
+        </w:tc>
+        <w:tc>
+          <w:tcPr>
+            <w:tcW w:type="dxa" w:w="1928"/>
+          </w:tcPr>
+          <w:p>
+            <w:r/>
+            <w:r>
+              <w:rPr>
+                <w:rFonts w:ascii="맑은 고딕" w:hAnsi="맑은 고딕" w:eastAsia="맑은 고딕" w:cs="맑은 고딕"/>
+                <w:sz w:val="18"/>
+              </w:rPr>
+              <w:t>제조 리드타임</w:t>
+            </w:r>
+          </w:p>
+        </w:tc>
+        <w:tc>
+          <w:tcPr>
+            <w:tcW w:type="dxa" w:w="3685"/>
+          </w:tcPr>
+          <w:p>
+            <w:r/>
+            <w:r>
+              <w:rPr>
+                <w:rFonts w:ascii="맑은 고딕" w:hAnsi="맑은 고딕" w:eastAsia="맑은 고딕" w:cs="맑은 고딕"/>
+                <w:sz w:val="18"/>
+              </w:rPr>
+              <w:t>AVG(포장 완공 일시 − 조립 착공 일시), AVG(포장 완공 − 연결 하우징 주조 착공)</w:t>
+            </w:r>
+          </w:p>
+        </w:tc>
+        <w:tc>
+          <w:tcPr>
+            <w:tcW w:type="dxa" w:w="737"/>
+          </w:tcPr>
+          <w:p>
+            <w:r/>
+            <w:r>
+              <w:rPr>
+                <w:rFonts w:ascii="맑은 고딕" w:hAnsi="맑은 고딕" w:eastAsia="맑은 고딕" w:cs="맑은 고딕"/>
+                <w:sz w:val="18"/>
+              </w:rPr>
+              <w:t>시간</w:t>
+            </w:r>
+          </w:p>
+        </w:tc>
+        <w:tc>
+          <w:tcPr>
+            <w:tcW w:type="dxa" w:w="1162"/>
+          </w:tcPr>
+          <w:p>
+            <w:r/>
+            <w:r>
+              <w:rPr>
+                <w:rFonts w:ascii="맑은 고딕" w:hAnsi="맑은 고딕" w:eastAsia="맑은 고딕" w:cs="맑은 고딕"/>
+                <w:sz w:val="18"/>
+              </w:rPr>
+              <w:t>38.83</w:t>
+            </w:r>
+          </w:p>
+        </w:tc>
+        <w:tc>
+          <w:tcPr>
+            <w:tcW w:type="dxa" w:w="1162"/>
+          </w:tcPr>
+          <w:p>
+            <w:r/>
+            <w:r>
+              <w:rPr>
+                <w:rFonts w:ascii="맑은 고딕" w:hAnsi="맑은 고딕" w:eastAsia="맑은 고딕" w:cs="맑은 고딕"/>
+                <w:sz w:val="18"/>
+              </w:rPr>
+              <w:t>37.8</w:t>
+            </w:r>
+          </w:p>
+        </w:tc>
+      </w:tr>
+      <w:tr>
+        <w:tc>
+          <w:tcPr>
+            <w:tcW w:type="dxa" w:w="907"/>
+          </w:tcPr>
+          <w:p>
+            <w:r/>
+            <w:r>
+              <w:rPr>
+                <w:rFonts w:ascii="맑은 고딕" w:hAnsi="맑은 고딕" w:eastAsia="맑은 고딕" w:cs="맑은 고딕"/>
+                <w:sz w:val="18"/>
+              </w:rPr>
+              <w:t>SC06</w:t>
+            </w:r>
+          </w:p>
+        </w:tc>
+        <w:tc>
+          <w:tcPr>
+            <w:tcW w:type="dxa" w:w="1928"/>
+          </w:tcPr>
+          <w:p>
+            <w:r/>
+            <w:r>
+              <w:rPr>
+                <w:rFonts w:ascii="맑은 고딕" w:hAnsi="맑은 고딕" w:eastAsia="맑은 고딕" w:cs="맑은 고딕"/>
+                <w:sz w:val="18"/>
+              </w:rPr>
+              <w:t>재고 보유일수</w:t>
+            </w:r>
+          </w:p>
+        </w:tc>
+        <w:tc>
+          <w:tcPr>
+            <w:tcW w:type="dxa" w:w="3685"/>
+          </w:tcPr>
+          <w:p>
+            <w:r/>
+            <w:r>
+              <w:rPr>
+                <w:rFonts w:ascii="맑은 고딕" w:hAnsi="맑은 고딕" w:eastAsia="맑은 고딕" w:cs="맑은 고딕"/>
+                <w:sz w:val="18"/>
+              </w:rPr>
+              <w:t>월말 재고금액 / (월 출고금액 / 경과 달력일수)</w:t>
+            </w:r>
+          </w:p>
+        </w:tc>
+        <w:tc>
+          <w:tcPr>
+            <w:tcW w:type="dxa" w:w="737"/>
+          </w:tcPr>
+          <w:p>
+            <w:r/>
+            <w:r>
+              <w:rPr>
+                <w:rFonts w:ascii="맑은 고딕" w:hAnsi="맑은 고딕" w:eastAsia="맑은 고딕" w:cs="맑은 고딕"/>
+                <w:sz w:val="18"/>
+              </w:rPr>
+              <w:t>일</w:t>
+            </w:r>
+          </w:p>
+        </w:tc>
+        <w:tc>
+          <w:tcPr>
+            <w:tcW w:type="dxa" w:w="1162"/>
+          </w:tcPr>
+          <w:p>
+            <w:r/>
+            <w:r>
+              <w:rPr>
+                <w:rFonts w:ascii="맑은 고딕" w:hAnsi="맑은 고딕" w:eastAsia="맑은 고딕" w:cs="맑은 고딕"/>
+                <w:sz w:val="18"/>
+              </w:rPr>
+              <w:t>3.52</w:t>
+            </w:r>
+          </w:p>
+        </w:tc>
+        <w:tc>
+          <w:tcPr>
+            <w:tcW w:type="dxa" w:w="1162"/>
+          </w:tcPr>
+          <w:p>
+            <w:r/>
+            <w:r>
+              <w:rPr>
+                <w:rFonts w:ascii="맑은 고딕" w:hAnsi="맑은 고딕" w:eastAsia="맑은 고딕" w:cs="맑은 고딕"/>
+                <w:sz w:val="18"/>
+              </w:rPr>
+              <w:t>3.59</w:t>
+            </w:r>
+          </w:p>
+        </w:tc>
+      </w:tr>
+      <w:tr>
+        <w:tc>
+          <w:tcPr>
+            <w:tcW w:type="dxa" w:w="907"/>
+          </w:tcPr>
+          <w:p>
+            <w:r/>
+            <w:r>
+              <w:rPr>
+                <w:rFonts w:ascii="맑은 고딕" w:hAnsi="맑은 고딕" w:eastAsia="맑은 고딕" w:cs="맑은 고딕"/>
+                <w:sz w:val="18"/>
+              </w:rPr>
+              <w:t>SC07</w:t>
+            </w:r>
+          </w:p>
+        </w:tc>
+        <w:tc>
+          <w:tcPr>
+            <w:tcW w:type="dxa" w:w="1928"/>
+          </w:tcPr>
+          <w:p>
+            <w:r/>
+            <w:r>
+              <w:rPr>
+                <w:rFonts w:ascii="맑은 고딕" w:hAnsi="맑은 고딕" w:eastAsia="맑은 고딕" w:cs="맑은 고딕"/>
+                <w:sz w:val="18"/>
+              </w:rPr>
+              <w:t>재고회전율</w:t>
+            </w:r>
+          </w:p>
+        </w:tc>
+        <w:tc>
+          <w:tcPr>
+            <w:tcW w:type="dxa" w:w="3685"/>
+          </w:tcPr>
+          <w:p>
+            <w:r/>
+            <w:r>
+              <w:rPr>
+                <w:rFonts w:ascii="맑은 고딕" w:hAnsi="맑은 고딕" w:eastAsia="맑은 고딕" w:cs="맑은 고딕"/>
+                <w:sz w:val="18"/>
+              </w:rPr>
+              <w:t>(월 출고금액 × 365 / 경과 달력일수) / 월 평균 재고금액</w:t>
+            </w:r>
+          </w:p>
+        </w:tc>
+        <w:tc>
+          <w:tcPr>
+            <w:tcW w:type="dxa" w:w="737"/>
+          </w:tcPr>
+          <w:p>
+            <w:r/>
+            <w:r>
+              <w:rPr>
+                <w:rFonts w:ascii="맑은 고딕" w:hAnsi="맑은 고딕" w:eastAsia="맑은 고딕" w:cs="맑은 고딕"/>
+                <w:sz w:val="18"/>
+              </w:rPr>
+              <w:t>회/년</w:t>
+            </w:r>
+          </w:p>
+        </w:tc>
+        <w:tc>
+          <w:tcPr>
+            <w:tcW w:type="dxa" w:w="1162"/>
+          </w:tcPr>
+          <w:p>
+            <w:r/>
+            <w:r>
+              <w:rPr>
+                <w:rFonts w:ascii="맑은 고딕" w:hAnsi="맑은 고딕" w:eastAsia="맑은 고딕" w:cs="맑은 고딕"/>
+                <w:sz w:val="18"/>
+              </w:rPr>
+              <w:t>118.73</w:t>
+            </w:r>
+          </w:p>
+        </w:tc>
+        <w:tc>
+          <w:tcPr>
+            <w:tcW w:type="dxa" w:w="1162"/>
+          </w:tcPr>
+          <w:p>
+            <w:r/>
+            <w:r>
+              <w:rPr>
+                <w:rFonts w:ascii="맑은 고딕" w:hAnsi="맑은 고딕" w:eastAsia="맑은 고딕" w:cs="맑은 고딕"/>
+                <w:sz w:val="18"/>
+              </w:rPr>
+              <w:t>117.4</w:t>
+            </w:r>
+          </w:p>
+        </w:tc>
+      </w:tr>
+      <w:tr>
+        <w:tc>
+          <w:tcPr>
+            <w:tcW w:type="dxa" w:w="907"/>
+          </w:tcPr>
+          <w:p>
+            <w:r/>
+            <w:r>
+              <w:rPr>
+                <w:rFonts w:ascii="맑은 고딕" w:hAnsi="맑은 고딕" w:eastAsia="맑은 고딕" w:cs="맑은 고딕"/>
+                <w:sz w:val="18"/>
+              </w:rPr>
+              <w:t>SC08</w:t>
+            </w:r>
+          </w:p>
+        </w:tc>
+        <w:tc>
+          <w:tcPr>
+            <w:tcW w:type="dxa" w:w="1928"/>
+          </w:tcPr>
+          <w:p>
+            <w:r/>
+            <w:r>
+              <w:rPr>
+                <w:rFonts w:ascii="맑은 고딕" w:hAnsi="맑은 고딕" w:eastAsia="맑은 고딕" w:cs="맑은 고딕"/>
+                <w:sz w:val="18"/>
+              </w:rPr>
+              <w:t>재고정확도</w:t>
+            </w:r>
+          </w:p>
+        </w:tc>
+        <w:tc>
+          <w:tcPr>
+            <w:tcW w:type="dxa" w:w="3685"/>
+          </w:tcPr>
+          <w:p>
+            <w:r/>
+            <w:r>
+              <w:rPr>
+                <w:rFonts w:ascii="맑은 고딕" w:hAnsi="맑은 고딕" w:eastAsia="맑은 고딕" w:cs="맑은 고딕"/>
+                <w:sz w:val="18"/>
+              </w:rPr>
+              <w:t>일치 품목 수 / 실사 품목 수 × 100, 수량 정확도 = (1 − Σ|장부 − 실사| / Σ 장부) × 100</w:t>
+            </w:r>
+          </w:p>
+        </w:tc>
+        <w:tc>
+          <w:tcPr>
+            <w:tcW w:type="dxa" w:w="737"/>
+          </w:tcPr>
+          <w:p>
+            <w:r/>
+            <w:r>
+              <w:rPr>
+                <w:rFonts w:ascii="맑은 고딕" w:hAnsi="맑은 고딕" w:eastAsia="맑은 고딕" w:cs="맑은 고딕"/>
+                <w:sz w:val="18"/>
+              </w:rPr>
+              <w:t>%</w:t>
+            </w:r>
+          </w:p>
+        </w:tc>
+        <w:tc>
+          <w:tcPr>
+            <w:tcW w:type="dxa" w:w="1162"/>
+          </w:tcPr>
+          <w:p>
+            <w:r/>
+            <w:r>
+              <w:rPr>
+                <w:rFonts w:ascii="맑은 고딕" w:hAnsi="맑은 고딕" w:eastAsia="맑은 고딕" w:cs="맑은 고딕"/>
+                <w:sz w:val="18"/>
+              </w:rPr>
+              <w:t>85.71</w:t>
+            </w:r>
+          </w:p>
+        </w:tc>
+        <w:tc>
+          <w:tcPr>
+            <w:tcW w:type="dxa" w:w="1162"/>
+          </w:tcPr>
+          <w:p>
+            <w:r/>
+            <w:r>
+              <w:rPr>
+                <w:rFonts w:ascii="맑은 고딕" w:hAnsi="맑은 고딕" w:eastAsia="맑은 고딕" w:cs="맑은 고딕"/>
+                <w:sz w:val="18"/>
+              </w:rPr>
+            </w:r>
+          </w:p>
+        </w:tc>
+      </w:tr>
+      <w:tr>
+        <w:tc>
+          <w:tcPr>
+            <w:tcW w:type="dxa" w:w="907"/>
+          </w:tcPr>
+          <w:p>
+            <w:r/>
+            <w:r>
+              <w:rPr>
+                <w:rFonts w:ascii="맑은 고딕" w:hAnsi="맑은 고딕" w:eastAsia="맑은 고딕" w:cs="맑은 고딕"/>
+                <w:sz w:val="18"/>
+              </w:rPr>
+              <w:t>SC09</w:t>
+            </w:r>
+          </w:p>
+        </w:tc>
+        <w:tc>
+          <w:tcPr>
+            <w:tcW w:type="dxa" w:w="1928"/>
+          </w:tcPr>
+          <w:p>
+            <w:r/>
+            <w:r>
+              <w:rPr>
+                <w:rFonts w:ascii="맑은 고딕" w:hAnsi="맑은 고딕" w:eastAsia="맑은 고딕" w:cs="맑은 고딕"/>
+                <w:sz w:val="18"/>
+              </w:rPr>
+              <w:t>장기 체화 재고 비율</w:t>
+            </w:r>
+          </w:p>
+        </w:tc>
+        <w:tc>
+          <w:tcPr>
+            <w:tcW w:type="dxa" w:w="3685"/>
+          </w:tcPr>
+          <w:p>
+            <w:r/>
+            <w:r>
+              <w:rPr>
+                <w:rFonts w:ascii="맑은 고딕" w:hAnsi="맑은 고딕" w:eastAsia="맑은 고딕" w:cs="맑은 고딕"/>
+                <w:sz w:val="18"/>
+              </w:rPr>
+              <w:t>Σ 재고금액(입고 경과 &gt; 180일) / Σ 재고금액 × 100</w:t>
+            </w:r>
+          </w:p>
+        </w:tc>
+        <w:tc>
+          <w:tcPr>
+            <w:tcW w:type="dxa" w:w="737"/>
+          </w:tcPr>
+          <w:p>
+            <w:r/>
+            <w:r>
+              <w:rPr>
+                <w:rFonts w:ascii="맑은 고딕" w:hAnsi="맑은 고딕" w:eastAsia="맑은 고딕" w:cs="맑은 고딕"/>
+                <w:sz w:val="18"/>
+              </w:rPr>
+              <w:t>%</w:t>
+            </w:r>
+          </w:p>
+        </w:tc>
+        <w:tc>
+          <w:tcPr>
+            <w:tcW w:type="dxa" w:w="1162"/>
+          </w:tcPr>
+          <w:p>
+            <w:r/>
+            <w:r>
+              <w:rPr>
+                <w:rFonts w:ascii="맑은 고딕" w:hAnsi="맑은 고딕" w:eastAsia="맑은 고딕" w:cs="맑은 고딕"/>
+                <w:sz w:val="18"/>
+              </w:rPr>
+            </w:r>
+          </w:p>
+        </w:tc>
+        <w:tc>
+          <w:tcPr>
+            <w:tcW w:type="dxa" w:w="1162"/>
+          </w:tcPr>
+          <w:p>
+            <w:r/>
+            <w:r>
+              <w:rPr>
+                <w:rFonts w:ascii="맑은 고딕" w:hAnsi="맑은 고딕" w:eastAsia="맑은 고딕" w:cs="맑은 고딕"/>
+                <w:sz w:val="18"/>
+              </w:rPr>
+              <w:t>6.31</w:t>
+            </w:r>
+          </w:p>
+        </w:tc>
+      </w:tr>
+      <w:tr>
+        <w:tc>
+          <w:tcPr>
+            <w:tcW w:type="dxa" w:w="907"/>
+          </w:tcPr>
+          <w:p>
+            <w:r/>
+            <w:r>
+              <w:rPr>
+                <w:rFonts w:ascii="맑은 고딕" w:hAnsi="맑은 고딕" w:eastAsia="맑은 고딕" w:cs="맑은 고딕"/>
+                <w:sz w:val="18"/>
+              </w:rPr>
+              <w:t>CS01</w:t>
+            </w:r>
+          </w:p>
+        </w:tc>
+        <w:tc>
+          <w:tcPr>
+            <w:tcW w:type="dxa" w:w="1928"/>
+          </w:tcPr>
+          <w:p>
+            <w:r/>
+            <w:r>
+              <w:rPr>
+                <w:rFonts w:ascii="맑은 고딕" w:hAnsi="맑은 고딕" w:eastAsia="맑은 고딕" w:cs="맑은 고딕"/>
+                <w:sz w:val="18"/>
+              </w:rPr>
+              <w:t>납기이행율</w:t>
+            </w:r>
+          </w:p>
+        </w:tc>
+        <w:tc>
+          <w:tcPr>
+            <w:tcW w:type="dxa" w:w="3685"/>
+          </w:tcPr>
+          <w:p>
+            <w:r/>
+            <w:r>
+              <w:rPr>
+                <w:rFonts w:ascii="맑은 고딕" w:hAnsi="맑은 고딕" w:eastAsia="맑은 고딕" w:cs="맑은 고딕"/>
+                <w:sz w:val="18"/>
+              </w:rPr>
+              <w:t>요청일까지 전량 출하된 라인 수 / 요청일 도래 라인 수 × 100</w:t>
+            </w:r>
+          </w:p>
+        </w:tc>
+        <w:tc>
+          <w:tcPr>
+            <w:tcW w:type="dxa" w:w="737"/>
+          </w:tcPr>
+          <w:p>
+            <w:r/>
+            <w:r>
+              <w:rPr>
+                <w:rFonts w:ascii="맑은 고딕" w:hAnsi="맑은 고딕" w:eastAsia="맑은 고딕" w:cs="맑은 고딕"/>
+                <w:sz w:val="18"/>
+              </w:rPr>
+              <w:t>%</w:t>
+            </w:r>
+          </w:p>
+        </w:tc>
+        <w:tc>
+          <w:tcPr>
+            <w:tcW w:type="dxa" w:w="1162"/>
+          </w:tcPr>
+          <w:p>
+            <w:r/>
+            <w:r>
+              <w:rPr>
+                <w:rFonts w:ascii="맑은 고딕" w:hAnsi="맑은 고딕" w:eastAsia="맑은 고딕" w:cs="맑은 고딕"/>
+                <w:sz w:val="18"/>
+              </w:rPr>
+              <w:t>100.0</w:t>
+            </w:r>
+          </w:p>
+        </w:tc>
+        <w:tc>
+          <w:tcPr>
+            <w:tcW w:type="dxa" w:w="1162"/>
+          </w:tcPr>
+          <w:p>
+            <w:r/>
+            <w:r>
+              <w:rPr>
+                <w:rFonts w:ascii="맑은 고딕" w:hAnsi="맑은 고딕" w:eastAsia="맑은 고딕" w:cs="맑은 고딕"/>
+                <w:sz w:val="18"/>
+              </w:rPr>
+              <w:t>82.35</w:t>
+            </w:r>
+          </w:p>
+        </w:tc>
+      </w:tr>
+      <w:tr>
+        <w:tc>
+          <w:tcPr>
+            <w:tcW w:type="dxa" w:w="907"/>
+          </w:tcPr>
+          <w:p>
+            <w:r/>
+            <w:r>
+              <w:rPr>
+                <w:rFonts w:ascii="맑은 고딕" w:hAnsi="맑은 고딕" w:eastAsia="맑은 고딕" w:cs="맑은 고딕"/>
+                <w:sz w:val="18"/>
+              </w:rPr>
+              <w:t>CS02</w:t>
+            </w:r>
+          </w:p>
+        </w:tc>
+        <w:tc>
+          <w:tcPr>
+            <w:tcW w:type="dxa" w:w="1928"/>
+          </w:tcPr>
+          <w:p>
+            <w:r/>
+            <w:r>
+              <w:rPr>
+                <w:rFonts w:ascii="맑은 고딕" w:hAnsi="맑은 고딕" w:eastAsia="맑은 고딕" w:cs="맑은 고딕"/>
+                <w:sz w:val="18"/>
+              </w:rPr>
+              <w:t>품절율</w:t>
+            </w:r>
+          </w:p>
+        </w:tc>
+        <w:tc>
+          <w:tcPr>
+            <w:tcW w:type="dxa" w:w="3685"/>
+          </w:tcPr>
+          <w:p>
+            <w:r/>
+            <w:r>
+              <w:rPr>
+                <w:rFonts w:ascii="맑은 고딕" w:hAnsi="맑은 고딕" w:eastAsia="맑은 고딕" w:cs="맑은 고딕"/>
+                <w:sz w:val="18"/>
+              </w:rPr>
+              <w:t>재고 0 품목·일 수 / 전체 품목·영업일 수 × 100</w:t>
+            </w:r>
+          </w:p>
+        </w:tc>
+        <w:tc>
+          <w:tcPr>
+            <w:tcW w:type="dxa" w:w="737"/>
+          </w:tcPr>
+          <w:p>
+            <w:r/>
+            <w:r>
+              <w:rPr>
+                <w:rFonts w:ascii="맑은 고딕" w:hAnsi="맑은 고딕" w:eastAsia="맑은 고딕" w:cs="맑은 고딕"/>
+                <w:sz w:val="18"/>
+              </w:rPr>
+              <w:t>%</w:t>
+            </w:r>
+          </w:p>
+        </w:tc>
+        <w:tc>
+          <w:tcPr>
+            <w:tcW w:type="dxa" w:w="1162"/>
+          </w:tcPr>
+          <w:p>
+            <w:r/>
+            <w:r>
+              <w:rPr>
+                <w:rFonts w:ascii="맑은 고딕" w:hAnsi="맑은 고딕" w:eastAsia="맑은 고딕" w:cs="맑은 고딕"/>
+                <w:sz w:val="18"/>
+              </w:rPr>
+              <w:t>0.0</w:t>
+            </w:r>
+          </w:p>
+        </w:tc>
+        <w:tc>
+          <w:tcPr>
+            <w:tcW w:type="dxa" w:w="1162"/>
+          </w:tcPr>
+          <w:p>
+            <w:r/>
+            <w:r>
+              <w:rPr>
+                <w:rFonts w:ascii="맑은 고딕" w:hAnsi="맑은 고딕" w:eastAsia="맑은 고딕" w:cs="맑은 고딕"/>
+                <w:sz w:val="18"/>
+              </w:rPr>
+              <w:t>18.75</w:t>
+            </w:r>
+          </w:p>
+        </w:tc>
+      </w:tr>
+      <w:tr>
+        <w:tc>
+          <w:tcPr>
+            <w:tcW w:type="dxa" w:w="907"/>
+          </w:tcPr>
+          <w:p>
+            <w:r/>
+            <w:r>
+              <w:rPr>
+                <w:rFonts w:ascii="맑은 고딕" w:hAnsi="맑은 고딕" w:eastAsia="맑은 고딕" w:cs="맑은 고딕"/>
+                <w:sz w:val="18"/>
+              </w:rPr>
+              <w:t>CS03</w:t>
+            </w:r>
+          </w:p>
+        </w:tc>
+        <w:tc>
+          <w:tcPr>
+            <w:tcW w:type="dxa" w:w="1928"/>
+          </w:tcPr>
+          <w:p>
+            <w:r/>
+            <w:r>
+              <w:rPr>
+                <w:rFonts w:ascii="맑은 고딕" w:hAnsi="맑은 고딕" w:eastAsia="맑은 고딕" w:cs="맑은 고딕"/>
+                <w:sz w:val="18"/>
+              </w:rPr>
+              <w:t>결품율</w:t>
+            </w:r>
+          </w:p>
+        </w:tc>
+        <w:tc>
+          <w:tcPr>
+            <w:tcW w:type="dxa" w:w="3685"/>
+          </w:tcPr>
+          <w:p>
+            <w:r/>
+            <w:r>
+              <w:rPr>
+                <w:rFonts w:ascii="맑은 고딕" w:hAnsi="맑은 고딕" w:eastAsia="맑은 고딕" w:cs="맑은 고딕"/>
+                <w:sz w:val="18"/>
+              </w:rPr>
+              <w:t>Σ max(0, 요청수량 − 요청일까지 출하수량) / Σ 요청수량 × 100</w:t>
+            </w:r>
+          </w:p>
+        </w:tc>
+        <w:tc>
+          <w:tcPr>
+            <w:tcW w:type="dxa" w:w="737"/>
+          </w:tcPr>
+          <w:p>
+            <w:r/>
+            <w:r>
+              <w:rPr>
+                <w:rFonts w:ascii="맑은 고딕" w:hAnsi="맑은 고딕" w:eastAsia="맑은 고딕" w:cs="맑은 고딕"/>
+                <w:sz w:val="18"/>
+              </w:rPr>
+              <w:t>%</w:t>
+            </w:r>
+          </w:p>
+        </w:tc>
+        <w:tc>
+          <w:tcPr>
+            <w:tcW w:type="dxa" w:w="1162"/>
+          </w:tcPr>
+          <w:p>
+            <w:r/>
+            <w:r>
+              <w:rPr>
+                <w:rFonts w:ascii="맑은 고딕" w:hAnsi="맑은 고딕" w:eastAsia="맑은 고딕" w:cs="맑은 고딕"/>
+                <w:sz w:val="18"/>
+              </w:rPr>
+              <w:t>0.0</w:t>
+            </w:r>
+          </w:p>
+        </w:tc>
+        <w:tc>
+          <w:tcPr>
+            <w:tcW w:type="dxa" w:w="1162"/>
+          </w:tcPr>
+          <w:p>
+            <w:r/>
+            <w:r>
+              <w:rPr>
+                <w:rFonts w:ascii="맑은 고딕" w:hAnsi="맑은 고딕" w:eastAsia="맑은 고딕" w:cs="맑은 고딕"/>
+                <w:sz w:val="18"/>
+              </w:rPr>
+              <w:t>5.7</w:t>
+            </w:r>
+          </w:p>
+        </w:tc>
+      </w:tr>
+    </w:tbl>
+    <w:p/>
+    <w:p>
+      <w:r>
+        <w:rPr>
+          <w:rFonts w:ascii="맑은 고딕" w:hAnsi="맑은 고딕" w:eastAsia="맑은 고딕" w:cs="맑은 고딕"/>
+          <w:b w:val="0"/>
+          <w:sz w:val="18"/>
+        </w:rPr>
+        <w:t>값은 대표 차원(전체·합계 등) 기준이며 차원별 값은 KPI 정의서 'KPI산출값' 시트에 있다. 빈칸은 원천 기간 밖이거나 해당 없음.</w:t>
+      </w:r>
+    </w:p>
     <w:p>
       <w:pPr>
         <w:pStyle w:val="Heading2"/>

--- a/mapping/impix/s1/S1_시나리오정의서_IMPIX.docx
+++ b/mapping/impix/s1/S1_시나리오정의서_IMPIX.docx
@@ -869,7 +869,7 @@
                 <w:rFonts w:ascii="맑은 고딕" w:hAnsi="맑은 고딕" w:eastAsia="맑은 고딕" w:cs="맑은 고딕"/>
                 <w:sz w:val="18"/>
               </w:rPr>
-              <w:t>10</w:t>
+              <w:t>12</w:t>
             </w:r>
           </w:p>
         </w:tc>
@@ -7744,6 +7744,83 @@
                 <w:sz w:val="18"/>
               </w:rPr>
               <w:t>완공 일시가 착공 일시보다 빠름</w:t>
+            </w:r>
+          </w:p>
+        </w:tc>
+        <w:tc>
+          <w:tcPr>
+            <w:tcW w:type="dxa" w:w="794"/>
+          </w:tcPr>
+          <w:p>
+            <w:r/>
+            <w:r>
+              <w:rPr>
+                <w:rFonts w:ascii="맑은 고딕" w:hAnsi="맑은 고딕" w:eastAsia="맑은 고딕" w:cs="맑은 고딕"/>
+                <w:sz w:val="18"/>
+              </w:rPr>
+              <w:t>1</w:t>
+            </w:r>
+          </w:p>
+        </w:tc>
+      </w:tr>
+      <w:tr>
+        <w:tc>
+          <w:tcPr>
+            <w:tcW w:type="dxa" w:w="794"/>
+          </w:tcPr>
+          <w:p>
+            <w:r/>
+            <w:r>
+              <w:rPr>
+                <w:rFonts w:ascii="맑은 고딕" w:hAnsi="맑은 고딕" w:eastAsia="맑은 고딕" w:cs="맑은 고딕"/>
+                <w:sz w:val="18"/>
+              </w:rPr>
+              <w:t>Q012</w:t>
+            </w:r>
+          </w:p>
+        </w:tc>
+        <w:tc>
+          <w:tcPr>
+            <w:tcW w:type="dxa" w:w="737"/>
+          </w:tcPr>
+          <w:p>
+            <w:r/>
+            <w:r>
+              <w:rPr>
+                <w:rFonts w:ascii="맑은 고딕" w:hAnsi="맑은 고딕" w:eastAsia="맑은 고딕" w:cs="맑은 고딕"/>
+                <w:sz w:val="18"/>
+              </w:rPr>
+              <w:t>중</w:t>
+            </w:r>
+          </w:p>
+        </w:tc>
+        <w:tc>
+          <w:tcPr>
+            <w:tcW w:type="dxa" w:w="3005"/>
+          </w:tcPr>
+          <w:p>
+            <w:r/>
+            <w:r>
+              <w:rPr>
+                <w:rFonts w:ascii="맑은 고딕" w:hAnsi="맑은 고딕" w:eastAsia="맑은 고딕" w:cs="맑은 고딕"/>
+                <w:sz w:val="18"/>
+              </w:rPr>
+              <w:t>erp.tb_co_std_cost.curr_cd</w:t>
+            </w:r>
+          </w:p>
+        </w:tc>
+        <w:tc>
+          <w:tcPr>
+            <w:tcW w:type="dxa" w:w="4309"/>
+          </w:tcPr>
+          <w:p>
+            <w:r/>
+            <w:r>
+              <w:rPr>
+                <w:rFonts w:ascii="맑은 고딕" w:hAnsi="맑은 고딕" w:eastAsia="맑은 고딕" w:cs="맑은 고딕"/>
+                <w:sz w:val="18"/>
+              </w:rPr>
+              <w:t>코드 테이블 없음(하드코딩 의심)</w:t>
             </w:r>
           </w:p>
         </w:tc>
